--- a/Activities/L3 - FIR Filter.docx
+++ b/Activities/L3 - FIR Filter.docx
@@ -52,15 +52,35 @@
                 <w:szCs w:val="20"/>
               </w:rPr>
             </w:pPr>
+          </w:p>
+          <w:p>
+            <w:pPr>
+              <w:jc w:val="center"/>
+              <w:rPr>
+                <w:rFonts w:ascii="Calibri Light" w:hAnsi="Calibri Light" w:cs="Arial"/>
+                <w:sz w:val="20"/>
+                <w:szCs w:val="20"/>
+              </w:rPr>
+            </w:pPr>
+          </w:p>
+          <w:p>
+            <w:pPr>
+              <w:jc w:val="center"/>
+              <w:rPr>
+                <w:rFonts w:ascii="Calibri Light" w:hAnsi="Calibri Light" w:cs="Arial"/>
+                <w:sz w:val="20"/>
+                <w:szCs w:val="20"/>
+              </w:rPr>
+            </w:pPr>
             <w:r>
               <w:rPr>
                 <w:noProof/>
               </w:rPr>
               <w:drawing>
-                <wp:inline distT="0" distB="0" distL="0" distR="0" wp14:anchorId="018EA456" wp14:editId="2707EF69">
-                  <wp:extent cx="1055370" cy="824865"/>
-                  <wp:effectExtent l="0" t="0" r="0" b="0"/>
-                  <wp:docPr id="223738303" name="Picture 1"/>
+                <wp:inline distT="0" distB="0" distL="0" distR="0" wp14:anchorId="3CC04970" wp14:editId="4A7606A1">
+                  <wp:extent cx="1433384" cy="1046234"/>
+                  <wp:effectExtent l="0" t="0" r="1905" b="0"/>
+                  <wp:docPr id="1" name="Picture 1" descr="NUCLEO-H533RE STMicroelectronics | Placas de desarrollo, kits,  programadores | DigiKey"/>
                   <wp:cNvGraphicFramePr>
                     <a:graphicFrameLocks xmlns:a="http://schemas.openxmlformats.org/drawingml/2006/main" noChangeAspect="1"/>
                   </wp:cNvGraphicFramePr>
@@ -68,24 +88,31 @@
                     <a:graphicData uri="http://schemas.openxmlformats.org/drawingml/2006/picture">
                       <pic:pic xmlns:pic="http://schemas.openxmlformats.org/drawingml/2006/picture">
                         <pic:nvPicPr>
-                          <pic:cNvPr id="223738303" name="Picture 1"/>
+                          <pic:cNvPr id="0" name="Picture 1" descr="NUCLEO-H533RE STMicroelectronics | Placas de desarrollo, kits,  programadores | DigiKey"/>
                           <pic:cNvPicPr>
-                            <a:picLocks noChangeAspect="1"/>
+                            <a:picLocks noChangeAspect="1" noChangeArrowheads="1"/>
                           </pic:cNvPicPr>
                         </pic:nvPicPr>
                         <pic:blipFill rotWithShape="1">
-                          <a:blip r:embed="rId8"/>
-                          <a:srcRect l="3127" t="12504" r="3354" b="14367"/>
+                          <a:blip r:embed="rId8" cstate="print">
+                            <a:extLst>
+                              <a:ext uri="{28A0092B-C50C-407E-A947-70E740481C1C}">
+                                <a14:useLocalDpi xmlns:a14="http://schemas.microsoft.com/office/drawing/2010/main" val="0"/>
+                              </a:ext>
+                            </a:extLst>
+                          </a:blip>
+                          <a:srcRect l="7180" t="17837" r="4649" b="17806"/>
                           <a:stretch/>
                         </pic:blipFill>
                         <pic:spPr bwMode="auto">
                           <a:xfrm>
                             <a:off x="0" y="0"/>
-                            <a:ext cx="1055370" cy="824865"/>
+                            <a:ext cx="1469882" cy="1072874"/>
                           </a:xfrm>
                           <a:prstGeom prst="rect">
                             <a:avLst/>
                           </a:prstGeom>
+                          <a:noFill/>
                           <a:ln>
                             <a:noFill/>
                           </a:ln>
@@ -482,7 +509,6 @@
           </w:tcPr>
           <w:p>
             <w:pPr>
-              <w:jc w:val="center"/>
               <w:rPr>
                 <w:noProof/>
                 <w:lang w:val="en-US" w:eastAsia="es-MX"/>
@@ -918,13 +944,14 @@
       </w:pPr>
       <w:r>
         <w:rPr>
-          <w:noProof/>
+          <w:rFonts w:ascii="Arial Narrow" w:hAnsi="Arial Narrow" w:cs="Arial"/>
+          <w:lang w:val="en-US"/>
         </w:rPr>
         <w:drawing>
-          <wp:inline distT="0" distB="0" distL="0" distR="0" wp14:anchorId="140F201A" wp14:editId="4E40B730">
-            <wp:extent cx="5941210" cy="2602230"/>
-            <wp:effectExtent l="0" t="0" r="2540" b="7620"/>
-            <wp:docPr id="1285610484" name="Picture 1"/>
+          <wp:inline distT="0" distB="0" distL="0" distR="0" wp14:anchorId="1EBCB0FB" wp14:editId="650D4DFE">
+            <wp:extent cx="6871970" cy="2705735"/>
+            <wp:effectExtent l="0" t="0" r="0" b="0"/>
+            <wp:docPr id="1226566668" name="Picture 1"/>
             <wp:cNvGraphicFramePr>
               <a:graphicFrameLocks xmlns:a="http://schemas.openxmlformats.org/drawingml/2006/main" noChangeAspect="1"/>
             </wp:cNvGraphicFramePr>
@@ -932,7 +959,7 @@
               <a:graphicData uri="http://schemas.openxmlformats.org/drawingml/2006/picture">
                 <pic:pic xmlns:pic="http://schemas.openxmlformats.org/drawingml/2006/picture">
                   <pic:nvPicPr>
-                    <pic:cNvPr id="1285610484" name=""/>
+                    <pic:cNvPr id="1226566668" name=""/>
                     <pic:cNvPicPr/>
                   </pic:nvPicPr>
                   <pic:blipFill>
@@ -944,7 +971,7 @@
                   <pic:spPr>
                     <a:xfrm>
                       <a:off x="0" y="0"/>
-                      <a:ext cx="5950860" cy="2606457"/>
+                      <a:ext cx="6871970" cy="2705735"/>
                     </a:xfrm>
                     <a:prstGeom prst="rect">
                       <a:avLst/>
@@ -1725,23 +1752,39 @@
                 <w:rFonts w:ascii="Arial Narrow" w:hAnsi="Arial Narrow" w:cs="Arial"/>
                 <w:lang w:val="en-US"/>
               </w:rPr>
-              <w:t>ADC12_COMMON-&gt;CCR |= ADC_CCR_CKMODE_0;</w:t>
-            </w:r>
-          </w:p>
-          <w:p>
-            <w:pPr>
-              <w:spacing w:after="0" w:line="240" w:lineRule="auto"/>
-              <w:rPr>
-                <w:rFonts w:ascii="Arial Narrow" w:hAnsi="Arial Narrow" w:cs="Arial"/>
-                <w:lang w:val="en-US"/>
-              </w:rPr>
-            </w:pPr>
-            <w:r>
-              <w:rPr>
-                <w:rFonts w:ascii="Arial Narrow" w:hAnsi="Arial Narrow" w:cs="Arial"/>
-                <w:lang w:val="en-US"/>
-              </w:rPr>
-              <w:t xml:space="preserve">  ADC1-&gt;CR    &amp;= ~ADC_CR_DEEPPWD;</w:t>
+              <w:t>ADC12_COMMON-&gt;CCR |</w:t>
+            </w:r>
+            <w:proofErr w:type="gramStart"/>
+            <w:r>
+              <w:rPr>
+                <w:rFonts w:ascii="Arial Narrow" w:hAnsi="Arial Narrow" w:cs="Arial"/>
+                <w:lang w:val="en-US"/>
+              </w:rPr>
+              <w:t>=  ADC</w:t>
+            </w:r>
+            <w:proofErr w:type="gramEnd"/>
+            <w:r>
+              <w:rPr>
+                <w:rFonts w:ascii="Arial Narrow" w:hAnsi="Arial Narrow" w:cs="Arial"/>
+                <w:lang w:val="en-US"/>
+              </w:rPr>
+              <w:t>_CCR_CKMODE_1;</w:t>
+            </w:r>
+          </w:p>
+          <w:p>
+            <w:pPr>
+              <w:spacing w:after="0" w:line="240" w:lineRule="auto"/>
+              <w:rPr>
+                <w:rFonts w:ascii="Arial Narrow" w:hAnsi="Arial Narrow" w:cs="Arial"/>
+                <w:lang w:val="en-US"/>
+              </w:rPr>
+            </w:pPr>
+            <w:r>
+              <w:rPr>
+                <w:rFonts w:ascii="Arial Narrow" w:hAnsi="Arial Narrow" w:cs="Arial"/>
+                <w:lang w:val="en-US"/>
+              </w:rPr>
+              <w:t xml:space="preserve">  ADC1-&gt;CR          &amp;= ~ADC_CR_DEEPPWD;</w:t>
             </w:r>
           </w:p>
           <w:p>
@@ -1772,7 +1815,7 @@
                 <w:lang w:val="en-US"/>
               </w:rPr>
               <w:tab/>
-              <w:t>&amp;=</w:t>
+              <w:t xml:space="preserve">      &amp;= ~ADC_CR_ADVREGEN;</w:t>
             </w:r>
             <w:r>
               <w:rPr>
@@ -1780,7 +1823,22 @@
                 <w:lang w:val="en-US"/>
               </w:rPr>
               <w:tab/>
-              <w:t>~ADC_CR_ADVREGEN;</w:t>
+            </w:r>
+          </w:p>
+          <w:p>
+            <w:pPr>
+              <w:spacing w:after="0" w:line="240" w:lineRule="auto"/>
+              <w:rPr>
+                <w:rFonts w:ascii="Arial Narrow" w:hAnsi="Arial Narrow" w:cs="Arial"/>
+                <w:lang w:val="en-US"/>
+              </w:rPr>
+            </w:pPr>
+            <w:r>
+              <w:rPr>
+                <w:rFonts w:ascii="Arial Narrow" w:hAnsi="Arial Narrow" w:cs="Arial"/>
+                <w:lang w:val="en-US"/>
+              </w:rPr>
+              <w:t xml:space="preserve">  ADC1-&gt;CR</w:t>
             </w:r>
             <w:r>
               <w:rPr>
@@ -1789,44 +1847,29 @@
               </w:rPr>
               <w:tab/>
             </w:r>
-          </w:p>
-          <w:p>
-            <w:pPr>
-              <w:spacing w:after="0" w:line="240" w:lineRule="auto"/>
-              <w:rPr>
-                <w:rFonts w:ascii="Arial Narrow" w:hAnsi="Arial Narrow" w:cs="Arial"/>
-                <w:lang w:val="en-US"/>
-              </w:rPr>
-            </w:pPr>
-            <w:r>
-              <w:rPr>
-                <w:rFonts w:ascii="Arial Narrow" w:hAnsi="Arial Narrow" w:cs="Arial"/>
-                <w:lang w:val="en-US"/>
-              </w:rPr>
-              <w:t xml:space="preserve">  ADC1-&gt;CR</w:t>
-            </w:r>
             <w:r>
               <w:rPr>
                 <w:rFonts w:ascii="Arial Narrow" w:hAnsi="Arial Narrow" w:cs="Arial"/>
                 <w:lang w:val="en-US"/>
               </w:rPr>
               <w:tab/>
-            </w:r>
-            <w:r>
-              <w:rPr>
-                <w:rFonts w:ascii="Arial Narrow" w:hAnsi="Arial Narrow" w:cs="Arial"/>
-                <w:lang w:val="en-US"/>
-              </w:rPr>
-              <w:tab/>
-              <w:t>|=</w:t>
-            </w:r>
-            <w:r>
-              <w:rPr>
-                <w:rFonts w:ascii="Arial Narrow" w:hAnsi="Arial Narrow" w:cs="Arial"/>
-                <w:lang w:val="en-US"/>
-              </w:rPr>
-              <w:tab/>
-              <w:t>ADC_CR_ADVREGEN;</w:t>
+              <w:t xml:space="preserve">      |</w:t>
+            </w:r>
+            <w:proofErr w:type="gramStart"/>
+            <w:r>
+              <w:rPr>
+                <w:rFonts w:ascii="Arial Narrow" w:hAnsi="Arial Narrow" w:cs="Arial"/>
+                <w:lang w:val="en-US"/>
+              </w:rPr>
+              <w:t>=  ADC</w:t>
+            </w:r>
+            <w:proofErr w:type="gramEnd"/>
+            <w:r>
+              <w:rPr>
+                <w:rFonts w:ascii="Arial Narrow" w:hAnsi="Arial Narrow" w:cs="Arial"/>
+                <w:lang w:val="en-US"/>
+              </w:rPr>
+              <w:t>_CR_ADVREGEN;</w:t>
             </w:r>
           </w:p>
           <w:p>
@@ -1858,22 +1901,7 @@
                 <w:rFonts w:ascii="Arial Narrow" w:hAnsi="Arial Narrow" w:cs="Arial"/>
                 <w:lang w:val="en-US"/>
               </w:rPr>
-              <w:t xml:space="preserve">  ADC1-&gt;CR</w:t>
-            </w:r>
-            <w:r>
-              <w:rPr>
-                <w:rFonts w:ascii="Arial Narrow" w:hAnsi="Arial Narrow" w:cs="Arial"/>
-                <w:lang w:val="en-US"/>
-              </w:rPr>
-              <w:tab/>
-            </w:r>
-            <w:r>
-              <w:rPr>
-                <w:rFonts w:ascii="Arial Narrow" w:hAnsi="Arial Narrow" w:cs="Arial"/>
-                <w:lang w:val="en-US"/>
-              </w:rPr>
-              <w:tab/>
-              <w:t>|=</w:t>
+              <w:t xml:space="preserve">  ADC1-&gt;CR |=</w:t>
             </w:r>
             <w:r>
               <w:rPr>
@@ -1954,22 +1982,7 @@
                 <w:rFonts w:ascii="Arial Narrow" w:hAnsi="Arial Narrow" w:cs="Arial"/>
                 <w:lang w:val="en-US"/>
               </w:rPr>
-              <w:t xml:space="preserve">  ADC1-&gt;CFGR</w:t>
-            </w:r>
-            <w:r>
-              <w:rPr>
-                <w:rFonts w:ascii="Arial Narrow" w:hAnsi="Arial Narrow" w:cs="Arial"/>
-                <w:lang w:val="en-US"/>
-              </w:rPr>
-              <w:tab/>
-            </w:r>
-            <w:r>
-              <w:rPr>
-                <w:rFonts w:ascii="Arial Narrow" w:hAnsi="Arial Narrow" w:cs="Arial"/>
-                <w:lang w:val="en-US"/>
-              </w:rPr>
-              <w:tab/>
-              <w:t>&amp;=</w:t>
+              <w:t xml:space="preserve">  ADC1-&gt;CFGR &amp;=</w:t>
             </w:r>
             <w:r>
               <w:rPr>
@@ -1993,22 +2006,7 @@
                 <w:rFonts w:ascii="Arial Narrow" w:hAnsi="Arial Narrow" w:cs="Arial"/>
                 <w:lang w:val="en-US"/>
               </w:rPr>
-              <w:t xml:space="preserve">  ADC1-&gt;CFGR</w:t>
-            </w:r>
-            <w:r>
-              <w:rPr>
-                <w:rFonts w:ascii="Arial Narrow" w:hAnsi="Arial Narrow" w:cs="Arial"/>
-                <w:lang w:val="en-US"/>
-              </w:rPr>
-              <w:tab/>
-            </w:r>
-            <w:r>
-              <w:rPr>
-                <w:rFonts w:ascii="Arial Narrow" w:hAnsi="Arial Narrow" w:cs="Arial"/>
-                <w:lang w:val="en-US"/>
-              </w:rPr>
-              <w:tab/>
-              <w:t>&amp;=</w:t>
+              <w:t xml:space="preserve">  ADC1-&gt;CFGR &amp;=</w:t>
             </w:r>
             <w:r>
               <w:rPr>
@@ -2032,22 +2030,7 @@
                 <w:rFonts w:ascii="Arial Narrow" w:hAnsi="Arial Narrow" w:cs="Arial"/>
                 <w:lang w:val="en-US"/>
               </w:rPr>
-              <w:t xml:space="preserve">  ADC1-&gt;CFGR</w:t>
-            </w:r>
-            <w:r>
-              <w:rPr>
-                <w:rFonts w:ascii="Arial Narrow" w:hAnsi="Arial Narrow" w:cs="Arial"/>
-                <w:lang w:val="en-US"/>
-              </w:rPr>
-              <w:tab/>
-            </w:r>
-            <w:r>
-              <w:rPr>
-                <w:rFonts w:ascii="Arial Narrow" w:hAnsi="Arial Narrow" w:cs="Arial"/>
-                <w:lang w:val="en-US"/>
-              </w:rPr>
-              <w:tab/>
-              <w:t>&amp;=</w:t>
+              <w:t xml:space="preserve">  ADC1-&gt;CFGR &amp;=</w:t>
             </w:r>
             <w:r>
               <w:rPr>
@@ -2080,22 +2063,7 @@
                 <w:rFonts w:ascii="Arial Narrow" w:hAnsi="Arial Narrow" w:cs="Arial"/>
                 <w:lang w:val="en-US"/>
               </w:rPr>
-              <w:t xml:space="preserve">  ADC1-&gt;SQR1</w:t>
-            </w:r>
-            <w:r>
-              <w:rPr>
-                <w:rFonts w:ascii="Arial Narrow" w:hAnsi="Arial Narrow" w:cs="Arial"/>
-                <w:lang w:val="en-US"/>
-              </w:rPr>
-              <w:tab/>
-            </w:r>
-            <w:r>
-              <w:rPr>
-                <w:rFonts w:ascii="Arial Narrow" w:hAnsi="Arial Narrow" w:cs="Arial"/>
-                <w:lang w:val="en-US"/>
-              </w:rPr>
-              <w:tab/>
-              <w:t>&amp;=</w:t>
+              <w:t xml:space="preserve">  ADC1-&gt;SQR1 &amp;=</w:t>
             </w:r>
             <w:r>
               <w:rPr>
@@ -2119,22 +2087,7 @@
                 <w:rFonts w:ascii="Arial Narrow" w:hAnsi="Arial Narrow" w:cs="Arial"/>
                 <w:lang w:val="en-US"/>
               </w:rPr>
-              <w:t xml:space="preserve">  ADC1-&gt;SQR1</w:t>
-            </w:r>
-            <w:r>
-              <w:rPr>
-                <w:rFonts w:ascii="Arial Narrow" w:hAnsi="Arial Narrow" w:cs="Arial"/>
-                <w:lang w:val="en-US"/>
-              </w:rPr>
-              <w:tab/>
-            </w:r>
-            <w:r>
-              <w:rPr>
-                <w:rFonts w:ascii="Arial Narrow" w:hAnsi="Arial Narrow" w:cs="Arial"/>
-                <w:lang w:val="en-US"/>
-              </w:rPr>
-              <w:tab/>
-              <w:t>|=</w:t>
+              <w:t xml:space="preserve">  ADC1-&gt;SQR1 |=</w:t>
             </w:r>
             <w:r>
               <w:rPr>
@@ -2167,22 +2120,7 @@
                 <w:rFonts w:ascii="Arial Narrow" w:hAnsi="Arial Narrow" w:cs="Arial"/>
                 <w:lang w:val="en-US"/>
               </w:rPr>
-              <w:t xml:space="preserve">  ADC1-&gt;SMPR1</w:t>
-            </w:r>
-            <w:r>
-              <w:rPr>
-                <w:rFonts w:ascii="Arial Narrow" w:hAnsi="Arial Narrow" w:cs="Arial"/>
-                <w:lang w:val="en-US"/>
-              </w:rPr>
-              <w:tab/>
-            </w:r>
-            <w:r>
-              <w:rPr>
-                <w:rFonts w:ascii="Arial Narrow" w:hAnsi="Arial Narrow" w:cs="Arial"/>
-                <w:lang w:val="en-US"/>
-              </w:rPr>
-              <w:tab/>
-              <w:t>&amp;=</w:t>
+              <w:t xml:space="preserve">  ADC1-&gt;SMPR1 &amp;=</w:t>
             </w:r>
             <w:r>
               <w:rPr>
@@ -2215,30 +2153,7 @@
                 <w:rFonts w:ascii="Arial Narrow" w:hAnsi="Arial Narrow" w:cs="Arial"/>
                 <w:lang w:val="en-US"/>
               </w:rPr>
-              <w:t xml:space="preserve">  ADC1-&gt;CR</w:t>
-            </w:r>
-            <w:r>
-              <w:rPr>
-                <w:rFonts w:ascii="Arial Narrow" w:hAnsi="Arial Narrow" w:cs="Arial"/>
-                <w:lang w:val="en-US"/>
-              </w:rPr>
-              <w:tab/>
-            </w:r>
-            <w:r>
-              <w:rPr>
-                <w:rFonts w:ascii="Arial Narrow" w:hAnsi="Arial Narrow" w:cs="Arial"/>
-                <w:lang w:val="en-US"/>
-              </w:rPr>
-              <w:tab/>
-              <w:t>|=</w:t>
-            </w:r>
-            <w:r>
-              <w:rPr>
-                <w:rFonts w:ascii="Arial Narrow" w:hAnsi="Arial Narrow" w:cs="Arial"/>
-                <w:lang w:val="en-US"/>
-              </w:rPr>
-              <w:tab/>
-              <w:t>ADC_CR_ADEN;</w:t>
+              <w:t xml:space="preserve">  ADC1-&gt;CR |= ADC_CR_ADEN;</w:t>
             </w:r>
           </w:p>
           <w:p>
@@ -2430,21 +2345,7 @@
                 <w:rFonts w:ascii="Arial Narrow" w:hAnsi="Arial Narrow" w:cs="Arial"/>
                 <w:lang w:val="en-US"/>
               </w:rPr>
-              <w:t xml:space="preserve">  TIM2-&gt;ARR = 24e</w:t>
-            </w:r>
-            <w:r>
-              <w:rPr>
-                <w:rFonts w:ascii="Arial Narrow" w:hAnsi="Arial Narrow" w:cs="Arial"/>
-                <w:lang w:val="en-US"/>
-              </w:rPr>
-              <w:t>6</w:t>
-            </w:r>
-            <w:r>
-              <w:rPr>
-                <w:rFonts w:ascii="Arial Narrow" w:hAnsi="Arial Narrow" w:cs="Arial"/>
-                <w:lang w:val="en-US"/>
-              </w:rPr>
-              <w:t xml:space="preserve"> - 1;</w:t>
+              <w:t xml:space="preserve">  TIM2-&gt;ARR = 24e6 - 1;</w:t>
             </w:r>
           </w:p>
           <w:p>
@@ -2599,6 +2500,447 @@
                 <w:lang w:val="en-US"/>
               </w:rPr>
             </w:pPr>
+          </w:p>
+          <w:p>
+            <w:pPr>
+              <w:spacing w:after="0" w:line="240" w:lineRule="auto"/>
+              <w:rPr>
+                <w:rFonts w:ascii="Arial Narrow" w:hAnsi="Arial Narrow" w:cs="Arial"/>
+                <w:lang w:val="en-US"/>
+              </w:rPr>
+            </w:pPr>
+            <w:r>
+              <w:rPr>
+                <w:rFonts w:ascii="Arial Narrow" w:hAnsi="Arial Narrow" w:cs="Arial"/>
+                <w:lang w:val="en-US"/>
+              </w:rPr>
+              <w:t xml:space="preserve">  while (1)</w:t>
+            </w:r>
+          </w:p>
+          <w:p>
+            <w:pPr>
+              <w:spacing w:after="0" w:line="240" w:lineRule="auto"/>
+              <w:rPr>
+                <w:rFonts w:ascii="Arial Narrow" w:hAnsi="Arial Narrow" w:cs="Arial"/>
+                <w:lang w:val="en-US"/>
+              </w:rPr>
+            </w:pPr>
+            <w:r>
+              <w:rPr>
+                <w:rFonts w:ascii="Arial Narrow" w:hAnsi="Arial Narrow" w:cs="Arial"/>
+                <w:lang w:val="en-US"/>
+              </w:rPr>
+              <w:t xml:space="preserve">  {</w:t>
+            </w:r>
+          </w:p>
+          <w:p>
+            <w:pPr>
+              <w:spacing w:after="0" w:line="240" w:lineRule="auto"/>
+              <w:rPr>
+                <w:rFonts w:ascii="Arial Narrow" w:hAnsi="Arial Narrow" w:cs="Arial"/>
+                <w:lang w:val="en-US"/>
+              </w:rPr>
+            </w:pPr>
+            <w:r>
+              <w:rPr>
+                <w:rFonts w:ascii="Arial Narrow" w:hAnsi="Arial Narrow" w:cs="Arial"/>
+                <w:lang w:val="en-US"/>
+              </w:rPr>
+              <w:t xml:space="preserve">    </w:t>
+            </w:r>
+          </w:p>
+          <w:p>
+            <w:pPr>
+              <w:spacing w:after="0" w:line="240" w:lineRule="auto"/>
+              <w:rPr>
+                <w:rFonts w:ascii="Arial Narrow" w:hAnsi="Arial Narrow" w:cs="Arial"/>
+                <w:lang w:val="en-US"/>
+              </w:rPr>
+            </w:pPr>
+            <w:r>
+              <w:rPr>
+                <w:rFonts w:ascii="Arial Narrow" w:hAnsi="Arial Narrow" w:cs="Arial"/>
+                <w:lang w:val="en-US"/>
+              </w:rPr>
+              <w:lastRenderedPageBreak/>
+              <w:t xml:space="preserve">  }</w:t>
+            </w:r>
+          </w:p>
+          <w:p>
+            <w:pPr>
+              <w:spacing w:after="0" w:line="240" w:lineRule="auto"/>
+              <w:rPr>
+                <w:rFonts w:ascii="Arial Narrow" w:hAnsi="Arial Narrow" w:cs="Arial"/>
+                <w:lang w:val="en-US"/>
+              </w:rPr>
+            </w:pPr>
+            <w:r>
+              <w:rPr>
+                <w:rFonts w:ascii="Arial Narrow" w:hAnsi="Arial Narrow" w:cs="Arial"/>
+                <w:lang w:val="en-US"/>
+              </w:rPr>
+              <w:t>}</w:t>
+            </w:r>
+          </w:p>
+          <w:p>
+            <w:pPr>
+              <w:spacing w:after="0" w:line="240" w:lineRule="auto"/>
+              <w:rPr>
+                <w:rFonts w:ascii="Arial Narrow" w:hAnsi="Arial Narrow" w:cs="Arial"/>
+                <w:lang w:val="en-US"/>
+              </w:rPr>
+            </w:pPr>
+          </w:p>
+          <w:p>
+            <w:pPr>
+              <w:spacing w:after="0" w:line="240" w:lineRule="auto"/>
+              <w:rPr>
+                <w:rFonts w:ascii="Arial Narrow" w:hAnsi="Arial Narrow" w:cs="Arial"/>
+                <w:lang w:val="en-US"/>
+              </w:rPr>
+            </w:pPr>
+            <w:r>
+              <w:rPr>
+                <w:rFonts w:ascii="Arial Narrow" w:hAnsi="Arial Narrow" w:cs="Arial"/>
+                <w:lang w:val="en-US"/>
+              </w:rPr>
+              <w:t>void TIM2_IRQHandler(void)</w:t>
+            </w:r>
+          </w:p>
+          <w:p>
+            <w:pPr>
+              <w:spacing w:after="0" w:line="240" w:lineRule="auto"/>
+              <w:rPr>
+                <w:rFonts w:ascii="Arial Narrow" w:hAnsi="Arial Narrow" w:cs="Arial"/>
+                <w:lang w:val="en-US"/>
+              </w:rPr>
+            </w:pPr>
+            <w:r>
+              <w:rPr>
+                <w:rFonts w:ascii="Arial Narrow" w:hAnsi="Arial Narrow" w:cs="Arial"/>
+                <w:lang w:val="en-US"/>
+              </w:rPr>
+              <w:t>{</w:t>
+            </w:r>
+          </w:p>
+          <w:p>
+            <w:pPr>
+              <w:spacing w:after="0" w:line="240" w:lineRule="auto"/>
+              <w:rPr>
+                <w:rFonts w:ascii="Arial Narrow" w:hAnsi="Arial Narrow" w:cs="Arial"/>
+                <w:lang w:val="en-US"/>
+              </w:rPr>
+            </w:pPr>
+            <w:r>
+              <w:rPr>
+                <w:rFonts w:ascii="Arial Narrow" w:hAnsi="Arial Narrow" w:cs="Arial"/>
+                <w:lang w:val="en-US"/>
+              </w:rPr>
+              <w:t xml:space="preserve">  // Number of elements in input vector and filter</w:t>
+            </w:r>
+          </w:p>
+          <w:p>
+            <w:pPr>
+              <w:spacing w:after="0" w:line="240" w:lineRule="auto"/>
+              <w:rPr>
+                <w:rFonts w:ascii="Arial Narrow" w:hAnsi="Arial Narrow" w:cs="Arial"/>
+                <w:lang w:val="en-US"/>
+              </w:rPr>
+            </w:pPr>
+            <w:r>
+              <w:rPr>
+                <w:rFonts w:ascii="Arial Narrow" w:hAnsi="Arial Narrow" w:cs="Arial"/>
+                <w:lang w:val="en-US"/>
+              </w:rPr>
+              <w:t xml:space="preserve">  int32_t     K = 3;</w:t>
+            </w:r>
+          </w:p>
+          <w:p>
+            <w:pPr>
+              <w:spacing w:after="0" w:line="240" w:lineRule="auto"/>
+              <w:rPr>
+                <w:rFonts w:ascii="Arial Narrow" w:hAnsi="Arial Narrow" w:cs="Arial"/>
+                <w:lang w:val="en-US"/>
+              </w:rPr>
+            </w:pPr>
+          </w:p>
+          <w:p>
+            <w:pPr>
+              <w:spacing w:after="0" w:line="240" w:lineRule="auto"/>
+              <w:rPr>
+                <w:rFonts w:ascii="Arial Narrow" w:hAnsi="Arial Narrow" w:cs="Arial"/>
+                <w:lang w:val="en-US"/>
+              </w:rPr>
+            </w:pPr>
+            <w:r>
+              <w:rPr>
+                <w:rFonts w:ascii="Arial Narrow" w:hAnsi="Arial Narrow" w:cs="Arial"/>
+                <w:lang w:val="en-US"/>
+              </w:rPr>
+              <w:t xml:space="preserve">  // Inputs vector</w:t>
+            </w:r>
+          </w:p>
+          <w:p>
+            <w:pPr>
+              <w:spacing w:after="0" w:line="240" w:lineRule="auto"/>
+              <w:rPr>
+                <w:rFonts w:ascii="Arial Narrow" w:hAnsi="Arial Narrow" w:cs="Arial"/>
+                <w:lang w:val="en-US"/>
+              </w:rPr>
+            </w:pPr>
+            <w:r>
+              <w:rPr>
+                <w:rFonts w:ascii="Arial Narrow" w:hAnsi="Arial Narrow" w:cs="Arial"/>
+                <w:lang w:val="en-US"/>
+              </w:rPr>
+              <w:t xml:space="preserve">  static double </w:t>
+            </w:r>
+            <w:proofErr w:type="gramStart"/>
+            <w:r>
+              <w:rPr>
+                <w:rFonts w:ascii="Arial Narrow" w:hAnsi="Arial Narrow" w:cs="Arial"/>
+                <w:lang w:val="en-US"/>
+              </w:rPr>
+              <w:t>X[</w:t>
+            </w:r>
+            <w:proofErr w:type="gramEnd"/>
+            <w:r>
+              <w:rPr>
+                <w:rFonts w:ascii="Arial Narrow" w:hAnsi="Arial Narrow" w:cs="Arial"/>
+                <w:lang w:val="en-US"/>
+              </w:rPr>
+              <w:t>3] = {};</w:t>
+            </w:r>
+          </w:p>
+          <w:p>
+            <w:pPr>
+              <w:spacing w:after="0" w:line="240" w:lineRule="auto"/>
+              <w:rPr>
+                <w:rFonts w:ascii="Arial Narrow" w:hAnsi="Arial Narrow" w:cs="Arial"/>
+                <w:lang w:val="en-US"/>
+              </w:rPr>
+            </w:pPr>
+          </w:p>
+          <w:p>
+            <w:pPr>
+              <w:spacing w:after="0" w:line="240" w:lineRule="auto"/>
+              <w:rPr>
+                <w:rFonts w:ascii="Arial Narrow" w:hAnsi="Arial Narrow" w:cs="Arial"/>
+                <w:lang w:val="en-US"/>
+              </w:rPr>
+            </w:pPr>
+            <w:r>
+              <w:rPr>
+                <w:rFonts w:ascii="Arial Narrow" w:hAnsi="Arial Narrow" w:cs="Arial"/>
+                <w:lang w:val="en-US"/>
+              </w:rPr>
+              <w:t xml:space="preserve">  // Filter coefficients</w:t>
+            </w:r>
+          </w:p>
+          <w:p>
+            <w:pPr>
+              <w:spacing w:after="0" w:line="240" w:lineRule="auto"/>
+              <w:rPr>
+                <w:rFonts w:ascii="Arial Narrow" w:hAnsi="Arial Narrow" w:cs="Arial"/>
+                <w:lang w:val="en-US"/>
+              </w:rPr>
+            </w:pPr>
+            <w:r>
+              <w:rPr>
+                <w:rFonts w:ascii="Arial Narrow" w:hAnsi="Arial Narrow" w:cs="Arial"/>
+                <w:lang w:val="en-US"/>
+              </w:rPr>
+              <w:t xml:space="preserve">  static double </w:t>
+            </w:r>
+            <w:proofErr w:type="gramStart"/>
+            <w:r>
+              <w:rPr>
+                <w:rFonts w:ascii="Arial Narrow" w:hAnsi="Arial Narrow" w:cs="Arial"/>
+                <w:lang w:val="en-US"/>
+              </w:rPr>
+              <w:t>B[</w:t>
+            </w:r>
+            <w:proofErr w:type="gramEnd"/>
+            <w:r>
+              <w:rPr>
+                <w:rFonts w:ascii="Arial Narrow" w:hAnsi="Arial Narrow" w:cs="Arial"/>
+                <w:lang w:val="en-US"/>
+              </w:rPr>
+              <w:t>3] = {1.0, 0.0, 0.0};</w:t>
+            </w:r>
+          </w:p>
+          <w:p>
+            <w:pPr>
+              <w:spacing w:after="0" w:line="240" w:lineRule="auto"/>
+              <w:rPr>
+                <w:rFonts w:ascii="Arial Narrow" w:hAnsi="Arial Narrow" w:cs="Arial"/>
+                <w:lang w:val="en-US"/>
+              </w:rPr>
+            </w:pPr>
+          </w:p>
+          <w:p>
+            <w:pPr>
+              <w:spacing w:after="0" w:line="240" w:lineRule="auto"/>
+              <w:rPr>
+                <w:rFonts w:ascii="Arial Narrow" w:hAnsi="Arial Narrow" w:cs="Arial"/>
+                <w:lang w:val="en-US"/>
+              </w:rPr>
+            </w:pPr>
+            <w:r>
+              <w:rPr>
+                <w:rFonts w:ascii="Arial Narrow" w:hAnsi="Arial Narrow" w:cs="Arial"/>
+                <w:lang w:val="en-US"/>
+              </w:rPr>
+              <w:t xml:space="preserve">  // Output per sample</w:t>
+            </w:r>
+          </w:p>
+          <w:p>
+            <w:pPr>
+              <w:spacing w:after="0" w:line="240" w:lineRule="auto"/>
+              <w:rPr>
+                <w:rFonts w:ascii="Arial Narrow" w:hAnsi="Arial Narrow" w:cs="Arial"/>
+                <w:lang w:val="en-US"/>
+              </w:rPr>
+            </w:pPr>
+            <w:r>
+              <w:rPr>
+                <w:rFonts w:ascii="Arial Narrow" w:hAnsi="Arial Narrow" w:cs="Arial"/>
+                <w:lang w:val="en-US"/>
+              </w:rPr>
+              <w:t xml:space="preserve">  double y = 0.0;</w:t>
+            </w:r>
+          </w:p>
+          <w:p>
+            <w:pPr>
+              <w:spacing w:after="0" w:line="240" w:lineRule="auto"/>
+              <w:rPr>
+                <w:rFonts w:ascii="Arial Narrow" w:hAnsi="Arial Narrow" w:cs="Arial"/>
+                <w:lang w:val="en-US"/>
+              </w:rPr>
+            </w:pPr>
+          </w:p>
+          <w:p>
+            <w:pPr>
+              <w:spacing w:after="0" w:line="240" w:lineRule="auto"/>
+              <w:rPr>
+                <w:rFonts w:ascii="Arial Narrow" w:hAnsi="Arial Narrow" w:cs="Arial"/>
+                <w:lang w:val="en-US"/>
+              </w:rPr>
+            </w:pPr>
+            <w:r>
+              <w:rPr>
+                <w:rFonts w:ascii="Arial Narrow" w:hAnsi="Arial Narrow" w:cs="Arial"/>
+                <w:lang w:val="en-US"/>
+              </w:rPr>
+              <w:t xml:space="preserve">  // Index of new input sample</w:t>
+            </w:r>
+          </w:p>
+          <w:p>
+            <w:pPr>
+              <w:spacing w:after="0" w:line="240" w:lineRule="auto"/>
+              <w:rPr>
+                <w:rFonts w:ascii="Arial Narrow" w:hAnsi="Arial Narrow" w:cs="Arial"/>
+                <w:lang w:val="en-US"/>
+              </w:rPr>
+            </w:pPr>
+            <w:r>
+              <w:rPr>
+                <w:rFonts w:ascii="Arial Narrow" w:hAnsi="Arial Narrow" w:cs="Arial"/>
+                <w:lang w:val="en-US"/>
+              </w:rPr>
+              <w:t xml:space="preserve">  static int32_t </w:t>
+            </w:r>
+            <w:proofErr w:type="spellStart"/>
+            <w:r>
+              <w:rPr>
+                <w:rFonts w:ascii="Arial Narrow" w:hAnsi="Arial Narrow" w:cs="Arial"/>
+                <w:lang w:val="en-US"/>
+              </w:rPr>
+              <w:t>xZero</w:t>
+            </w:r>
+            <w:proofErr w:type="spellEnd"/>
+            <w:r>
+              <w:rPr>
+                <w:rFonts w:ascii="Arial Narrow" w:hAnsi="Arial Narrow" w:cs="Arial"/>
+                <w:lang w:val="en-US"/>
+              </w:rPr>
+              <w:t xml:space="preserve"> = 0;</w:t>
+            </w:r>
+          </w:p>
+          <w:p>
+            <w:pPr>
+              <w:spacing w:after="0" w:line="240" w:lineRule="auto"/>
+              <w:rPr>
+                <w:rFonts w:ascii="Arial Narrow" w:hAnsi="Arial Narrow" w:cs="Arial"/>
+                <w:lang w:val="en-US"/>
+              </w:rPr>
+            </w:pPr>
+          </w:p>
+          <w:p>
+            <w:pPr>
+              <w:spacing w:after="0" w:line="240" w:lineRule="auto"/>
+              <w:rPr>
+                <w:rFonts w:ascii="Arial Narrow" w:hAnsi="Arial Narrow" w:cs="Arial"/>
+                <w:lang w:val="en-US"/>
+              </w:rPr>
+            </w:pPr>
+            <w:r>
+              <w:rPr>
+                <w:rFonts w:ascii="Arial Narrow" w:hAnsi="Arial Narrow" w:cs="Arial"/>
+                <w:lang w:val="en-US"/>
+              </w:rPr>
+              <w:t xml:space="preserve">  // Counter for the number of elements in the inputs vector</w:t>
+            </w:r>
+          </w:p>
+          <w:p>
+            <w:pPr>
+              <w:spacing w:after="0" w:line="240" w:lineRule="auto"/>
+              <w:rPr>
+                <w:rFonts w:ascii="Arial Narrow" w:hAnsi="Arial Narrow" w:cs="Arial"/>
+                <w:lang w:val="en-US"/>
+              </w:rPr>
+            </w:pPr>
+            <w:r>
+              <w:rPr>
+                <w:rFonts w:ascii="Arial Narrow" w:hAnsi="Arial Narrow" w:cs="Arial"/>
+                <w:lang w:val="en-US"/>
+              </w:rPr>
+              <w:t xml:space="preserve">  int32_t     k = 0;</w:t>
+            </w:r>
+          </w:p>
+          <w:p>
+            <w:pPr>
+              <w:spacing w:after="0" w:line="240" w:lineRule="auto"/>
+              <w:rPr>
+                <w:rFonts w:ascii="Arial Narrow" w:hAnsi="Arial Narrow" w:cs="Arial"/>
+                <w:lang w:val="en-US"/>
+              </w:rPr>
+            </w:pPr>
+          </w:p>
+          <w:p>
+            <w:pPr>
+              <w:spacing w:after="0" w:line="240" w:lineRule="auto"/>
+              <w:rPr>
+                <w:rFonts w:ascii="Arial Narrow" w:hAnsi="Arial Narrow" w:cs="Arial"/>
+                <w:lang w:val="en-US"/>
+              </w:rPr>
+            </w:pPr>
+            <w:r>
+              <w:rPr>
+                <w:rFonts w:ascii="Arial Narrow" w:hAnsi="Arial Narrow" w:cs="Arial"/>
+                <w:lang w:val="en-US"/>
+              </w:rPr>
+              <w:t xml:space="preserve">  TIM2-&gt;SR &amp;= ~TIM_SR_UIF;</w:t>
+            </w:r>
+          </w:p>
+          <w:p>
+            <w:pPr>
+              <w:spacing w:after="0" w:line="240" w:lineRule="auto"/>
+              <w:rPr>
+                <w:rFonts w:ascii="Arial Narrow" w:hAnsi="Arial Narrow" w:cs="Arial"/>
+                <w:lang w:val="es-419"/>
+              </w:rPr>
+            </w:pPr>
             <w:r>
               <w:rPr>
                 <w:rFonts w:ascii="Arial Narrow" w:hAnsi="Arial Narrow" w:cs="Arial"/>
@@ -2606,53 +2948,60 @@
               </w:rPr>
               <w:t xml:space="preserve">  </w:t>
             </w:r>
-          </w:p>
-          <w:p>
-            <w:pPr>
-              <w:spacing w:after="0" w:line="240" w:lineRule="auto"/>
-              <w:rPr>
-                <w:rFonts w:ascii="Arial Narrow" w:hAnsi="Arial Narrow" w:cs="Arial"/>
-                <w:lang w:val="en-US"/>
-              </w:rPr>
-            </w:pPr>
-            <w:r>
-              <w:rPr>
-                <w:rFonts w:ascii="Arial Narrow" w:hAnsi="Arial Narrow" w:cs="Arial"/>
-                <w:lang w:val="en-US"/>
-              </w:rPr>
-              <w:t xml:space="preserve">  while (1)</w:t>
-            </w:r>
-          </w:p>
-          <w:p>
-            <w:pPr>
-              <w:spacing w:after="0" w:line="240" w:lineRule="auto"/>
-              <w:rPr>
-                <w:rFonts w:ascii="Arial Narrow" w:hAnsi="Arial Narrow" w:cs="Arial"/>
-                <w:lang w:val="en-US"/>
-              </w:rPr>
-            </w:pPr>
-            <w:r>
-              <w:rPr>
-                <w:rFonts w:ascii="Arial Narrow" w:hAnsi="Arial Narrow" w:cs="Arial"/>
-                <w:lang w:val="en-US"/>
-              </w:rPr>
-              <w:t xml:space="preserve">  {</w:t>
-            </w:r>
-          </w:p>
-          <w:p>
-            <w:pPr>
-              <w:spacing w:after="0" w:line="240" w:lineRule="auto"/>
-              <w:rPr>
-                <w:rFonts w:ascii="Arial Narrow" w:hAnsi="Arial Narrow" w:cs="Arial"/>
-                <w:lang w:val="en-US"/>
-              </w:rPr>
-            </w:pPr>
-            <w:r>
-              <w:rPr>
-                <w:rFonts w:ascii="Arial Narrow" w:hAnsi="Arial Narrow" w:cs="Arial"/>
-                <w:lang w:val="en-US"/>
-              </w:rPr>
-              <w:t xml:space="preserve">    uint16_t x = </w:t>
+            <w:r>
+              <w:rPr>
+                <w:rFonts w:ascii="Arial Narrow" w:hAnsi="Arial Narrow" w:cs="Arial"/>
+                <w:lang w:val="es-419"/>
+              </w:rPr>
+              <w:t>GPIOB-&gt;ODR |= GPIO_ODR_OD2;</w:t>
+            </w:r>
+          </w:p>
+          <w:p>
+            <w:pPr>
+              <w:spacing w:after="0" w:line="240" w:lineRule="auto"/>
+              <w:rPr>
+                <w:rFonts w:ascii="Arial Narrow" w:hAnsi="Arial Narrow" w:cs="Arial"/>
+                <w:lang w:val="es-419"/>
+              </w:rPr>
+            </w:pPr>
+          </w:p>
+          <w:p>
+            <w:pPr>
+              <w:spacing w:after="0" w:line="240" w:lineRule="auto"/>
+              <w:rPr>
+                <w:rFonts w:ascii="Arial Narrow" w:hAnsi="Arial Narrow" w:cs="Arial"/>
+                <w:lang w:val="en-US"/>
+              </w:rPr>
+            </w:pPr>
+            <w:r>
+              <w:rPr>
+                <w:rFonts w:ascii="Arial Narrow" w:hAnsi="Arial Narrow" w:cs="Arial"/>
+                <w:lang w:val="es-419"/>
+              </w:rPr>
+              <w:t xml:space="preserve">  </w:t>
+            </w:r>
+            <w:r>
+              <w:rPr>
+                <w:rFonts w:ascii="Arial Narrow" w:hAnsi="Arial Narrow" w:cs="Arial"/>
+                <w:lang w:val="en-US"/>
+              </w:rPr>
+              <w:t>X[</w:t>
+            </w:r>
+            <w:proofErr w:type="spellStart"/>
+            <w:r>
+              <w:rPr>
+                <w:rFonts w:ascii="Arial Narrow" w:hAnsi="Arial Narrow" w:cs="Arial"/>
+                <w:lang w:val="en-US"/>
+              </w:rPr>
+              <w:t>xZero</w:t>
+            </w:r>
+            <w:proofErr w:type="spellEnd"/>
+            <w:r>
+              <w:rPr>
+                <w:rFonts w:ascii="Arial Narrow" w:hAnsi="Arial Narrow" w:cs="Arial"/>
+                <w:lang w:val="en-US"/>
+              </w:rPr>
+              <w:t>] = (double)</w:t>
             </w:r>
             <w:proofErr w:type="spellStart"/>
             <w:proofErr w:type="gramStart"/>
@@ -2669,7 +3018,7 @@
                 <w:rFonts w:ascii="Arial Narrow" w:hAnsi="Arial Narrow" w:cs="Arial"/>
                 <w:lang w:val="en-US"/>
               </w:rPr>
-              <w:t>(</w:t>
+              <w:t xml:space="preserve">();   </w:t>
             </w:r>
             <w:proofErr w:type="gramEnd"/>
             <w:r>
@@ -2677,24 +3026,281 @@
                 <w:rFonts w:ascii="Arial Narrow" w:hAnsi="Arial Narrow" w:cs="Arial"/>
                 <w:lang w:val="en-US"/>
               </w:rPr>
-              <w:t>);</w:t>
-            </w:r>
-          </w:p>
-          <w:p>
-            <w:pPr>
-              <w:spacing w:after="0" w:line="240" w:lineRule="auto"/>
-              <w:rPr>
-                <w:rFonts w:ascii="Arial Narrow" w:hAnsi="Arial Narrow" w:cs="Arial"/>
-                <w:lang w:val="en-US"/>
-              </w:rPr>
-            </w:pPr>
-            <w:r>
-              <w:rPr>
-                <w:rFonts w:ascii="Arial Narrow" w:hAnsi="Arial Narrow" w:cs="Arial"/>
-                <w:lang w:val="en-US"/>
-              </w:rPr>
-              <w:lastRenderedPageBreak/>
-              <w:t xml:space="preserve">    DAC1-&gt;DHR12R2 = x;  </w:t>
+              <w:t xml:space="preserve">// Save the new sample into the zero of the inputs </w:t>
+            </w:r>
+            <w:proofErr w:type="gramStart"/>
+            <w:r>
+              <w:rPr>
+                <w:rFonts w:ascii="Arial Narrow" w:hAnsi="Arial Narrow" w:cs="Arial"/>
+                <w:lang w:val="en-US"/>
+              </w:rPr>
+              <w:t>vector</w:t>
+            </w:r>
+            <w:proofErr w:type="gramEnd"/>
+          </w:p>
+          <w:p>
+            <w:pPr>
+              <w:spacing w:after="0" w:line="240" w:lineRule="auto"/>
+              <w:rPr>
+                <w:rFonts w:ascii="Arial Narrow" w:hAnsi="Arial Narrow" w:cs="Arial"/>
+                <w:lang w:val="en-US"/>
+              </w:rPr>
+            </w:pPr>
+            <w:r>
+              <w:rPr>
+                <w:rFonts w:ascii="Arial Narrow" w:hAnsi="Arial Narrow" w:cs="Arial"/>
+                <w:lang w:val="en-US"/>
+              </w:rPr>
+              <w:t xml:space="preserve">  y = 0.0;</w:t>
+            </w:r>
+          </w:p>
+          <w:p>
+            <w:pPr>
+              <w:spacing w:after="0" w:line="240" w:lineRule="auto"/>
+              <w:rPr>
+                <w:rFonts w:ascii="Arial Narrow" w:hAnsi="Arial Narrow" w:cs="Arial"/>
+                <w:lang w:val="en-US"/>
+              </w:rPr>
+            </w:pPr>
+            <w:r>
+              <w:rPr>
+                <w:rFonts w:ascii="Arial Narrow" w:hAnsi="Arial Narrow" w:cs="Arial"/>
+                <w:lang w:val="en-US"/>
+              </w:rPr>
+              <w:t xml:space="preserve">  </w:t>
+            </w:r>
+            <w:proofErr w:type="gramStart"/>
+            <w:r>
+              <w:rPr>
+                <w:rFonts w:ascii="Arial Narrow" w:hAnsi="Arial Narrow" w:cs="Arial"/>
+                <w:lang w:val="en-US"/>
+              </w:rPr>
+              <w:t>for( k</w:t>
+            </w:r>
+            <w:proofErr w:type="gramEnd"/>
+            <w:r>
+              <w:rPr>
+                <w:rFonts w:ascii="Arial Narrow" w:hAnsi="Arial Narrow" w:cs="Arial"/>
+                <w:lang w:val="en-US"/>
+              </w:rPr>
+              <w:t>=0; k&lt;K; k+</w:t>
+            </w:r>
+            <w:proofErr w:type="gramStart"/>
+            <w:r>
+              <w:rPr>
+                <w:rFonts w:ascii="Arial Narrow" w:hAnsi="Arial Narrow" w:cs="Arial"/>
+                <w:lang w:val="en-US"/>
+              </w:rPr>
+              <w:t>+ )</w:t>
+            </w:r>
+            <w:proofErr w:type="gramEnd"/>
+            <w:r>
+              <w:rPr>
+                <w:rFonts w:ascii="Arial Narrow" w:hAnsi="Arial Narrow" w:cs="Arial"/>
+                <w:lang w:val="en-US"/>
+              </w:rPr>
+              <w:t xml:space="preserve">    // Make convolution between the filter vector and inputs vector</w:t>
+            </w:r>
+          </w:p>
+          <w:p>
+            <w:pPr>
+              <w:spacing w:after="0" w:line="240" w:lineRule="auto"/>
+              <w:rPr>
+                <w:rFonts w:ascii="Arial Narrow" w:hAnsi="Arial Narrow" w:cs="Arial"/>
+                <w:lang w:val="en-US"/>
+              </w:rPr>
+            </w:pPr>
+            <w:r>
+              <w:rPr>
+                <w:rFonts w:ascii="Arial Narrow" w:hAnsi="Arial Narrow" w:cs="Arial"/>
+                <w:lang w:val="en-US"/>
+              </w:rPr>
+              <w:t xml:space="preserve">  {</w:t>
+            </w:r>
+          </w:p>
+          <w:p>
+            <w:pPr>
+              <w:spacing w:after="0" w:line="240" w:lineRule="auto"/>
+              <w:rPr>
+                <w:rFonts w:ascii="Arial Narrow" w:hAnsi="Arial Narrow" w:cs="Arial"/>
+                <w:lang w:val="en-US"/>
+              </w:rPr>
+            </w:pPr>
+            <w:r>
+              <w:rPr>
+                <w:rFonts w:ascii="Arial Narrow" w:hAnsi="Arial Narrow" w:cs="Arial"/>
+                <w:lang w:val="en-US"/>
+              </w:rPr>
+              <w:t xml:space="preserve">    y += X[</w:t>
+            </w:r>
+            <w:proofErr w:type="spellStart"/>
+            <w:r>
+              <w:rPr>
+                <w:rFonts w:ascii="Arial Narrow" w:hAnsi="Arial Narrow" w:cs="Arial"/>
+                <w:lang w:val="en-US"/>
+              </w:rPr>
+              <w:t>xZero</w:t>
+            </w:r>
+            <w:proofErr w:type="spellEnd"/>
+            <w:r>
+              <w:rPr>
+                <w:rFonts w:ascii="Arial Narrow" w:hAnsi="Arial Narrow" w:cs="Arial"/>
+                <w:lang w:val="en-US"/>
+              </w:rPr>
+              <w:t>]*B[k];</w:t>
+            </w:r>
+          </w:p>
+          <w:p>
+            <w:pPr>
+              <w:spacing w:after="0" w:line="240" w:lineRule="auto"/>
+              <w:rPr>
+                <w:rFonts w:ascii="Arial Narrow" w:hAnsi="Arial Narrow" w:cs="Arial"/>
+                <w:lang w:val="en-US"/>
+              </w:rPr>
+            </w:pPr>
+            <w:r>
+              <w:rPr>
+                <w:rFonts w:ascii="Arial Narrow" w:hAnsi="Arial Narrow" w:cs="Arial"/>
+                <w:lang w:val="en-US"/>
+              </w:rPr>
+              <w:t xml:space="preserve">    </w:t>
+            </w:r>
+            <w:proofErr w:type="gramStart"/>
+            <w:r>
+              <w:rPr>
+                <w:rFonts w:ascii="Arial Narrow" w:hAnsi="Arial Narrow" w:cs="Arial"/>
+                <w:lang w:val="en-US"/>
+              </w:rPr>
+              <w:t>if( --</w:t>
+            </w:r>
+            <w:proofErr w:type="spellStart"/>
+            <w:proofErr w:type="gramEnd"/>
+            <w:r>
+              <w:rPr>
+                <w:rFonts w:ascii="Arial Narrow" w:hAnsi="Arial Narrow" w:cs="Arial"/>
+                <w:lang w:val="en-US"/>
+              </w:rPr>
+              <w:t>xZero</w:t>
+            </w:r>
+            <w:proofErr w:type="spellEnd"/>
+            <w:r>
+              <w:rPr>
+                <w:rFonts w:ascii="Arial Narrow" w:hAnsi="Arial Narrow" w:cs="Arial"/>
+                <w:lang w:val="en-US"/>
+              </w:rPr>
+              <w:t xml:space="preserve"> &lt; </w:t>
+            </w:r>
+            <w:proofErr w:type="gramStart"/>
+            <w:r>
+              <w:rPr>
+                <w:rFonts w:ascii="Arial Narrow" w:hAnsi="Arial Narrow" w:cs="Arial"/>
+                <w:lang w:val="en-US"/>
+              </w:rPr>
+              <w:t>0 )</w:t>
+            </w:r>
+            <w:proofErr w:type="gramEnd"/>
+            <w:r>
+              <w:rPr>
+                <w:rFonts w:ascii="Arial Narrow" w:hAnsi="Arial Narrow" w:cs="Arial"/>
+                <w:lang w:val="en-US"/>
+              </w:rPr>
+              <w:t xml:space="preserve">     // Traverse circularly the inputs vector.</w:t>
+            </w:r>
+          </w:p>
+          <w:p>
+            <w:pPr>
+              <w:spacing w:after="0" w:line="240" w:lineRule="auto"/>
+              <w:rPr>
+                <w:rFonts w:ascii="Arial Narrow" w:hAnsi="Arial Narrow" w:cs="Arial"/>
+                <w:lang w:val="en-US"/>
+              </w:rPr>
+            </w:pPr>
+            <w:r>
+              <w:rPr>
+                <w:rFonts w:ascii="Arial Narrow" w:hAnsi="Arial Narrow" w:cs="Arial"/>
+                <w:lang w:val="en-US"/>
+              </w:rPr>
+              <w:t xml:space="preserve">                              // If going before the index zero, set index</w:t>
+            </w:r>
+          </w:p>
+          <w:p>
+            <w:pPr>
+              <w:spacing w:after="0" w:line="240" w:lineRule="auto"/>
+              <w:rPr>
+                <w:rFonts w:ascii="Arial Narrow" w:hAnsi="Arial Narrow" w:cs="Arial"/>
+                <w:lang w:val="en-US"/>
+              </w:rPr>
+            </w:pPr>
+            <w:r>
+              <w:rPr>
+                <w:rFonts w:ascii="Arial Narrow" w:hAnsi="Arial Narrow" w:cs="Arial"/>
+                <w:lang w:val="en-US"/>
+              </w:rPr>
+              <w:t xml:space="preserve">                              // to the greatest one inside the vector</w:t>
+            </w:r>
+          </w:p>
+          <w:p>
+            <w:pPr>
+              <w:spacing w:after="0" w:line="240" w:lineRule="auto"/>
+              <w:rPr>
+                <w:rFonts w:ascii="Arial Narrow" w:hAnsi="Arial Narrow" w:cs="Arial"/>
+                <w:lang w:val="en-US"/>
+              </w:rPr>
+            </w:pPr>
+            <w:r>
+              <w:rPr>
+                <w:rFonts w:ascii="Arial Narrow" w:hAnsi="Arial Narrow" w:cs="Arial"/>
+                <w:lang w:val="en-US"/>
+              </w:rPr>
+              <w:t xml:space="preserve">    {</w:t>
+            </w:r>
+          </w:p>
+          <w:p>
+            <w:pPr>
+              <w:spacing w:after="0" w:line="240" w:lineRule="auto"/>
+              <w:rPr>
+                <w:rFonts w:ascii="Arial Narrow" w:hAnsi="Arial Narrow" w:cs="Arial"/>
+                <w:lang w:val="en-US"/>
+              </w:rPr>
+            </w:pPr>
+            <w:r>
+              <w:rPr>
+                <w:rFonts w:ascii="Arial Narrow" w:hAnsi="Arial Narrow" w:cs="Arial"/>
+                <w:lang w:val="en-US"/>
+              </w:rPr>
+              <w:t xml:space="preserve">      </w:t>
+            </w:r>
+            <w:proofErr w:type="spellStart"/>
+            <w:r>
+              <w:rPr>
+                <w:rFonts w:ascii="Arial Narrow" w:hAnsi="Arial Narrow" w:cs="Arial"/>
+                <w:lang w:val="en-US"/>
+              </w:rPr>
+              <w:t>xZero</w:t>
+            </w:r>
+            <w:proofErr w:type="spellEnd"/>
+            <w:r>
+              <w:rPr>
+                <w:rFonts w:ascii="Arial Narrow" w:hAnsi="Arial Narrow" w:cs="Arial"/>
+                <w:lang w:val="en-US"/>
+              </w:rPr>
+              <w:t xml:space="preserve"> = K - 1;</w:t>
+            </w:r>
+          </w:p>
+          <w:p>
+            <w:pPr>
+              <w:spacing w:after="0" w:line="240" w:lineRule="auto"/>
+              <w:rPr>
+                <w:rFonts w:ascii="Arial Narrow" w:hAnsi="Arial Narrow" w:cs="Arial"/>
+                <w:lang w:val="en-US"/>
+              </w:rPr>
+            </w:pPr>
+            <w:r>
+              <w:rPr>
+                <w:rFonts w:ascii="Arial Narrow" w:hAnsi="Arial Narrow" w:cs="Arial"/>
+                <w:lang w:val="en-US"/>
+              </w:rPr>
+              <w:t xml:space="preserve">    }</w:t>
             </w:r>
           </w:p>
           <w:p>
@@ -2726,6 +3332,362 @@
                 <w:rFonts w:ascii="Arial Narrow" w:hAnsi="Arial Narrow" w:cs="Arial"/>
                 <w:lang w:val="en-US"/>
               </w:rPr>
+              <w:t xml:space="preserve">  </w:t>
+            </w:r>
+            <w:proofErr w:type="gramStart"/>
+            <w:r>
+              <w:rPr>
+                <w:rFonts w:ascii="Arial Narrow" w:hAnsi="Arial Narrow" w:cs="Arial"/>
+                <w:lang w:val="en-US"/>
+              </w:rPr>
+              <w:t>if( +</w:t>
+            </w:r>
+            <w:proofErr w:type="gramEnd"/>
+            <w:r>
+              <w:rPr>
+                <w:rFonts w:ascii="Arial Narrow" w:hAnsi="Arial Narrow" w:cs="Arial"/>
+                <w:lang w:val="en-US"/>
+              </w:rPr>
+              <w:t>+</w:t>
+            </w:r>
+            <w:proofErr w:type="spellStart"/>
+            <w:r>
+              <w:rPr>
+                <w:rFonts w:ascii="Arial Narrow" w:hAnsi="Arial Narrow" w:cs="Arial"/>
+                <w:lang w:val="en-US"/>
+              </w:rPr>
+              <w:t>xZero</w:t>
+            </w:r>
+            <w:proofErr w:type="spellEnd"/>
+            <w:r>
+              <w:rPr>
+                <w:rFonts w:ascii="Arial Narrow" w:hAnsi="Arial Narrow" w:cs="Arial"/>
+                <w:lang w:val="en-US"/>
+              </w:rPr>
+              <w:t xml:space="preserve"> &gt; K - </w:t>
+            </w:r>
+            <w:proofErr w:type="gramStart"/>
+            <w:r>
+              <w:rPr>
+                <w:rFonts w:ascii="Arial Narrow" w:hAnsi="Arial Narrow" w:cs="Arial"/>
+                <w:lang w:val="en-US"/>
+              </w:rPr>
+              <w:t>1 )</w:t>
+            </w:r>
+            <w:proofErr w:type="gramEnd"/>
+            <w:r>
+              <w:rPr>
+                <w:rFonts w:ascii="Arial Narrow" w:hAnsi="Arial Narrow" w:cs="Arial"/>
+                <w:lang w:val="en-US"/>
+              </w:rPr>
+              <w:t xml:space="preserve">   // Set a new </w:t>
+            </w:r>
+            <w:proofErr w:type="spellStart"/>
+            <w:r>
+              <w:rPr>
+                <w:rFonts w:ascii="Arial Narrow" w:hAnsi="Arial Narrow" w:cs="Arial"/>
+                <w:lang w:val="en-US"/>
+              </w:rPr>
+              <w:t>xZero</w:t>
+            </w:r>
+            <w:proofErr w:type="spellEnd"/>
+            <w:r>
+              <w:rPr>
+                <w:rFonts w:ascii="Arial Narrow" w:hAnsi="Arial Narrow" w:cs="Arial"/>
+                <w:lang w:val="en-US"/>
+              </w:rPr>
+              <w:t xml:space="preserve"> value in order to save next sample</w:t>
+            </w:r>
+          </w:p>
+          <w:p>
+            <w:pPr>
+              <w:spacing w:after="0" w:line="240" w:lineRule="auto"/>
+              <w:rPr>
+                <w:rFonts w:ascii="Arial Narrow" w:hAnsi="Arial Narrow" w:cs="Arial"/>
+                <w:lang w:val="en-US"/>
+              </w:rPr>
+            </w:pPr>
+            <w:r>
+              <w:rPr>
+                <w:rFonts w:ascii="Arial Narrow" w:hAnsi="Arial Narrow" w:cs="Arial"/>
+                <w:lang w:val="en-US"/>
+              </w:rPr>
+              <w:t xml:space="preserve">                              // If going after the greatest index in the array, set</w:t>
+            </w:r>
+          </w:p>
+          <w:p>
+            <w:pPr>
+              <w:spacing w:after="0" w:line="240" w:lineRule="auto"/>
+              <w:rPr>
+                <w:rFonts w:ascii="Arial Narrow" w:hAnsi="Arial Narrow" w:cs="Arial"/>
+                <w:lang w:val="en-US"/>
+              </w:rPr>
+            </w:pPr>
+            <w:r>
+              <w:rPr>
+                <w:rFonts w:ascii="Arial Narrow" w:hAnsi="Arial Narrow" w:cs="Arial"/>
+                <w:lang w:val="en-US"/>
+              </w:rPr>
+              <w:t xml:space="preserve">                              // index to zero</w:t>
+            </w:r>
+          </w:p>
+          <w:p>
+            <w:pPr>
+              <w:spacing w:after="0" w:line="240" w:lineRule="auto"/>
+              <w:rPr>
+                <w:rFonts w:ascii="Arial Narrow" w:hAnsi="Arial Narrow" w:cs="Arial"/>
+                <w:lang w:val="en-US"/>
+              </w:rPr>
+            </w:pPr>
+            <w:r>
+              <w:rPr>
+                <w:rFonts w:ascii="Arial Narrow" w:hAnsi="Arial Narrow" w:cs="Arial"/>
+                <w:lang w:val="en-US"/>
+              </w:rPr>
+              <w:t xml:space="preserve">  {</w:t>
+            </w:r>
+          </w:p>
+          <w:p>
+            <w:pPr>
+              <w:spacing w:after="0" w:line="240" w:lineRule="auto"/>
+              <w:rPr>
+                <w:rFonts w:ascii="Arial Narrow" w:hAnsi="Arial Narrow" w:cs="Arial"/>
+                <w:lang w:val="en-US"/>
+              </w:rPr>
+            </w:pPr>
+            <w:r>
+              <w:rPr>
+                <w:rFonts w:ascii="Arial Narrow" w:hAnsi="Arial Narrow" w:cs="Arial"/>
+                <w:lang w:val="en-US"/>
+              </w:rPr>
+              <w:t xml:space="preserve">    </w:t>
+            </w:r>
+            <w:proofErr w:type="spellStart"/>
+            <w:r>
+              <w:rPr>
+                <w:rFonts w:ascii="Arial Narrow" w:hAnsi="Arial Narrow" w:cs="Arial"/>
+                <w:lang w:val="en-US"/>
+              </w:rPr>
+              <w:t>xZero</w:t>
+            </w:r>
+            <w:proofErr w:type="spellEnd"/>
+            <w:r>
+              <w:rPr>
+                <w:rFonts w:ascii="Arial Narrow" w:hAnsi="Arial Narrow" w:cs="Arial"/>
+                <w:lang w:val="en-US"/>
+              </w:rPr>
+              <w:t xml:space="preserve"> = 0;</w:t>
+            </w:r>
+          </w:p>
+          <w:p>
+            <w:pPr>
+              <w:spacing w:after="0" w:line="240" w:lineRule="auto"/>
+              <w:rPr>
+                <w:rFonts w:ascii="Arial Narrow" w:hAnsi="Arial Narrow" w:cs="Arial"/>
+                <w:lang w:val="en-US"/>
+              </w:rPr>
+            </w:pPr>
+            <w:r>
+              <w:rPr>
+                <w:rFonts w:ascii="Arial Narrow" w:hAnsi="Arial Narrow" w:cs="Arial"/>
+                <w:lang w:val="en-US"/>
+              </w:rPr>
+              <w:t xml:space="preserve">  }</w:t>
+            </w:r>
+          </w:p>
+          <w:p>
+            <w:pPr>
+              <w:spacing w:after="0" w:line="240" w:lineRule="auto"/>
+              <w:rPr>
+                <w:rFonts w:ascii="Arial Narrow" w:hAnsi="Arial Narrow" w:cs="Arial"/>
+                <w:lang w:val="en-US"/>
+              </w:rPr>
+            </w:pPr>
+          </w:p>
+          <w:p>
+            <w:pPr>
+              <w:spacing w:after="0" w:line="240" w:lineRule="auto"/>
+              <w:rPr>
+                <w:rFonts w:ascii="Arial Narrow" w:hAnsi="Arial Narrow" w:cs="Arial"/>
+                <w:lang w:val="en-US"/>
+              </w:rPr>
+            </w:pPr>
+            <w:r>
+              <w:rPr>
+                <w:rFonts w:ascii="Arial Narrow" w:hAnsi="Arial Narrow" w:cs="Arial"/>
+                <w:lang w:val="en-US"/>
+              </w:rPr>
+              <w:t xml:space="preserve">  </w:t>
+            </w:r>
+            <w:proofErr w:type="gramStart"/>
+            <w:r>
+              <w:rPr>
+                <w:rFonts w:ascii="Arial Narrow" w:hAnsi="Arial Narrow" w:cs="Arial"/>
+                <w:lang w:val="en-US"/>
+              </w:rPr>
+              <w:t>if(</w:t>
+            </w:r>
+            <w:proofErr w:type="gramEnd"/>
+            <w:r>
+              <w:rPr>
+                <w:rFonts w:ascii="Arial Narrow" w:hAnsi="Arial Narrow" w:cs="Arial"/>
+                <w:lang w:val="en-US"/>
+              </w:rPr>
+              <w:t>y &gt; 4095.0)</w:t>
+            </w:r>
+          </w:p>
+          <w:p>
+            <w:pPr>
+              <w:spacing w:after="0" w:line="240" w:lineRule="auto"/>
+              <w:rPr>
+                <w:rFonts w:ascii="Arial Narrow" w:hAnsi="Arial Narrow" w:cs="Arial"/>
+                <w:lang w:val="en-US"/>
+              </w:rPr>
+            </w:pPr>
+            <w:r>
+              <w:rPr>
+                <w:rFonts w:ascii="Arial Narrow" w:hAnsi="Arial Narrow" w:cs="Arial"/>
+                <w:lang w:val="en-US"/>
+              </w:rPr>
+              <w:t xml:space="preserve">      y = 4095.0;</w:t>
+            </w:r>
+          </w:p>
+          <w:p>
+            <w:pPr>
+              <w:spacing w:after="0" w:line="240" w:lineRule="auto"/>
+              <w:rPr>
+                <w:rFonts w:ascii="Arial Narrow" w:hAnsi="Arial Narrow" w:cs="Arial"/>
+                <w:lang w:val="en-US"/>
+              </w:rPr>
+            </w:pPr>
+            <w:r>
+              <w:rPr>
+                <w:rFonts w:ascii="Arial Narrow" w:hAnsi="Arial Narrow" w:cs="Arial"/>
+                <w:lang w:val="en-US"/>
+              </w:rPr>
+              <w:t xml:space="preserve">  else </w:t>
+            </w:r>
+            <w:proofErr w:type="gramStart"/>
+            <w:r>
+              <w:rPr>
+                <w:rFonts w:ascii="Arial Narrow" w:hAnsi="Arial Narrow" w:cs="Arial"/>
+                <w:lang w:val="en-US"/>
+              </w:rPr>
+              <w:t>if(</w:t>
+            </w:r>
+            <w:proofErr w:type="gramEnd"/>
+            <w:r>
+              <w:rPr>
+                <w:rFonts w:ascii="Arial Narrow" w:hAnsi="Arial Narrow" w:cs="Arial"/>
+                <w:lang w:val="en-US"/>
+              </w:rPr>
+              <w:t>y &lt; 0.0)</w:t>
+            </w:r>
+          </w:p>
+          <w:p>
+            <w:pPr>
+              <w:spacing w:after="0" w:line="240" w:lineRule="auto"/>
+              <w:rPr>
+                <w:rFonts w:ascii="Arial Narrow" w:hAnsi="Arial Narrow" w:cs="Arial"/>
+                <w:lang w:val="en-US"/>
+              </w:rPr>
+            </w:pPr>
+            <w:r>
+              <w:rPr>
+                <w:rFonts w:ascii="Arial Narrow" w:hAnsi="Arial Narrow" w:cs="Arial"/>
+                <w:lang w:val="en-US"/>
+              </w:rPr>
+              <w:t xml:space="preserve">      y = 0.0;</w:t>
+            </w:r>
+          </w:p>
+          <w:p>
+            <w:pPr>
+              <w:spacing w:after="0" w:line="240" w:lineRule="auto"/>
+              <w:rPr>
+                <w:rFonts w:ascii="Arial Narrow" w:hAnsi="Arial Narrow" w:cs="Arial"/>
+                <w:lang w:val="en-US"/>
+              </w:rPr>
+            </w:pPr>
+          </w:p>
+          <w:p>
+            <w:pPr>
+              <w:spacing w:after="0" w:line="240" w:lineRule="auto"/>
+              <w:rPr>
+                <w:rFonts w:ascii="Arial Narrow" w:hAnsi="Arial Narrow" w:cs="Arial"/>
+                <w:lang w:val="en-US"/>
+              </w:rPr>
+            </w:pPr>
+          </w:p>
+          <w:p>
+            <w:pPr>
+              <w:spacing w:after="0" w:line="240" w:lineRule="auto"/>
+              <w:rPr>
+                <w:rFonts w:ascii="Arial Narrow" w:hAnsi="Arial Narrow" w:cs="Arial"/>
+                <w:lang w:val="en-US"/>
+              </w:rPr>
+            </w:pPr>
+            <w:r>
+              <w:rPr>
+                <w:rFonts w:ascii="Arial Narrow" w:hAnsi="Arial Narrow" w:cs="Arial"/>
+                <w:lang w:val="en-US"/>
+              </w:rPr>
+              <w:t xml:space="preserve">  DAC1-&gt;DHR12R2 = (uint16_</w:t>
+            </w:r>
+            <w:proofErr w:type="gramStart"/>
+            <w:r>
+              <w:rPr>
+                <w:rFonts w:ascii="Arial Narrow" w:hAnsi="Arial Narrow" w:cs="Arial"/>
+                <w:lang w:val="en-US"/>
+              </w:rPr>
+              <w:t>t)y</w:t>
+            </w:r>
+            <w:proofErr w:type="gramEnd"/>
+            <w:r>
+              <w:rPr>
+                <w:rFonts w:ascii="Arial Narrow" w:hAnsi="Arial Narrow" w:cs="Arial"/>
+                <w:lang w:val="en-US"/>
+              </w:rPr>
+              <w:t>;</w:t>
+            </w:r>
+          </w:p>
+          <w:p>
+            <w:pPr>
+              <w:spacing w:after="0" w:line="240" w:lineRule="auto"/>
+              <w:rPr>
+                <w:rFonts w:ascii="Arial Narrow" w:hAnsi="Arial Narrow" w:cs="Arial"/>
+                <w:lang w:val="en-US"/>
+              </w:rPr>
+            </w:pPr>
+          </w:p>
+          <w:p>
+            <w:pPr>
+              <w:spacing w:after="0" w:line="240" w:lineRule="auto"/>
+              <w:rPr>
+                <w:rFonts w:ascii="Arial Narrow" w:hAnsi="Arial Narrow" w:cs="Arial"/>
+                <w:lang w:val="en-US"/>
+              </w:rPr>
+            </w:pPr>
+            <w:r>
+              <w:rPr>
+                <w:rFonts w:ascii="Arial Narrow" w:hAnsi="Arial Narrow" w:cs="Arial"/>
+                <w:lang w:val="en-US"/>
+              </w:rPr>
+              <w:t xml:space="preserve">  GPIOB-&gt;ODR &amp;= ~GPIO_ODR_OD2;</w:t>
+            </w:r>
+          </w:p>
+          <w:p>
+            <w:pPr>
+              <w:spacing w:after="0" w:line="240" w:lineRule="auto"/>
+              <w:rPr>
+                <w:rFonts w:ascii="Arial Narrow" w:hAnsi="Arial Narrow" w:cs="Arial"/>
+                <w:lang w:val="en-US"/>
+              </w:rPr>
+            </w:pPr>
+            <w:r>
+              <w:rPr>
+                <w:rFonts w:ascii="Arial Narrow" w:hAnsi="Arial Narrow" w:cs="Arial"/>
+                <w:lang w:val="en-US"/>
+              </w:rPr>
               <w:t>}</w:t>
             </w:r>
           </w:p>
@@ -2751,404 +3713,7 @@
                 <w:rFonts w:ascii="Arial Narrow" w:hAnsi="Arial Narrow" w:cs="Arial"/>
                 <w:lang w:val="en-US"/>
               </w:rPr>
-              <w:t>void TIM2_IRQHandler(void)</w:t>
-            </w:r>
-          </w:p>
-          <w:p>
-            <w:pPr>
-              <w:spacing w:after="0" w:line="240" w:lineRule="auto"/>
-              <w:rPr>
-                <w:rFonts w:ascii="Arial Narrow" w:hAnsi="Arial Narrow" w:cs="Arial"/>
-                <w:lang w:val="en-US"/>
-              </w:rPr>
-            </w:pPr>
-            <w:r>
-              <w:rPr>
-                <w:rFonts w:ascii="Arial Narrow" w:hAnsi="Arial Narrow" w:cs="Arial"/>
-                <w:lang w:val="en-US"/>
-              </w:rPr>
-              <w:t>{</w:t>
-            </w:r>
-          </w:p>
-          <w:p>
-            <w:pPr>
-              <w:spacing w:after="0" w:line="240" w:lineRule="auto"/>
-              <w:rPr>
-                <w:rFonts w:ascii="Arial Narrow" w:hAnsi="Arial Narrow" w:cs="Arial"/>
-                <w:lang w:val="en-US"/>
-              </w:rPr>
-            </w:pPr>
-            <w:r>
-              <w:rPr>
-                <w:rFonts w:ascii="Arial Narrow" w:hAnsi="Arial Narrow" w:cs="Arial"/>
-                <w:lang w:val="en-US"/>
-              </w:rPr>
-              <w:t xml:space="preserve">  // Number of elements in input vector and filter</w:t>
-            </w:r>
-          </w:p>
-          <w:p>
-            <w:pPr>
-              <w:spacing w:after="0" w:line="240" w:lineRule="auto"/>
-              <w:rPr>
-                <w:rFonts w:ascii="Arial Narrow" w:hAnsi="Arial Narrow" w:cs="Arial"/>
-                <w:lang w:val="en-US"/>
-              </w:rPr>
-            </w:pPr>
-            <w:r>
-              <w:rPr>
-                <w:rFonts w:ascii="Arial Narrow" w:hAnsi="Arial Narrow" w:cs="Arial"/>
-                <w:lang w:val="en-US"/>
-              </w:rPr>
-              <w:t xml:space="preserve">  int32_t     K = 3;</w:t>
-            </w:r>
-          </w:p>
-          <w:p>
-            <w:pPr>
-              <w:spacing w:after="0" w:line="240" w:lineRule="auto"/>
-              <w:rPr>
-                <w:rFonts w:ascii="Arial Narrow" w:hAnsi="Arial Narrow" w:cs="Arial"/>
-                <w:lang w:val="en-US"/>
-              </w:rPr>
-            </w:pPr>
-          </w:p>
-          <w:p>
-            <w:pPr>
-              <w:spacing w:after="0" w:line="240" w:lineRule="auto"/>
-              <w:rPr>
-                <w:rFonts w:ascii="Arial Narrow" w:hAnsi="Arial Narrow" w:cs="Arial"/>
-                <w:lang w:val="en-US"/>
-              </w:rPr>
-            </w:pPr>
-            <w:r>
-              <w:rPr>
-                <w:rFonts w:ascii="Arial Narrow" w:hAnsi="Arial Narrow" w:cs="Arial"/>
-                <w:lang w:val="en-US"/>
-              </w:rPr>
-              <w:t xml:space="preserve">  // Inputs vector</w:t>
-            </w:r>
-          </w:p>
-          <w:p>
-            <w:pPr>
-              <w:spacing w:after="0" w:line="240" w:lineRule="auto"/>
-              <w:rPr>
-                <w:rFonts w:ascii="Arial Narrow" w:hAnsi="Arial Narrow" w:cs="Arial"/>
-                <w:lang w:val="en-US"/>
-              </w:rPr>
-            </w:pPr>
-            <w:r>
-              <w:rPr>
-                <w:rFonts w:ascii="Arial Narrow" w:hAnsi="Arial Narrow" w:cs="Arial"/>
-                <w:lang w:val="en-US"/>
-              </w:rPr>
-              <w:t xml:space="preserve">  static float </w:t>
-            </w:r>
-            <w:proofErr w:type="gramStart"/>
-            <w:r>
-              <w:rPr>
-                <w:rFonts w:ascii="Arial Narrow" w:hAnsi="Arial Narrow" w:cs="Arial"/>
-                <w:lang w:val="en-US"/>
-              </w:rPr>
-              <w:t>X[</w:t>
-            </w:r>
-            <w:proofErr w:type="gramEnd"/>
-            <w:r>
-              <w:rPr>
-                <w:rFonts w:ascii="Arial Narrow" w:hAnsi="Arial Narrow" w:cs="Arial"/>
-                <w:lang w:val="en-US"/>
-              </w:rPr>
-              <w:t>3] = {};</w:t>
-            </w:r>
-          </w:p>
-          <w:p>
-            <w:pPr>
-              <w:spacing w:after="0" w:line="240" w:lineRule="auto"/>
-              <w:rPr>
-                <w:rFonts w:ascii="Arial Narrow" w:hAnsi="Arial Narrow" w:cs="Arial"/>
-                <w:lang w:val="en-US"/>
-              </w:rPr>
-            </w:pPr>
-          </w:p>
-          <w:p>
-            <w:pPr>
-              <w:spacing w:after="0" w:line="240" w:lineRule="auto"/>
-              <w:rPr>
-                <w:rFonts w:ascii="Arial Narrow" w:hAnsi="Arial Narrow" w:cs="Arial"/>
-                <w:lang w:val="en-US"/>
-              </w:rPr>
-            </w:pPr>
-            <w:r>
-              <w:rPr>
-                <w:rFonts w:ascii="Arial Narrow" w:hAnsi="Arial Narrow" w:cs="Arial"/>
-                <w:lang w:val="en-US"/>
-              </w:rPr>
-              <w:t xml:space="preserve">  // Filter coefficients</w:t>
-            </w:r>
-          </w:p>
-          <w:p>
-            <w:pPr>
-              <w:spacing w:after="0" w:line="240" w:lineRule="auto"/>
-              <w:rPr>
-                <w:rFonts w:ascii="Arial Narrow" w:hAnsi="Arial Narrow" w:cs="Arial"/>
-                <w:lang w:val="en-US"/>
-              </w:rPr>
-            </w:pPr>
-            <w:r>
-              <w:rPr>
-                <w:rFonts w:ascii="Arial Narrow" w:hAnsi="Arial Narrow" w:cs="Arial"/>
-                <w:lang w:val="en-US"/>
-              </w:rPr>
-              <w:t xml:space="preserve">  static float </w:t>
-            </w:r>
-            <w:proofErr w:type="gramStart"/>
-            <w:r>
-              <w:rPr>
-                <w:rFonts w:ascii="Arial Narrow" w:hAnsi="Arial Narrow" w:cs="Arial"/>
-                <w:lang w:val="en-US"/>
-              </w:rPr>
-              <w:t>B[</w:t>
-            </w:r>
-            <w:proofErr w:type="gramEnd"/>
-            <w:r>
-              <w:rPr>
-                <w:rFonts w:ascii="Arial Narrow" w:hAnsi="Arial Narrow" w:cs="Arial"/>
-                <w:lang w:val="en-US"/>
-              </w:rPr>
-              <w:t>3] = {1.0, 0.0, 0.0};</w:t>
-            </w:r>
-          </w:p>
-          <w:p>
-            <w:pPr>
-              <w:spacing w:after="0" w:line="240" w:lineRule="auto"/>
-              <w:rPr>
-                <w:rFonts w:ascii="Arial Narrow" w:hAnsi="Arial Narrow" w:cs="Arial"/>
-                <w:lang w:val="en-US"/>
-              </w:rPr>
-            </w:pPr>
-          </w:p>
-          <w:p>
-            <w:pPr>
-              <w:spacing w:after="0" w:line="240" w:lineRule="auto"/>
-              <w:rPr>
-                <w:rFonts w:ascii="Arial Narrow" w:hAnsi="Arial Narrow" w:cs="Arial"/>
-                <w:lang w:val="en-US"/>
-              </w:rPr>
-            </w:pPr>
-            <w:r>
-              <w:rPr>
-                <w:rFonts w:ascii="Arial Narrow" w:hAnsi="Arial Narrow" w:cs="Arial"/>
-                <w:lang w:val="en-US"/>
-              </w:rPr>
-              <w:t xml:space="preserve">  // Output per sample</w:t>
-            </w:r>
-          </w:p>
-          <w:p>
-            <w:pPr>
-              <w:spacing w:after="0" w:line="240" w:lineRule="auto"/>
-              <w:rPr>
-                <w:rFonts w:ascii="Arial Narrow" w:hAnsi="Arial Narrow" w:cs="Arial"/>
-                <w:lang w:val="en-US"/>
-              </w:rPr>
-            </w:pPr>
-            <w:r>
-              <w:rPr>
-                <w:rFonts w:ascii="Arial Narrow" w:hAnsi="Arial Narrow" w:cs="Arial"/>
-                <w:lang w:val="en-US"/>
-              </w:rPr>
-              <w:t xml:space="preserve">  float y = 0.0;</w:t>
-            </w:r>
-          </w:p>
-          <w:p>
-            <w:pPr>
-              <w:spacing w:after="0" w:line="240" w:lineRule="auto"/>
-              <w:rPr>
-                <w:rFonts w:ascii="Arial Narrow" w:hAnsi="Arial Narrow" w:cs="Arial"/>
-                <w:lang w:val="en-US"/>
-              </w:rPr>
-            </w:pPr>
-          </w:p>
-          <w:p>
-            <w:pPr>
-              <w:spacing w:after="0" w:line="240" w:lineRule="auto"/>
-              <w:rPr>
-                <w:rFonts w:ascii="Arial Narrow" w:hAnsi="Arial Narrow" w:cs="Arial"/>
-                <w:lang w:val="en-US"/>
-              </w:rPr>
-            </w:pPr>
-            <w:r>
-              <w:rPr>
-                <w:rFonts w:ascii="Arial Narrow" w:hAnsi="Arial Narrow" w:cs="Arial"/>
-                <w:lang w:val="en-US"/>
-              </w:rPr>
-              <w:t xml:space="preserve">  // Index of new input sample</w:t>
-            </w:r>
-          </w:p>
-          <w:p>
-            <w:pPr>
-              <w:spacing w:after="0" w:line="240" w:lineRule="auto"/>
-              <w:rPr>
-                <w:rFonts w:ascii="Arial Narrow" w:hAnsi="Arial Narrow" w:cs="Arial"/>
-                <w:lang w:val="en-US"/>
-              </w:rPr>
-            </w:pPr>
-            <w:r>
-              <w:rPr>
-                <w:rFonts w:ascii="Arial Narrow" w:hAnsi="Arial Narrow" w:cs="Arial"/>
-                <w:lang w:val="en-US"/>
-              </w:rPr>
-              <w:t xml:space="preserve">  static int32_t </w:t>
-            </w:r>
-            <w:proofErr w:type="spellStart"/>
-            <w:r>
-              <w:rPr>
-                <w:rFonts w:ascii="Arial Narrow" w:hAnsi="Arial Narrow" w:cs="Arial"/>
-                <w:lang w:val="en-US"/>
-              </w:rPr>
-              <w:t>xZero</w:t>
-            </w:r>
-            <w:proofErr w:type="spellEnd"/>
-            <w:r>
-              <w:rPr>
-                <w:rFonts w:ascii="Arial Narrow" w:hAnsi="Arial Narrow" w:cs="Arial"/>
-                <w:lang w:val="en-US"/>
-              </w:rPr>
-              <w:t xml:space="preserve"> = 0;</w:t>
-            </w:r>
-          </w:p>
-          <w:p>
-            <w:pPr>
-              <w:spacing w:after="0" w:line="240" w:lineRule="auto"/>
-              <w:rPr>
-                <w:rFonts w:ascii="Arial Narrow" w:hAnsi="Arial Narrow" w:cs="Arial"/>
-                <w:lang w:val="en-US"/>
-              </w:rPr>
-            </w:pPr>
-          </w:p>
-          <w:p>
-            <w:pPr>
-              <w:spacing w:after="0" w:line="240" w:lineRule="auto"/>
-              <w:rPr>
-                <w:rFonts w:ascii="Arial Narrow" w:hAnsi="Arial Narrow" w:cs="Arial"/>
-                <w:lang w:val="en-US"/>
-              </w:rPr>
-            </w:pPr>
-            <w:r>
-              <w:rPr>
-                <w:rFonts w:ascii="Arial Narrow" w:hAnsi="Arial Narrow" w:cs="Arial"/>
-                <w:lang w:val="en-US"/>
-              </w:rPr>
-              <w:t xml:space="preserve">  // Counter for the number of elements in the inputs vector</w:t>
-            </w:r>
-          </w:p>
-          <w:p>
-            <w:pPr>
-              <w:spacing w:after="0" w:line="240" w:lineRule="auto"/>
-              <w:rPr>
-                <w:rFonts w:ascii="Arial Narrow" w:hAnsi="Arial Narrow" w:cs="Arial"/>
-                <w:lang w:val="en-US"/>
-              </w:rPr>
-            </w:pPr>
-            <w:r>
-              <w:rPr>
-                <w:rFonts w:ascii="Arial Narrow" w:hAnsi="Arial Narrow" w:cs="Arial"/>
-                <w:lang w:val="en-US"/>
-              </w:rPr>
-              <w:t xml:space="preserve">  int32_t     k = 0;</w:t>
-            </w:r>
-          </w:p>
-          <w:p>
-            <w:pPr>
-              <w:spacing w:after="0" w:line="240" w:lineRule="auto"/>
-              <w:rPr>
-                <w:rFonts w:ascii="Arial Narrow" w:hAnsi="Arial Narrow" w:cs="Arial"/>
-                <w:lang w:val="en-US"/>
-              </w:rPr>
-            </w:pPr>
-          </w:p>
-          <w:p>
-            <w:pPr>
-              <w:spacing w:after="0" w:line="240" w:lineRule="auto"/>
-              <w:rPr>
-                <w:rFonts w:ascii="Arial Narrow" w:hAnsi="Arial Narrow" w:cs="Arial"/>
-                <w:lang w:val="en-US"/>
-              </w:rPr>
-            </w:pPr>
-            <w:r>
-              <w:rPr>
-                <w:rFonts w:ascii="Arial Narrow" w:hAnsi="Arial Narrow" w:cs="Arial"/>
-                <w:lang w:val="en-US"/>
-              </w:rPr>
-              <w:t xml:space="preserve">  TIM2-&gt;SR &amp;= ~TIM_SR_UIF;</w:t>
-            </w:r>
-          </w:p>
-          <w:p>
-            <w:pPr>
-              <w:spacing w:after="0" w:line="240" w:lineRule="auto"/>
-              <w:rPr>
-                <w:rFonts w:ascii="Arial Narrow" w:hAnsi="Arial Narrow" w:cs="Arial"/>
-                <w:lang w:val="es-419"/>
-              </w:rPr>
-            </w:pPr>
-            <w:r>
-              <w:rPr>
-                <w:rFonts w:ascii="Arial Narrow" w:hAnsi="Arial Narrow" w:cs="Arial"/>
-                <w:lang w:val="en-US"/>
-              </w:rPr>
-              <w:t xml:space="preserve">  </w:t>
-            </w:r>
-            <w:r>
-              <w:rPr>
-                <w:rFonts w:ascii="Arial Narrow" w:hAnsi="Arial Narrow" w:cs="Arial"/>
-                <w:lang w:val="es-419"/>
-              </w:rPr>
-              <w:t>GPIOB-&gt;ODR |= GPIO_ODR_OD2;</w:t>
-            </w:r>
-          </w:p>
-          <w:p>
-            <w:pPr>
-              <w:spacing w:after="0" w:line="240" w:lineRule="auto"/>
-              <w:rPr>
-                <w:rFonts w:ascii="Arial Narrow" w:hAnsi="Arial Narrow" w:cs="Arial"/>
-                <w:lang w:val="es-419"/>
-              </w:rPr>
-            </w:pPr>
-          </w:p>
-          <w:p>
-            <w:pPr>
-              <w:spacing w:after="0" w:line="240" w:lineRule="auto"/>
-              <w:rPr>
-                <w:rFonts w:ascii="Arial Narrow" w:hAnsi="Arial Narrow" w:cs="Arial"/>
-                <w:lang w:val="en-US"/>
-              </w:rPr>
-            </w:pPr>
-            <w:r>
-              <w:rPr>
-                <w:rFonts w:ascii="Arial Narrow" w:hAnsi="Arial Narrow" w:cs="Arial"/>
-                <w:lang w:val="es-419"/>
-              </w:rPr>
-              <w:t xml:space="preserve">  </w:t>
-            </w:r>
-            <w:r>
-              <w:rPr>
-                <w:rFonts w:ascii="Arial Narrow" w:hAnsi="Arial Narrow" w:cs="Arial"/>
-                <w:lang w:val="en-US"/>
-              </w:rPr>
-              <w:t>X[</w:t>
-            </w:r>
-            <w:proofErr w:type="spellStart"/>
-            <w:r>
-              <w:rPr>
-                <w:rFonts w:ascii="Arial Narrow" w:hAnsi="Arial Narrow" w:cs="Arial"/>
-                <w:lang w:val="en-US"/>
-              </w:rPr>
-              <w:t>xZero</w:t>
-            </w:r>
-            <w:proofErr w:type="spellEnd"/>
-            <w:r>
-              <w:rPr>
-                <w:rFonts w:ascii="Arial Narrow" w:hAnsi="Arial Narrow" w:cs="Arial"/>
-                <w:lang w:val="en-US"/>
-              </w:rPr>
-              <w:t>] = (float)</w:t>
+              <w:t xml:space="preserve">uint16_t </w:t>
             </w:r>
             <w:proofErr w:type="spellStart"/>
             <w:proofErr w:type="gramStart"/>
@@ -3165,709 +3730,6 @@
                 <w:rFonts w:ascii="Arial Narrow" w:hAnsi="Arial Narrow" w:cs="Arial"/>
                 <w:lang w:val="en-US"/>
               </w:rPr>
-              <w:t xml:space="preserve">();   </w:t>
-            </w:r>
-            <w:proofErr w:type="gramEnd"/>
-            <w:r>
-              <w:rPr>
-                <w:rFonts w:ascii="Arial Narrow" w:hAnsi="Arial Narrow" w:cs="Arial"/>
-                <w:lang w:val="en-US"/>
-              </w:rPr>
-              <w:t xml:space="preserve">// Save the new sample into the zero of the inputs </w:t>
-            </w:r>
-            <w:proofErr w:type="gramStart"/>
-            <w:r>
-              <w:rPr>
-                <w:rFonts w:ascii="Arial Narrow" w:hAnsi="Arial Narrow" w:cs="Arial"/>
-                <w:lang w:val="en-US"/>
-              </w:rPr>
-              <w:t>vector</w:t>
-            </w:r>
-            <w:proofErr w:type="gramEnd"/>
-          </w:p>
-          <w:p>
-            <w:pPr>
-              <w:spacing w:after="0" w:line="240" w:lineRule="auto"/>
-              <w:rPr>
-                <w:rFonts w:ascii="Arial Narrow" w:hAnsi="Arial Narrow" w:cs="Arial"/>
-                <w:lang w:val="en-US"/>
-              </w:rPr>
-            </w:pPr>
-            <w:r>
-              <w:rPr>
-                <w:rFonts w:ascii="Arial Narrow" w:hAnsi="Arial Narrow" w:cs="Arial"/>
-                <w:lang w:val="en-US"/>
-              </w:rPr>
-              <w:t xml:space="preserve">  y = 0.0;</w:t>
-            </w:r>
-          </w:p>
-          <w:p>
-            <w:pPr>
-              <w:spacing w:after="0" w:line="240" w:lineRule="auto"/>
-              <w:rPr>
-                <w:rFonts w:ascii="Arial Narrow" w:hAnsi="Arial Narrow" w:cs="Arial"/>
-                <w:lang w:val="en-US"/>
-              </w:rPr>
-            </w:pPr>
-            <w:r>
-              <w:rPr>
-                <w:rFonts w:ascii="Arial Narrow" w:hAnsi="Arial Narrow" w:cs="Arial"/>
-                <w:lang w:val="en-US"/>
-              </w:rPr>
-              <w:t xml:space="preserve">  </w:t>
-            </w:r>
-            <w:proofErr w:type="gramStart"/>
-            <w:r>
-              <w:rPr>
-                <w:rFonts w:ascii="Arial Narrow" w:hAnsi="Arial Narrow" w:cs="Arial"/>
-                <w:lang w:val="en-US"/>
-              </w:rPr>
-              <w:t>for( k</w:t>
-            </w:r>
-            <w:proofErr w:type="gramEnd"/>
-            <w:r>
-              <w:rPr>
-                <w:rFonts w:ascii="Arial Narrow" w:hAnsi="Arial Narrow" w:cs="Arial"/>
-                <w:lang w:val="en-US"/>
-              </w:rPr>
-              <w:t>=0; k&lt;K; k+</w:t>
-            </w:r>
-            <w:proofErr w:type="gramStart"/>
-            <w:r>
-              <w:rPr>
-                <w:rFonts w:ascii="Arial Narrow" w:hAnsi="Arial Narrow" w:cs="Arial"/>
-                <w:lang w:val="en-US"/>
-              </w:rPr>
-              <w:t>+ )</w:t>
-            </w:r>
-            <w:proofErr w:type="gramEnd"/>
-            <w:r>
-              <w:rPr>
-                <w:rFonts w:ascii="Arial Narrow" w:hAnsi="Arial Narrow" w:cs="Arial"/>
-                <w:lang w:val="en-US"/>
-              </w:rPr>
-              <w:t xml:space="preserve">    // Make convolution between the filter vector and inputs vector</w:t>
-            </w:r>
-          </w:p>
-          <w:p>
-            <w:pPr>
-              <w:spacing w:after="0" w:line="240" w:lineRule="auto"/>
-              <w:rPr>
-                <w:rFonts w:ascii="Arial Narrow" w:hAnsi="Arial Narrow" w:cs="Arial"/>
-                <w:lang w:val="en-US"/>
-              </w:rPr>
-            </w:pPr>
-            <w:r>
-              <w:rPr>
-                <w:rFonts w:ascii="Arial Narrow" w:hAnsi="Arial Narrow" w:cs="Arial"/>
-                <w:lang w:val="en-US"/>
-              </w:rPr>
-              <w:t xml:space="preserve">  {</w:t>
-            </w:r>
-          </w:p>
-          <w:p>
-            <w:pPr>
-              <w:spacing w:after="0" w:line="240" w:lineRule="auto"/>
-              <w:rPr>
-                <w:rFonts w:ascii="Arial Narrow" w:hAnsi="Arial Narrow" w:cs="Arial"/>
-                <w:lang w:val="en-US"/>
-              </w:rPr>
-            </w:pPr>
-            <w:r>
-              <w:rPr>
-                <w:rFonts w:ascii="Arial Narrow" w:hAnsi="Arial Narrow" w:cs="Arial"/>
-                <w:lang w:val="en-US"/>
-              </w:rPr>
-              <w:t xml:space="preserve">    y += X[</w:t>
-            </w:r>
-            <w:proofErr w:type="spellStart"/>
-            <w:r>
-              <w:rPr>
-                <w:rFonts w:ascii="Arial Narrow" w:hAnsi="Arial Narrow" w:cs="Arial"/>
-                <w:lang w:val="en-US"/>
-              </w:rPr>
-              <w:t>xZero</w:t>
-            </w:r>
-            <w:proofErr w:type="spellEnd"/>
-            <w:r>
-              <w:rPr>
-                <w:rFonts w:ascii="Arial Narrow" w:hAnsi="Arial Narrow" w:cs="Arial"/>
-                <w:lang w:val="en-US"/>
-              </w:rPr>
-              <w:t>]*B[k];</w:t>
-            </w:r>
-          </w:p>
-          <w:p>
-            <w:pPr>
-              <w:spacing w:after="0" w:line="240" w:lineRule="auto"/>
-              <w:rPr>
-                <w:rFonts w:ascii="Arial Narrow" w:hAnsi="Arial Narrow" w:cs="Arial"/>
-                <w:lang w:val="en-US"/>
-              </w:rPr>
-            </w:pPr>
-            <w:r>
-              <w:rPr>
-                <w:rFonts w:ascii="Arial Narrow" w:hAnsi="Arial Narrow" w:cs="Arial"/>
-                <w:lang w:val="en-US"/>
-              </w:rPr>
-              <w:t xml:space="preserve">    </w:t>
-            </w:r>
-            <w:proofErr w:type="gramStart"/>
-            <w:r>
-              <w:rPr>
-                <w:rFonts w:ascii="Arial Narrow" w:hAnsi="Arial Narrow" w:cs="Arial"/>
-                <w:lang w:val="en-US"/>
-              </w:rPr>
-              <w:t>if( --</w:t>
-            </w:r>
-            <w:proofErr w:type="spellStart"/>
-            <w:proofErr w:type="gramEnd"/>
-            <w:r>
-              <w:rPr>
-                <w:rFonts w:ascii="Arial Narrow" w:hAnsi="Arial Narrow" w:cs="Arial"/>
-                <w:lang w:val="en-US"/>
-              </w:rPr>
-              <w:t>xZero</w:t>
-            </w:r>
-            <w:proofErr w:type="spellEnd"/>
-            <w:r>
-              <w:rPr>
-                <w:rFonts w:ascii="Arial Narrow" w:hAnsi="Arial Narrow" w:cs="Arial"/>
-                <w:lang w:val="en-US"/>
-              </w:rPr>
-              <w:t xml:space="preserve"> &lt; </w:t>
-            </w:r>
-            <w:proofErr w:type="gramStart"/>
-            <w:r>
-              <w:rPr>
-                <w:rFonts w:ascii="Arial Narrow" w:hAnsi="Arial Narrow" w:cs="Arial"/>
-                <w:lang w:val="en-US"/>
-              </w:rPr>
-              <w:t>0 )</w:t>
-            </w:r>
-            <w:proofErr w:type="gramEnd"/>
-            <w:r>
-              <w:rPr>
-                <w:rFonts w:ascii="Arial Narrow" w:hAnsi="Arial Narrow" w:cs="Arial"/>
-                <w:lang w:val="en-US"/>
-              </w:rPr>
-              <w:t xml:space="preserve">     // Traverse circularly the inputs vector.</w:t>
-            </w:r>
-          </w:p>
-          <w:p>
-            <w:pPr>
-              <w:spacing w:after="0" w:line="240" w:lineRule="auto"/>
-              <w:rPr>
-                <w:rFonts w:ascii="Arial Narrow" w:hAnsi="Arial Narrow" w:cs="Arial"/>
-                <w:lang w:val="en-US"/>
-              </w:rPr>
-            </w:pPr>
-            <w:r>
-              <w:rPr>
-                <w:rFonts w:ascii="Arial Narrow" w:hAnsi="Arial Narrow" w:cs="Arial"/>
-                <w:lang w:val="en-US"/>
-              </w:rPr>
-              <w:t xml:space="preserve">                              // If going before the index zero, set index</w:t>
-            </w:r>
-          </w:p>
-          <w:p>
-            <w:pPr>
-              <w:spacing w:after="0" w:line="240" w:lineRule="auto"/>
-              <w:rPr>
-                <w:rFonts w:ascii="Arial Narrow" w:hAnsi="Arial Narrow" w:cs="Arial"/>
-                <w:lang w:val="en-US"/>
-              </w:rPr>
-            </w:pPr>
-            <w:r>
-              <w:rPr>
-                <w:rFonts w:ascii="Arial Narrow" w:hAnsi="Arial Narrow" w:cs="Arial"/>
-                <w:lang w:val="en-US"/>
-              </w:rPr>
-              <w:t xml:space="preserve">                              // to the greatest one inside the vector</w:t>
-            </w:r>
-          </w:p>
-          <w:p>
-            <w:pPr>
-              <w:spacing w:after="0" w:line="240" w:lineRule="auto"/>
-              <w:rPr>
-                <w:rFonts w:ascii="Arial Narrow" w:hAnsi="Arial Narrow" w:cs="Arial"/>
-                <w:lang w:val="en-US"/>
-              </w:rPr>
-            </w:pPr>
-            <w:r>
-              <w:rPr>
-                <w:rFonts w:ascii="Arial Narrow" w:hAnsi="Arial Narrow" w:cs="Arial"/>
-                <w:lang w:val="en-US"/>
-              </w:rPr>
-              <w:t xml:space="preserve">    {</w:t>
-            </w:r>
-          </w:p>
-          <w:p>
-            <w:pPr>
-              <w:spacing w:after="0" w:line="240" w:lineRule="auto"/>
-              <w:rPr>
-                <w:rFonts w:ascii="Arial Narrow" w:hAnsi="Arial Narrow" w:cs="Arial"/>
-                <w:lang w:val="en-US"/>
-              </w:rPr>
-            </w:pPr>
-            <w:r>
-              <w:rPr>
-                <w:rFonts w:ascii="Arial Narrow" w:hAnsi="Arial Narrow" w:cs="Arial"/>
-                <w:lang w:val="en-US"/>
-              </w:rPr>
-              <w:t xml:space="preserve">      </w:t>
-            </w:r>
-            <w:proofErr w:type="spellStart"/>
-            <w:r>
-              <w:rPr>
-                <w:rFonts w:ascii="Arial Narrow" w:hAnsi="Arial Narrow" w:cs="Arial"/>
-                <w:lang w:val="en-US"/>
-              </w:rPr>
-              <w:t>xZero</w:t>
-            </w:r>
-            <w:proofErr w:type="spellEnd"/>
-            <w:r>
-              <w:rPr>
-                <w:rFonts w:ascii="Arial Narrow" w:hAnsi="Arial Narrow" w:cs="Arial"/>
-                <w:lang w:val="en-US"/>
-              </w:rPr>
-              <w:t xml:space="preserve"> = K - 1;</w:t>
-            </w:r>
-          </w:p>
-          <w:p>
-            <w:pPr>
-              <w:spacing w:after="0" w:line="240" w:lineRule="auto"/>
-              <w:rPr>
-                <w:rFonts w:ascii="Arial Narrow" w:hAnsi="Arial Narrow" w:cs="Arial"/>
-                <w:lang w:val="en-US"/>
-              </w:rPr>
-            </w:pPr>
-            <w:r>
-              <w:rPr>
-                <w:rFonts w:ascii="Arial Narrow" w:hAnsi="Arial Narrow" w:cs="Arial"/>
-                <w:lang w:val="en-US"/>
-              </w:rPr>
-              <w:t xml:space="preserve">    }</w:t>
-            </w:r>
-          </w:p>
-          <w:p>
-            <w:pPr>
-              <w:spacing w:after="0" w:line="240" w:lineRule="auto"/>
-              <w:rPr>
-                <w:rFonts w:ascii="Arial Narrow" w:hAnsi="Arial Narrow" w:cs="Arial"/>
-                <w:lang w:val="en-US"/>
-              </w:rPr>
-            </w:pPr>
-            <w:r>
-              <w:rPr>
-                <w:rFonts w:ascii="Arial Narrow" w:hAnsi="Arial Narrow" w:cs="Arial"/>
-                <w:lang w:val="en-US"/>
-              </w:rPr>
-              <w:t xml:space="preserve">  }</w:t>
-            </w:r>
-          </w:p>
-          <w:p>
-            <w:pPr>
-              <w:spacing w:after="0" w:line="240" w:lineRule="auto"/>
-              <w:rPr>
-                <w:rFonts w:ascii="Arial Narrow" w:hAnsi="Arial Narrow" w:cs="Arial"/>
-                <w:lang w:val="en-US"/>
-              </w:rPr>
-            </w:pPr>
-            <w:r>
-              <w:rPr>
-                <w:rFonts w:ascii="Arial Narrow" w:hAnsi="Arial Narrow" w:cs="Arial"/>
-                <w:lang w:val="en-US"/>
-              </w:rPr>
-              <w:t xml:space="preserve">  </w:t>
-            </w:r>
-            <w:proofErr w:type="gramStart"/>
-            <w:r>
-              <w:rPr>
-                <w:rFonts w:ascii="Arial Narrow" w:hAnsi="Arial Narrow" w:cs="Arial"/>
-                <w:lang w:val="en-US"/>
-              </w:rPr>
-              <w:t>if( +</w:t>
-            </w:r>
-            <w:proofErr w:type="gramEnd"/>
-            <w:r>
-              <w:rPr>
-                <w:rFonts w:ascii="Arial Narrow" w:hAnsi="Arial Narrow" w:cs="Arial"/>
-                <w:lang w:val="en-US"/>
-              </w:rPr>
-              <w:t>+</w:t>
-            </w:r>
-            <w:proofErr w:type="spellStart"/>
-            <w:r>
-              <w:rPr>
-                <w:rFonts w:ascii="Arial Narrow" w:hAnsi="Arial Narrow" w:cs="Arial"/>
-                <w:lang w:val="en-US"/>
-              </w:rPr>
-              <w:t>xZero</w:t>
-            </w:r>
-            <w:proofErr w:type="spellEnd"/>
-            <w:r>
-              <w:rPr>
-                <w:rFonts w:ascii="Arial Narrow" w:hAnsi="Arial Narrow" w:cs="Arial"/>
-                <w:lang w:val="en-US"/>
-              </w:rPr>
-              <w:t xml:space="preserve"> &gt; K - </w:t>
-            </w:r>
-            <w:proofErr w:type="gramStart"/>
-            <w:r>
-              <w:rPr>
-                <w:rFonts w:ascii="Arial Narrow" w:hAnsi="Arial Narrow" w:cs="Arial"/>
-                <w:lang w:val="en-US"/>
-              </w:rPr>
-              <w:t>1 )</w:t>
-            </w:r>
-            <w:proofErr w:type="gramEnd"/>
-            <w:r>
-              <w:rPr>
-                <w:rFonts w:ascii="Arial Narrow" w:hAnsi="Arial Narrow" w:cs="Arial"/>
-                <w:lang w:val="en-US"/>
-              </w:rPr>
-              <w:t xml:space="preserve">   // Set a new </w:t>
-            </w:r>
-            <w:proofErr w:type="spellStart"/>
-            <w:r>
-              <w:rPr>
-                <w:rFonts w:ascii="Arial Narrow" w:hAnsi="Arial Narrow" w:cs="Arial"/>
-                <w:lang w:val="en-US"/>
-              </w:rPr>
-              <w:t>xZero</w:t>
-            </w:r>
-            <w:proofErr w:type="spellEnd"/>
-            <w:r>
-              <w:rPr>
-                <w:rFonts w:ascii="Arial Narrow" w:hAnsi="Arial Narrow" w:cs="Arial"/>
-                <w:lang w:val="en-US"/>
-              </w:rPr>
-              <w:t xml:space="preserve"> value in order to save next sample</w:t>
-            </w:r>
-          </w:p>
-          <w:p>
-            <w:pPr>
-              <w:spacing w:after="0" w:line="240" w:lineRule="auto"/>
-              <w:rPr>
-                <w:rFonts w:ascii="Arial Narrow" w:hAnsi="Arial Narrow" w:cs="Arial"/>
-                <w:lang w:val="en-US"/>
-              </w:rPr>
-            </w:pPr>
-            <w:r>
-              <w:rPr>
-                <w:rFonts w:ascii="Arial Narrow" w:hAnsi="Arial Narrow" w:cs="Arial"/>
-                <w:lang w:val="en-US"/>
-              </w:rPr>
-              <w:t xml:space="preserve">                              // If going after the greatest index in the array, set</w:t>
-            </w:r>
-          </w:p>
-          <w:p>
-            <w:pPr>
-              <w:spacing w:after="0" w:line="240" w:lineRule="auto"/>
-              <w:rPr>
-                <w:rFonts w:ascii="Arial Narrow" w:hAnsi="Arial Narrow" w:cs="Arial"/>
-                <w:lang w:val="en-US"/>
-              </w:rPr>
-            </w:pPr>
-            <w:r>
-              <w:rPr>
-                <w:rFonts w:ascii="Arial Narrow" w:hAnsi="Arial Narrow" w:cs="Arial"/>
-                <w:lang w:val="en-US"/>
-              </w:rPr>
-              <w:t xml:space="preserve">                              // index to zero</w:t>
-            </w:r>
-          </w:p>
-          <w:p>
-            <w:pPr>
-              <w:spacing w:after="0" w:line="240" w:lineRule="auto"/>
-              <w:rPr>
-                <w:rFonts w:ascii="Arial Narrow" w:hAnsi="Arial Narrow" w:cs="Arial"/>
-                <w:lang w:val="en-US"/>
-              </w:rPr>
-            </w:pPr>
-            <w:r>
-              <w:rPr>
-                <w:rFonts w:ascii="Arial Narrow" w:hAnsi="Arial Narrow" w:cs="Arial"/>
-                <w:lang w:val="en-US"/>
-              </w:rPr>
-              <w:t xml:space="preserve">  {</w:t>
-            </w:r>
-          </w:p>
-          <w:p>
-            <w:pPr>
-              <w:spacing w:after="0" w:line="240" w:lineRule="auto"/>
-              <w:rPr>
-                <w:rFonts w:ascii="Arial Narrow" w:hAnsi="Arial Narrow" w:cs="Arial"/>
-                <w:lang w:val="en-US"/>
-              </w:rPr>
-            </w:pPr>
-            <w:r>
-              <w:rPr>
-                <w:rFonts w:ascii="Arial Narrow" w:hAnsi="Arial Narrow" w:cs="Arial"/>
-                <w:lang w:val="en-US"/>
-              </w:rPr>
-              <w:t xml:space="preserve">    </w:t>
-            </w:r>
-            <w:proofErr w:type="spellStart"/>
-            <w:r>
-              <w:rPr>
-                <w:rFonts w:ascii="Arial Narrow" w:hAnsi="Arial Narrow" w:cs="Arial"/>
-                <w:lang w:val="en-US"/>
-              </w:rPr>
-              <w:t>xZero</w:t>
-            </w:r>
-            <w:proofErr w:type="spellEnd"/>
-            <w:r>
-              <w:rPr>
-                <w:rFonts w:ascii="Arial Narrow" w:hAnsi="Arial Narrow" w:cs="Arial"/>
-                <w:lang w:val="en-US"/>
-              </w:rPr>
-              <w:t xml:space="preserve"> = 0;</w:t>
-            </w:r>
-          </w:p>
-          <w:p>
-            <w:pPr>
-              <w:spacing w:after="0" w:line="240" w:lineRule="auto"/>
-              <w:rPr>
-                <w:rFonts w:ascii="Arial Narrow" w:hAnsi="Arial Narrow" w:cs="Arial"/>
-                <w:lang w:val="en-US"/>
-              </w:rPr>
-            </w:pPr>
-            <w:r>
-              <w:rPr>
-                <w:rFonts w:ascii="Arial Narrow" w:hAnsi="Arial Narrow" w:cs="Arial"/>
-                <w:lang w:val="en-US"/>
-              </w:rPr>
-              <w:t xml:space="preserve">  }</w:t>
-            </w:r>
-          </w:p>
-          <w:p>
-            <w:pPr>
-              <w:spacing w:after="0" w:line="240" w:lineRule="auto"/>
-              <w:rPr>
-                <w:rFonts w:ascii="Arial Narrow" w:hAnsi="Arial Narrow" w:cs="Arial"/>
-                <w:lang w:val="en-US"/>
-              </w:rPr>
-            </w:pPr>
-          </w:p>
-          <w:p>
-            <w:pPr>
-              <w:spacing w:after="0" w:line="240" w:lineRule="auto"/>
-              <w:rPr>
-                <w:rFonts w:ascii="Arial Narrow" w:hAnsi="Arial Narrow" w:cs="Arial"/>
-                <w:lang w:val="en-US"/>
-              </w:rPr>
-            </w:pPr>
-            <w:r>
-              <w:rPr>
-                <w:rFonts w:ascii="Arial Narrow" w:hAnsi="Arial Narrow" w:cs="Arial"/>
-                <w:lang w:val="en-US"/>
-              </w:rPr>
-              <w:t xml:space="preserve">  </w:t>
-            </w:r>
-            <w:proofErr w:type="gramStart"/>
-            <w:r>
-              <w:rPr>
-                <w:rFonts w:ascii="Arial Narrow" w:hAnsi="Arial Narrow" w:cs="Arial"/>
-                <w:lang w:val="en-US"/>
-              </w:rPr>
-              <w:t>if(</w:t>
-            </w:r>
-            <w:proofErr w:type="gramEnd"/>
-            <w:r>
-              <w:rPr>
-                <w:rFonts w:ascii="Arial Narrow" w:hAnsi="Arial Narrow" w:cs="Arial"/>
-                <w:lang w:val="en-US"/>
-              </w:rPr>
-              <w:t>y &gt; 4095.0)</w:t>
-            </w:r>
-          </w:p>
-          <w:p>
-            <w:pPr>
-              <w:spacing w:after="0" w:line="240" w:lineRule="auto"/>
-              <w:rPr>
-                <w:rFonts w:ascii="Arial Narrow" w:hAnsi="Arial Narrow" w:cs="Arial"/>
-                <w:lang w:val="en-US"/>
-              </w:rPr>
-            </w:pPr>
-            <w:r>
-              <w:rPr>
-                <w:rFonts w:ascii="Arial Narrow" w:hAnsi="Arial Narrow" w:cs="Arial"/>
-                <w:lang w:val="en-US"/>
-              </w:rPr>
-              <w:t xml:space="preserve">      y = 4095.0;</w:t>
-            </w:r>
-          </w:p>
-          <w:p>
-            <w:pPr>
-              <w:spacing w:after="0" w:line="240" w:lineRule="auto"/>
-              <w:rPr>
-                <w:rFonts w:ascii="Arial Narrow" w:hAnsi="Arial Narrow" w:cs="Arial"/>
-                <w:lang w:val="en-US"/>
-              </w:rPr>
-            </w:pPr>
-            <w:r>
-              <w:rPr>
-                <w:rFonts w:ascii="Arial Narrow" w:hAnsi="Arial Narrow" w:cs="Arial"/>
-                <w:lang w:val="en-US"/>
-              </w:rPr>
-              <w:t xml:space="preserve">  else </w:t>
-            </w:r>
-            <w:proofErr w:type="gramStart"/>
-            <w:r>
-              <w:rPr>
-                <w:rFonts w:ascii="Arial Narrow" w:hAnsi="Arial Narrow" w:cs="Arial"/>
-                <w:lang w:val="en-US"/>
-              </w:rPr>
-              <w:t>if(</w:t>
-            </w:r>
-            <w:proofErr w:type="gramEnd"/>
-            <w:r>
-              <w:rPr>
-                <w:rFonts w:ascii="Arial Narrow" w:hAnsi="Arial Narrow" w:cs="Arial"/>
-                <w:lang w:val="en-US"/>
-              </w:rPr>
-              <w:t>y &lt; 0.0)</w:t>
-            </w:r>
-          </w:p>
-          <w:p>
-            <w:pPr>
-              <w:spacing w:after="0" w:line="240" w:lineRule="auto"/>
-              <w:rPr>
-                <w:rFonts w:ascii="Arial Narrow" w:hAnsi="Arial Narrow" w:cs="Arial"/>
-                <w:lang w:val="en-US"/>
-              </w:rPr>
-            </w:pPr>
-            <w:r>
-              <w:rPr>
-                <w:rFonts w:ascii="Arial Narrow" w:hAnsi="Arial Narrow" w:cs="Arial"/>
-                <w:lang w:val="en-US"/>
-              </w:rPr>
-              <w:t xml:space="preserve">      y = 0.0;</w:t>
-            </w:r>
-          </w:p>
-          <w:p>
-            <w:pPr>
-              <w:spacing w:after="0" w:line="240" w:lineRule="auto"/>
-              <w:rPr>
-                <w:rFonts w:ascii="Arial Narrow" w:hAnsi="Arial Narrow" w:cs="Arial"/>
-                <w:lang w:val="en-US"/>
-              </w:rPr>
-            </w:pPr>
-          </w:p>
-          <w:p>
-            <w:pPr>
-              <w:spacing w:after="0" w:line="240" w:lineRule="auto"/>
-              <w:rPr>
-                <w:rFonts w:ascii="Arial Narrow" w:hAnsi="Arial Narrow" w:cs="Arial"/>
-                <w:lang w:val="en-US"/>
-              </w:rPr>
-            </w:pPr>
-            <w:r>
-              <w:rPr>
-                <w:rFonts w:ascii="Arial Narrow" w:hAnsi="Arial Narrow" w:cs="Arial"/>
-                <w:lang w:val="en-US"/>
-              </w:rPr>
-              <w:t xml:space="preserve">  DAC1-&gt;DHR12R2 = (uint16_</w:t>
-            </w:r>
-            <w:proofErr w:type="gramStart"/>
-            <w:r>
-              <w:rPr>
-                <w:rFonts w:ascii="Arial Narrow" w:hAnsi="Arial Narrow" w:cs="Arial"/>
-                <w:lang w:val="en-US"/>
-              </w:rPr>
-              <w:t>t)y</w:t>
-            </w:r>
-            <w:proofErr w:type="gramEnd"/>
-            <w:r>
-              <w:rPr>
-                <w:rFonts w:ascii="Arial Narrow" w:hAnsi="Arial Narrow" w:cs="Arial"/>
-                <w:lang w:val="en-US"/>
-              </w:rPr>
-              <w:t>;</w:t>
-            </w:r>
-          </w:p>
-          <w:p>
-            <w:pPr>
-              <w:spacing w:after="0" w:line="240" w:lineRule="auto"/>
-              <w:rPr>
-                <w:rFonts w:ascii="Arial Narrow" w:hAnsi="Arial Narrow" w:cs="Arial"/>
-                <w:lang w:val="en-US"/>
-              </w:rPr>
-            </w:pPr>
-          </w:p>
-          <w:p>
-            <w:pPr>
-              <w:spacing w:after="0" w:line="240" w:lineRule="auto"/>
-              <w:rPr>
-                <w:rFonts w:ascii="Arial Narrow" w:hAnsi="Arial Narrow" w:cs="Arial"/>
-                <w:lang w:val="en-US"/>
-              </w:rPr>
-            </w:pPr>
-            <w:r>
-              <w:rPr>
-                <w:rFonts w:ascii="Arial Narrow" w:hAnsi="Arial Narrow" w:cs="Arial"/>
-                <w:lang w:val="en-US"/>
-              </w:rPr>
-              <w:t xml:space="preserve">  GPIOB-&gt;ODR &amp;= ~GPIO_ODR_OD2;</w:t>
-            </w:r>
-          </w:p>
-          <w:p>
-            <w:pPr>
-              <w:spacing w:after="0" w:line="240" w:lineRule="auto"/>
-              <w:rPr>
-                <w:rFonts w:ascii="Arial Narrow" w:hAnsi="Arial Narrow" w:cs="Arial"/>
-                <w:lang w:val="en-US"/>
-              </w:rPr>
-            </w:pPr>
-            <w:r>
-              <w:rPr>
-                <w:rFonts w:ascii="Arial Narrow" w:hAnsi="Arial Narrow" w:cs="Arial"/>
-                <w:lang w:val="en-US"/>
-              </w:rPr>
-              <w:t>}</w:t>
-            </w:r>
-          </w:p>
-          <w:p>
-            <w:pPr>
-              <w:spacing w:after="0" w:line="240" w:lineRule="auto"/>
-              <w:rPr>
-                <w:rFonts w:ascii="Arial Narrow" w:hAnsi="Arial Narrow" w:cs="Arial"/>
-                <w:lang w:val="en-US"/>
-              </w:rPr>
-            </w:pPr>
-          </w:p>
-          <w:p>
-            <w:pPr>
-              <w:spacing w:after="0" w:line="240" w:lineRule="auto"/>
-              <w:rPr>
-                <w:rFonts w:ascii="Arial Narrow" w:hAnsi="Arial Narrow" w:cs="Arial"/>
-                <w:lang w:val="en-US"/>
-              </w:rPr>
-            </w:pPr>
-            <w:r>
-              <w:rPr>
-                <w:rFonts w:ascii="Arial Narrow" w:hAnsi="Arial Narrow" w:cs="Arial"/>
-                <w:lang w:val="en-US"/>
-              </w:rPr>
-              <w:t xml:space="preserve">uint16_t </w:t>
-            </w:r>
-            <w:proofErr w:type="spellStart"/>
-            <w:proofErr w:type="gramStart"/>
-            <w:r>
-              <w:rPr>
-                <w:rFonts w:ascii="Arial Narrow" w:hAnsi="Arial Narrow" w:cs="Arial"/>
-                <w:lang w:val="en-US"/>
-              </w:rPr>
-              <w:t>ADCRead</w:t>
-            </w:r>
-            <w:proofErr w:type="spellEnd"/>
-            <w:r>
-              <w:rPr>
-                <w:rFonts w:ascii="Arial Narrow" w:hAnsi="Arial Narrow" w:cs="Arial"/>
-                <w:lang w:val="en-US"/>
-              </w:rPr>
               <w:t>( void</w:t>
             </w:r>
             <w:proofErr w:type="gramEnd"/>
@@ -4014,16 +3876,6 @@
               </w:rPr>
               <w:t>}</w:t>
             </w:r>
-          </w:p>
-          <w:p>
-            <w:pPr>
-              <w:spacing w:after="0" w:line="240" w:lineRule="auto"/>
-              <w:jc w:val="center"/>
-              <w:rPr>
-                <w:rFonts w:ascii="Arial Narrow" w:hAnsi="Arial Narrow" w:cs="Arial"/>
-                <w:lang w:val="en-US"/>
-              </w:rPr>
-            </w:pPr>
           </w:p>
           <w:p>
             <w:pPr>
@@ -4465,7 +4317,7 @@
         <w:pStyle w:val="ListParagraph"/>
         <w:numPr>
           <w:ilvl w:val="0"/>
-          <w:numId w:val="46"/>
+          <w:numId w:val="47"/>
         </w:numPr>
         <w:spacing w:after="0" w:line="240" w:lineRule="auto"/>
         <w:jc w:val="both"/>
@@ -4479,7 +4331,6 @@
           <w:rFonts w:ascii="Arial Narrow" w:hAnsi="Arial Narrow" w:cs="Arial"/>
           <w:lang w:val="en-US"/>
         </w:rPr>
-        <w:lastRenderedPageBreak/>
         <w:t xml:space="preserve">Include the computed coefficients into the STM32CubeIDE project. Adapt the </w:t>
       </w:r>
       <w:r>
@@ -4824,7 +4675,7 @@
         <w:pStyle w:val="ListParagraph"/>
         <w:numPr>
           <w:ilvl w:val="0"/>
-          <w:numId w:val="46"/>
+          <w:numId w:val="47"/>
         </w:numPr>
         <w:rPr>
           <w:rFonts w:ascii="Arial Narrow" w:hAnsi="Arial Narrow"/>
@@ -6151,7 +6002,7 @@
   <w:abstractNum w:abstractNumId="6" w15:restartNumberingAfterBreak="0">
     <w:nsid w:val="0C682DAB"/>
     <w:multiLevelType w:val="hybridMultilevel"/>
-    <w:tmpl w:val="36E8C16A"/>
+    <w:tmpl w:val="42C623DC"/>
     <w:lvl w:ilvl="0" w:tplc="0409000F">
       <w:start w:val="1"/>
       <w:numFmt w:val="decimal"/>

--- a/Activities/L3 - FIR Filter.docx
+++ b/Activities/L3 - FIR Filter.docx
@@ -1,6 +1,6 @@
 
 <file path=word/document.xml><?xml version="1.0" encoding="utf-8"?>
-<w:document xmlns:wpc="http://schemas.microsoft.com/office/word/2010/wordprocessingCanvas" xmlns:cx="http://schemas.microsoft.com/office/drawing/2014/chartex" xmlns:cx1="http://schemas.microsoft.com/office/drawing/2015/9/8/chartex" xmlns:cx2="http://schemas.microsoft.com/office/drawing/2015/10/21/chartex" xmlns:cx3="http://schemas.microsoft.com/office/drawing/2016/5/9/chartex" xmlns:cx4="http://schemas.microsoft.com/office/drawing/2016/5/10/chartex" xmlns:cx5="http://schemas.microsoft.com/office/drawing/2016/5/11/chartex" xmlns:cx6="http://schemas.microsoft.com/office/drawing/2016/5/12/chartex" xmlns:cx7="http://schemas.microsoft.com/office/drawing/2016/5/13/chartex" xmlns:cx8="http://schemas.microsoft.com/office/drawing/2016/5/14/chartex" xmlns:mc="http://schemas.openxmlformats.org/markup-compatibility/2006" xmlns:aink="http://schemas.microsoft.com/office/drawing/2016/ink" xmlns:am3d="http://schemas.microsoft.com/office/drawing/2017/model3d" xmlns:o="urn:schemas-microsoft-com:office:office" xmlns:oel="http://schemas.microsoft.com/office/2019/extlst" xmlns:r="http://schemas.openxmlformats.org/officeDocument/2006/relationships" xmlns:m="http://schemas.openxmlformats.org/officeDocument/2006/math" xmlns:v="urn:schemas-microsoft-com:vml" xmlns:wp14="http://schemas.microsoft.com/office/word/2010/wordprocessingDrawing" xmlns:wp="http://schemas.openxmlformats.org/drawingml/2006/wordprocessingDrawing" xmlns:w10="urn:schemas-microsoft-com:office:word" xmlns:w="http://schemas.openxmlformats.org/wordprocessingml/2006/main" xmlns:w14="http://schemas.microsoft.com/office/word/2010/wordml" xmlns:w15="http://schemas.microsoft.com/office/word/2012/wordml" xmlns:w16cex="http://schemas.microsoft.com/office/word/2018/wordml/cex" xmlns:w16cid="http://schemas.microsoft.com/office/word/2016/wordml/cid" xmlns:w16="http://schemas.microsoft.com/office/word/2018/wordml" xmlns:w16du="http://schemas.microsoft.com/office/word/2023/wordml/word16du" xmlns:w16sdtdh="http://schemas.microsoft.com/office/word/2020/wordml/sdtdatahash" xmlns:w16sdtfl="http://schemas.microsoft.com/office/word/2024/wordml/sdtformatlock" xmlns:w16se="http://schemas.microsoft.com/office/word/2015/wordml/symex" xmlns:wpg="http://schemas.microsoft.com/office/word/2010/wordprocessingGroup" xmlns:wpi="http://schemas.microsoft.com/office/word/2010/wordprocessingInk" xmlns:wne="http://schemas.microsoft.com/office/word/2006/wordml" xmlns:wps="http://schemas.microsoft.com/office/word/2010/wordprocessingShape" mc:Ignorable="w14 w15 w16se w16cid w16 w16cex w16sdtdh w16sdtfl w16du wp14">
+<w:document xmlns:wpc="http://schemas.microsoft.com/office/word/2010/wordprocessingCanvas" xmlns:cx="http://schemas.microsoft.com/office/drawing/2014/chartex" xmlns:cx1="http://schemas.microsoft.com/office/drawing/2015/9/8/chartex" xmlns:cx2="http://schemas.microsoft.com/office/drawing/2015/10/21/chartex" xmlns:cx3="http://schemas.microsoft.com/office/drawing/2016/5/9/chartex" xmlns:cx4="http://schemas.microsoft.com/office/drawing/2016/5/10/chartex" xmlns:cx5="http://schemas.microsoft.com/office/drawing/2016/5/11/chartex" xmlns:cx6="http://schemas.microsoft.com/office/drawing/2016/5/12/chartex" xmlns:cx7="http://schemas.microsoft.com/office/drawing/2016/5/13/chartex" xmlns:cx8="http://schemas.microsoft.com/office/drawing/2016/5/14/chartex" xmlns:mc="http://schemas.openxmlformats.org/markup-compatibility/2006" xmlns:aink="http://schemas.microsoft.com/office/drawing/2016/ink" xmlns:am3d="http://schemas.microsoft.com/office/drawing/2017/model3d" xmlns:o="urn:schemas-microsoft-com:office:office" xmlns:oel="http://schemas.microsoft.com/office/2019/extlst" xmlns:r="http://schemas.openxmlformats.org/officeDocument/2006/relationships" xmlns:m="http://schemas.openxmlformats.org/officeDocument/2006/math" xmlns:v="urn:schemas-microsoft-com:vml" xmlns:wp14="http://schemas.microsoft.com/office/word/2010/wordprocessingDrawing" xmlns:wp="http://schemas.openxmlformats.org/drawingml/2006/wordprocessingDrawing" xmlns:w10="urn:schemas-microsoft-com:office:word" xmlns:w="http://schemas.openxmlformats.org/wordprocessingml/2006/main" xmlns:w14="http://schemas.microsoft.com/office/word/2010/wordml" xmlns:w15="http://schemas.microsoft.com/office/word/2012/wordml" xmlns:w16cex="http://schemas.microsoft.com/office/word/2018/wordml/cex" xmlns:w16cid="http://schemas.microsoft.com/office/word/2016/wordml/cid" xmlns:w16="http://schemas.microsoft.com/office/word/2018/wordml" xmlns:w16sdtdh="http://schemas.microsoft.com/office/word/2020/wordml/sdtdatahash" xmlns:w16se="http://schemas.microsoft.com/office/word/2015/wordml/symex" xmlns:wpg="http://schemas.microsoft.com/office/word/2010/wordprocessingGroup" xmlns:wpi="http://schemas.microsoft.com/office/word/2010/wordprocessingInk" xmlns:wne="http://schemas.microsoft.com/office/word/2006/wordml" xmlns:wps="http://schemas.microsoft.com/office/word/2010/wordprocessingShape" mc:Ignorable="w14 w15 w16se w16cid w16 w16cex w16sdtdh wp14">
   <w:body>
     <w:tbl>
       <w:tblPr>
@@ -945,6 +945,7 @@
       <w:r>
         <w:rPr>
           <w:rFonts w:ascii="Arial Narrow" w:hAnsi="Arial Narrow" w:cs="Arial"/>
+          <w:noProof/>
           <w:lang w:val="en-US"/>
         </w:rPr>
         <w:drawing>
@@ -1332,32 +1333,7 @@
                 <w:rFonts w:ascii="Arial Narrow" w:hAnsi="Arial Narrow" w:cs="Arial"/>
                 <w:lang w:val="en-US"/>
               </w:rPr>
-              <w:t xml:space="preserve">uint16_t </w:t>
-            </w:r>
-            <w:proofErr w:type="spellStart"/>
-            <w:proofErr w:type="gramStart"/>
-            <w:r>
-              <w:rPr>
-                <w:rFonts w:ascii="Arial Narrow" w:hAnsi="Arial Narrow" w:cs="Arial"/>
-                <w:lang w:val="en-US"/>
-              </w:rPr>
-              <w:t>ADCRead</w:t>
-            </w:r>
-            <w:proofErr w:type="spellEnd"/>
-            <w:r>
-              <w:rPr>
-                <w:rFonts w:ascii="Arial Narrow" w:hAnsi="Arial Narrow" w:cs="Arial"/>
-                <w:lang w:val="en-US"/>
-              </w:rPr>
-              <w:t>( void</w:t>
-            </w:r>
-            <w:proofErr w:type="gramEnd"/>
-            <w:r>
-              <w:rPr>
-                <w:rFonts w:ascii="Arial Narrow" w:hAnsi="Arial Narrow" w:cs="Arial"/>
-                <w:lang w:val="en-US"/>
-              </w:rPr>
-              <w:t xml:space="preserve"> );</w:t>
+              <w:t>uint16_t ADCRead( void );</w:t>
             </w:r>
           </w:p>
           <w:p>
@@ -1414,135 +1390,39 @@
                 <w:rFonts w:ascii="Arial Narrow" w:hAnsi="Arial Narrow" w:cs="Arial"/>
                 <w:lang w:val="en-US"/>
               </w:rPr>
-              <w:t xml:space="preserve">  </w:t>
-            </w:r>
-            <w:proofErr w:type="spellStart"/>
-            <w:r>
-              <w:rPr>
-                <w:rFonts w:ascii="Arial Narrow" w:hAnsi="Arial Narrow" w:cs="Arial"/>
-                <w:lang w:val="en-US"/>
-              </w:rPr>
-              <w:t>HAL_</w:t>
-            </w:r>
-            <w:proofErr w:type="gramStart"/>
-            <w:r>
-              <w:rPr>
-                <w:rFonts w:ascii="Arial Narrow" w:hAnsi="Arial Narrow" w:cs="Arial"/>
-                <w:lang w:val="en-US"/>
-              </w:rPr>
-              <w:t>Init</w:t>
-            </w:r>
-            <w:proofErr w:type="spellEnd"/>
-            <w:r>
-              <w:rPr>
-                <w:rFonts w:ascii="Arial Narrow" w:hAnsi="Arial Narrow" w:cs="Arial"/>
-                <w:lang w:val="en-US"/>
-              </w:rPr>
-              <w:t>(</w:t>
-            </w:r>
-            <w:proofErr w:type="gramEnd"/>
-            <w:r>
-              <w:rPr>
-                <w:rFonts w:ascii="Arial Narrow" w:hAnsi="Arial Narrow" w:cs="Arial"/>
-                <w:lang w:val="en-US"/>
-              </w:rPr>
-              <w:t>);</w:t>
-            </w:r>
-          </w:p>
-          <w:p>
-            <w:pPr>
-              <w:spacing w:after="0" w:line="240" w:lineRule="auto"/>
-              <w:rPr>
-                <w:rFonts w:ascii="Arial Narrow" w:hAnsi="Arial Narrow" w:cs="Arial"/>
-                <w:lang w:val="en-US"/>
-              </w:rPr>
-            </w:pPr>
-            <w:r>
-              <w:rPr>
-                <w:rFonts w:ascii="Arial Narrow" w:hAnsi="Arial Narrow" w:cs="Arial"/>
-                <w:lang w:val="en-US"/>
-              </w:rPr>
-              <w:t xml:space="preserve">  </w:t>
-            </w:r>
-            <w:proofErr w:type="spellStart"/>
-            <w:r>
-              <w:rPr>
-                <w:rFonts w:ascii="Arial Narrow" w:hAnsi="Arial Narrow" w:cs="Arial"/>
-                <w:lang w:val="en-US"/>
-              </w:rPr>
-              <w:t>SystemClock_</w:t>
-            </w:r>
-            <w:proofErr w:type="gramStart"/>
-            <w:r>
-              <w:rPr>
-                <w:rFonts w:ascii="Arial Narrow" w:hAnsi="Arial Narrow" w:cs="Arial"/>
-                <w:lang w:val="en-US"/>
-              </w:rPr>
-              <w:t>Config</w:t>
-            </w:r>
-            <w:proofErr w:type="spellEnd"/>
-            <w:r>
-              <w:rPr>
-                <w:rFonts w:ascii="Arial Narrow" w:hAnsi="Arial Narrow" w:cs="Arial"/>
-                <w:lang w:val="en-US"/>
-              </w:rPr>
-              <w:t>(</w:t>
-            </w:r>
-            <w:proofErr w:type="gramEnd"/>
-            <w:r>
-              <w:rPr>
-                <w:rFonts w:ascii="Arial Narrow" w:hAnsi="Arial Narrow" w:cs="Arial"/>
-                <w:lang w:val="en-US"/>
-              </w:rPr>
-              <w:t>);</w:t>
-            </w:r>
-          </w:p>
-          <w:p>
-            <w:pPr>
-              <w:spacing w:after="0" w:line="240" w:lineRule="auto"/>
-              <w:rPr>
-                <w:rFonts w:ascii="Arial Narrow" w:hAnsi="Arial Narrow" w:cs="Arial"/>
-                <w:lang w:val="en-US"/>
-              </w:rPr>
-            </w:pPr>
-            <w:r>
-              <w:rPr>
-                <w:rFonts w:ascii="Arial Narrow" w:hAnsi="Arial Narrow" w:cs="Arial"/>
-                <w:lang w:val="en-US"/>
-              </w:rPr>
-              <w:t xml:space="preserve">  </w:t>
-            </w:r>
-            <w:proofErr w:type="spellStart"/>
-            <w:r>
-              <w:rPr>
-                <w:rFonts w:ascii="Arial Narrow" w:hAnsi="Arial Narrow" w:cs="Arial"/>
-                <w:lang w:val="en-US"/>
-              </w:rPr>
-              <w:t>MX_GPIO_</w:t>
-            </w:r>
-            <w:proofErr w:type="gramStart"/>
-            <w:r>
-              <w:rPr>
-                <w:rFonts w:ascii="Arial Narrow" w:hAnsi="Arial Narrow" w:cs="Arial"/>
-                <w:lang w:val="en-US"/>
-              </w:rPr>
-              <w:t>Init</w:t>
-            </w:r>
-            <w:proofErr w:type="spellEnd"/>
-            <w:r>
-              <w:rPr>
-                <w:rFonts w:ascii="Arial Narrow" w:hAnsi="Arial Narrow" w:cs="Arial"/>
-                <w:lang w:val="en-US"/>
-              </w:rPr>
-              <w:t>(</w:t>
-            </w:r>
-            <w:proofErr w:type="gramEnd"/>
-            <w:r>
-              <w:rPr>
-                <w:rFonts w:ascii="Arial Narrow" w:hAnsi="Arial Narrow" w:cs="Arial"/>
-                <w:lang w:val="en-US"/>
-              </w:rPr>
-              <w:t>);</w:t>
+              <w:t xml:space="preserve">  HAL_Init();</w:t>
+            </w:r>
+          </w:p>
+          <w:p>
+            <w:pPr>
+              <w:spacing w:after="0" w:line="240" w:lineRule="auto"/>
+              <w:rPr>
+                <w:rFonts w:ascii="Arial Narrow" w:hAnsi="Arial Narrow" w:cs="Arial"/>
+                <w:lang w:val="en-US"/>
+              </w:rPr>
+            </w:pPr>
+            <w:r>
+              <w:rPr>
+                <w:rFonts w:ascii="Arial Narrow" w:hAnsi="Arial Narrow" w:cs="Arial"/>
+                <w:lang w:val="en-US"/>
+              </w:rPr>
+              <w:t xml:space="preserve">  SystemClock_Config();</w:t>
+            </w:r>
+          </w:p>
+          <w:p>
+            <w:pPr>
+              <w:spacing w:after="0" w:line="240" w:lineRule="auto"/>
+              <w:rPr>
+                <w:rFonts w:ascii="Arial Narrow" w:hAnsi="Arial Narrow" w:cs="Arial"/>
+                <w:lang w:val="en-US"/>
+              </w:rPr>
+            </w:pPr>
+            <w:r>
+              <w:rPr>
+                <w:rFonts w:ascii="Arial Narrow" w:hAnsi="Arial Narrow" w:cs="Arial"/>
+                <w:lang w:val="en-US"/>
+              </w:rPr>
+              <w:t xml:space="preserve">  MX_GPIO_Init();</w:t>
             </w:r>
           </w:p>
           <w:p>
@@ -1752,23 +1632,7 @@
                 <w:rFonts w:ascii="Arial Narrow" w:hAnsi="Arial Narrow" w:cs="Arial"/>
                 <w:lang w:val="en-US"/>
               </w:rPr>
-              <w:t>ADC12_COMMON-&gt;CCR |</w:t>
-            </w:r>
-            <w:proofErr w:type="gramStart"/>
-            <w:r>
-              <w:rPr>
-                <w:rFonts w:ascii="Arial Narrow" w:hAnsi="Arial Narrow" w:cs="Arial"/>
-                <w:lang w:val="en-US"/>
-              </w:rPr>
-              <w:t>=  ADC</w:t>
-            </w:r>
-            <w:proofErr w:type="gramEnd"/>
-            <w:r>
-              <w:rPr>
-                <w:rFonts w:ascii="Arial Narrow" w:hAnsi="Arial Narrow" w:cs="Arial"/>
-                <w:lang w:val="en-US"/>
-              </w:rPr>
-              <w:t>_CCR_CKMODE_1;</w:t>
+              <w:t>ADC12_COMMON-&gt;CCR |=  ADC_CCR_CKMODE;</w:t>
             </w:r>
           </w:p>
           <w:p>
@@ -1853,23 +1717,7 @@
                 <w:lang w:val="en-US"/>
               </w:rPr>
               <w:tab/>
-              <w:t xml:space="preserve">      |</w:t>
-            </w:r>
-            <w:proofErr w:type="gramStart"/>
-            <w:r>
-              <w:rPr>
-                <w:rFonts w:ascii="Arial Narrow" w:hAnsi="Arial Narrow" w:cs="Arial"/>
-                <w:lang w:val="en-US"/>
-              </w:rPr>
-              <w:t>=  ADC</w:t>
-            </w:r>
-            <w:proofErr w:type="gramEnd"/>
-            <w:r>
-              <w:rPr>
-                <w:rFonts w:ascii="Arial Narrow" w:hAnsi="Arial Narrow" w:cs="Arial"/>
-                <w:lang w:val="en-US"/>
-              </w:rPr>
-              <w:t>_CR_ADVREGEN;</w:t>
+              <w:t xml:space="preserve">      |=  ADC_CR_ADVREGEN;</w:t>
             </w:r>
           </w:p>
           <w:p>
@@ -1925,39 +1773,7 @@
                 <w:rFonts w:ascii="Arial Narrow" w:hAnsi="Arial Narrow" w:cs="Arial"/>
                 <w:lang w:val="en-US"/>
               </w:rPr>
-              <w:t xml:space="preserve">  </w:t>
-            </w:r>
-            <w:proofErr w:type="gramStart"/>
-            <w:r>
-              <w:rPr>
-                <w:rFonts w:ascii="Arial Narrow" w:hAnsi="Arial Narrow" w:cs="Arial"/>
-                <w:lang w:val="en-US"/>
-              </w:rPr>
-              <w:t>while( ADC</w:t>
-            </w:r>
-            <w:proofErr w:type="gramEnd"/>
-            <w:r>
-              <w:rPr>
-                <w:rFonts w:ascii="Arial Narrow" w:hAnsi="Arial Narrow" w:cs="Arial"/>
-                <w:lang w:val="en-US"/>
-              </w:rPr>
-              <w:t>1-&gt;CR &amp; ADC_CR_</w:t>
-            </w:r>
-            <w:proofErr w:type="gramStart"/>
-            <w:r>
-              <w:rPr>
-                <w:rFonts w:ascii="Arial Narrow" w:hAnsi="Arial Narrow" w:cs="Arial"/>
-                <w:lang w:val="en-US"/>
-              </w:rPr>
-              <w:t>ADCAL )</w:t>
-            </w:r>
-            <w:proofErr w:type="gramEnd"/>
-            <w:r>
-              <w:rPr>
-                <w:rFonts w:ascii="Arial Narrow" w:hAnsi="Arial Narrow" w:cs="Arial"/>
-                <w:lang w:val="en-US"/>
-              </w:rPr>
-              <w:t>;</w:t>
+              <w:t xml:space="preserve">  while( ADC1-&gt;CR &amp; ADC_CR_ADCAL );</w:t>
             </w:r>
           </w:p>
           <w:p>
@@ -2169,148 +1985,116 @@
                 <w:rFonts w:ascii="Arial Narrow" w:hAnsi="Arial Narrow" w:cs="Arial"/>
                 <w:lang w:val="en-US"/>
               </w:rPr>
+              <w:t xml:space="preserve">  while( !( ADC1-&gt;ISR &amp; ADC_ISR_ADRDY ) );</w:t>
+            </w:r>
+          </w:p>
+          <w:p>
+            <w:pPr>
+              <w:spacing w:after="0" w:line="240" w:lineRule="auto"/>
+              <w:rPr>
+                <w:rFonts w:ascii="Arial Narrow" w:hAnsi="Arial Narrow" w:cs="Arial"/>
+                <w:lang w:val="en-US"/>
+              </w:rPr>
+            </w:pPr>
+          </w:p>
+          <w:p>
+            <w:pPr>
+              <w:spacing w:after="0" w:line="240" w:lineRule="auto"/>
+              <w:rPr>
+                <w:rFonts w:ascii="Arial Narrow" w:hAnsi="Arial Narrow" w:cs="Arial"/>
+                <w:lang w:val="en-US"/>
+              </w:rPr>
+            </w:pPr>
+            <w:r>
+              <w:rPr>
+                <w:rFonts w:ascii="Arial Narrow" w:hAnsi="Arial Narrow" w:cs="Arial"/>
+                <w:lang w:val="en-US"/>
+              </w:rPr>
+              <w:t xml:space="preserve">  RCC-&gt;AHB2ENR |= RCC_AHB2ENR_GPIOAEN;</w:t>
+            </w:r>
+          </w:p>
+          <w:p>
+            <w:pPr>
+              <w:spacing w:after="0" w:line="240" w:lineRule="auto"/>
+              <w:rPr>
+                <w:rFonts w:ascii="Arial Narrow" w:hAnsi="Arial Narrow" w:cs="Arial"/>
+                <w:lang w:val="es-419"/>
+              </w:rPr>
+            </w:pPr>
+            <w:r>
+              <w:rPr>
+                <w:rFonts w:ascii="Arial Narrow" w:hAnsi="Arial Narrow" w:cs="Arial"/>
+                <w:lang w:val="en-US"/>
+              </w:rPr>
               <w:t xml:space="preserve">  </w:t>
             </w:r>
-            <w:proofErr w:type="gramStart"/>
-            <w:r>
-              <w:rPr>
-                <w:rFonts w:ascii="Arial Narrow" w:hAnsi="Arial Narrow" w:cs="Arial"/>
-                <w:lang w:val="en-US"/>
-              </w:rPr>
-              <w:t>while( !( ADC</w:t>
-            </w:r>
-            <w:proofErr w:type="gramEnd"/>
-            <w:r>
-              <w:rPr>
-                <w:rFonts w:ascii="Arial Narrow" w:hAnsi="Arial Narrow" w:cs="Arial"/>
-                <w:lang w:val="en-US"/>
-              </w:rPr>
-              <w:t>1-&gt;ISR &amp; ADC_ISR_</w:t>
-            </w:r>
-            <w:proofErr w:type="gramStart"/>
-            <w:r>
-              <w:rPr>
-                <w:rFonts w:ascii="Arial Narrow" w:hAnsi="Arial Narrow" w:cs="Arial"/>
-                <w:lang w:val="en-US"/>
-              </w:rPr>
-              <w:t>ADRDY )</w:t>
-            </w:r>
-            <w:proofErr w:type="gramEnd"/>
-            <w:r>
-              <w:rPr>
-                <w:rFonts w:ascii="Arial Narrow" w:hAnsi="Arial Narrow" w:cs="Arial"/>
-                <w:lang w:val="en-US"/>
-              </w:rPr>
-              <w:t xml:space="preserve"> );</w:t>
-            </w:r>
-          </w:p>
-          <w:p>
-            <w:pPr>
-              <w:spacing w:after="0" w:line="240" w:lineRule="auto"/>
-              <w:rPr>
-                <w:rFonts w:ascii="Arial Narrow" w:hAnsi="Arial Narrow" w:cs="Arial"/>
-                <w:lang w:val="en-US"/>
-              </w:rPr>
-            </w:pPr>
-          </w:p>
-          <w:p>
-            <w:pPr>
-              <w:spacing w:after="0" w:line="240" w:lineRule="auto"/>
-              <w:rPr>
-                <w:rFonts w:ascii="Arial Narrow" w:hAnsi="Arial Narrow" w:cs="Arial"/>
-                <w:lang w:val="en-US"/>
-              </w:rPr>
-            </w:pPr>
-            <w:r>
-              <w:rPr>
-                <w:rFonts w:ascii="Arial Narrow" w:hAnsi="Arial Narrow" w:cs="Arial"/>
-                <w:lang w:val="en-US"/>
-              </w:rPr>
-              <w:t xml:space="preserve">  RCC-&gt;AHB2ENR |= RCC_AHB2ENR_GPIOAEN;</w:t>
-            </w:r>
-          </w:p>
-          <w:p>
-            <w:pPr>
-              <w:spacing w:after="0" w:line="240" w:lineRule="auto"/>
+            <w:r>
               <w:rPr>
                 <w:rFonts w:ascii="Arial Narrow" w:hAnsi="Arial Narrow" w:cs="Arial"/>
                 <w:lang w:val="es-419"/>
               </w:rPr>
-            </w:pPr>
-            <w:r>
-              <w:rPr>
-                <w:rFonts w:ascii="Arial Narrow" w:hAnsi="Arial Narrow" w:cs="Arial"/>
-                <w:lang w:val="en-US"/>
+              <w:t>GPIOA-&gt;MODER |= GPIO_MODER_MODE5;</w:t>
+            </w:r>
+          </w:p>
+          <w:p>
+            <w:pPr>
+              <w:spacing w:after="0" w:line="240" w:lineRule="auto"/>
+              <w:rPr>
+                <w:rFonts w:ascii="Arial Narrow" w:hAnsi="Arial Narrow" w:cs="Arial"/>
+                <w:lang w:val="es-419"/>
+              </w:rPr>
+            </w:pPr>
+            <w:r>
+              <w:rPr>
+                <w:rFonts w:ascii="Arial Narrow" w:hAnsi="Arial Narrow" w:cs="Arial"/>
+                <w:lang w:val="es-419"/>
+              </w:rPr>
+              <w:t xml:space="preserve">  RCC-&gt;AHB2ENR |= RCC_AHB2ENR_DAC1EN;</w:t>
+            </w:r>
+          </w:p>
+          <w:p>
+            <w:pPr>
+              <w:spacing w:after="0" w:line="240" w:lineRule="auto"/>
+              <w:rPr>
+                <w:rFonts w:ascii="Arial Narrow" w:hAnsi="Arial Narrow" w:cs="Arial"/>
+                <w:lang w:val="es-419"/>
+              </w:rPr>
+            </w:pPr>
+            <w:r>
+              <w:rPr>
+                <w:rFonts w:ascii="Arial Narrow" w:hAnsi="Arial Narrow" w:cs="Arial"/>
+                <w:lang w:val="es-419"/>
+              </w:rPr>
+              <w:t xml:space="preserve">  DAC1-&gt;CR |= DAC_CR_EN2;</w:t>
+            </w:r>
+          </w:p>
+          <w:p>
+            <w:pPr>
+              <w:spacing w:after="0" w:line="240" w:lineRule="auto"/>
+              <w:rPr>
+                <w:rFonts w:ascii="Arial Narrow" w:hAnsi="Arial Narrow" w:cs="Arial"/>
+                <w:lang w:val="es-419"/>
+              </w:rPr>
+            </w:pPr>
+          </w:p>
+          <w:p>
+            <w:pPr>
+              <w:spacing w:after="0" w:line="240" w:lineRule="auto"/>
+              <w:rPr>
+                <w:rFonts w:ascii="Arial Narrow" w:hAnsi="Arial Narrow" w:cs="Arial"/>
+                <w:lang w:val="en-US"/>
+              </w:rPr>
+            </w:pPr>
+            <w:r>
+              <w:rPr>
+                <w:rFonts w:ascii="Arial Narrow" w:hAnsi="Arial Narrow" w:cs="Arial"/>
+                <w:lang w:val="es-419"/>
               </w:rPr>
               <w:t xml:space="preserve">  </w:t>
             </w:r>
             <w:r>
               <w:rPr>
                 <w:rFonts w:ascii="Arial Narrow" w:hAnsi="Arial Narrow" w:cs="Arial"/>
-                <w:lang w:val="es-419"/>
-              </w:rPr>
-              <w:t>GPIOA-&gt;MODER |= GPIO_MODER_MODE5;</w:t>
-            </w:r>
-          </w:p>
-          <w:p>
-            <w:pPr>
-              <w:spacing w:after="0" w:line="240" w:lineRule="auto"/>
-              <w:rPr>
-                <w:rFonts w:ascii="Arial Narrow" w:hAnsi="Arial Narrow" w:cs="Arial"/>
-                <w:lang w:val="es-419"/>
-              </w:rPr>
-            </w:pPr>
-            <w:r>
-              <w:rPr>
-                <w:rFonts w:ascii="Arial Narrow" w:hAnsi="Arial Narrow" w:cs="Arial"/>
-                <w:lang w:val="es-419"/>
-              </w:rPr>
-              <w:t xml:space="preserve">  RCC-&gt;AHB2ENR |= RCC_AHB2ENR_DAC1EN;</w:t>
-            </w:r>
-          </w:p>
-          <w:p>
-            <w:pPr>
-              <w:spacing w:after="0" w:line="240" w:lineRule="auto"/>
-              <w:rPr>
-                <w:rFonts w:ascii="Arial Narrow" w:hAnsi="Arial Narrow" w:cs="Arial"/>
-                <w:lang w:val="es-419"/>
-              </w:rPr>
-            </w:pPr>
-            <w:r>
-              <w:rPr>
-                <w:rFonts w:ascii="Arial Narrow" w:hAnsi="Arial Narrow" w:cs="Arial"/>
-                <w:lang w:val="es-419"/>
-              </w:rPr>
-              <w:t xml:space="preserve">  DAC1-&gt;CR |= DAC_CR_EN2;</w:t>
-            </w:r>
-          </w:p>
-          <w:p>
-            <w:pPr>
-              <w:spacing w:after="0" w:line="240" w:lineRule="auto"/>
-              <w:rPr>
-                <w:rFonts w:ascii="Arial Narrow" w:hAnsi="Arial Narrow" w:cs="Arial"/>
-                <w:lang w:val="es-419"/>
-              </w:rPr>
-            </w:pPr>
-          </w:p>
-          <w:p>
-            <w:pPr>
-              <w:spacing w:after="0" w:line="240" w:lineRule="auto"/>
-              <w:rPr>
-                <w:rFonts w:ascii="Arial Narrow" w:hAnsi="Arial Narrow" w:cs="Arial"/>
-                <w:lang w:val="en-US"/>
-              </w:rPr>
-            </w:pPr>
-            <w:r>
-              <w:rPr>
-                <w:rFonts w:ascii="Arial Narrow" w:hAnsi="Arial Narrow" w:cs="Arial"/>
-                <w:lang w:val="es-419"/>
-              </w:rPr>
-              <w:t xml:space="preserve">  </w:t>
-            </w:r>
-            <w:r>
-              <w:rPr>
-                <w:rFonts w:ascii="Arial Narrow" w:hAnsi="Arial Narrow" w:cs="Arial"/>
                 <w:lang w:val="en-US"/>
               </w:rPr>
               <w:t>RCC-&gt;APB1LENR |= RCC_APB1LENR_TIM2EN;</w:t>
@@ -2393,87 +2177,23 @@
                 <w:rFonts w:ascii="Arial Narrow" w:hAnsi="Arial Narrow" w:cs="Arial"/>
                 <w:lang w:val="en-US"/>
               </w:rPr>
-              <w:t xml:space="preserve">  </w:t>
-            </w:r>
-            <w:proofErr w:type="spellStart"/>
-            <w:r>
-              <w:rPr>
-                <w:rFonts w:ascii="Arial Narrow" w:hAnsi="Arial Narrow" w:cs="Arial"/>
-                <w:lang w:val="en-US"/>
-              </w:rPr>
-              <w:t>NVIC_</w:t>
-            </w:r>
-            <w:proofErr w:type="gramStart"/>
-            <w:r>
-              <w:rPr>
-                <w:rFonts w:ascii="Arial Narrow" w:hAnsi="Arial Narrow" w:cs="Arial"/>
-                <w:lang w:val="en-US"/>
-              </w:rPr>
-              <w:t>EnableIRQ</w:t>
-            </w:r>
-            <w:proofErr w:type="spellEnd"/>
-            <w:r>
-              <w:rPr>
-                <w:rFonts w:ascii="Arial Narrow" w:hAnsi="Arial Narrow" w:cs="Arial"/>
-                <w:lang w:val="en-US"/>
-              </w:rPr>
-              <w:t>(</w:t>
-            </w:r>
-            <w:proofErr w:type="gramEnd"/>
-            <w:r>
-              <w:rPr>
-                <w:rFonts w:ascii="Arial Narrow" w:hAnsi="Arial Narrow" w:cs="Arial"/>
-                <w:lang w:val="en-US"/>
-              </w:rPr>
-              <w:t>TIM2_IRQn);</w:t>
-            </w:r>
-          </w:p>
-          <w:p>
-            <w:pPr>
-              <w:spacing w:after="0" w:line="240" w:lineRule="auto"/>
-              <w:rPr>
-                <w:rFonts w:ascii="Arial Narrow" w:hAnsi="Arial Narrow" w:cs="Arial"/>
-                <w:lang w:val="en-US"/>
-              </w:rPr>
-            </w:pPr>
-            <w:r>
-              <w:rPr>
-                <w:rFonts w:ascii="Arial Narrow" w:hAnsi="Arial Narrow" w:cs="Arial"/>
-                <w:lang w:val="en-US"/>
-              </w:rPr>
-              <w:t xml:space="preserve">  __</w:t>
-            </w:r>
-            <w:proofErr w:type="spellStart"/>
-            <w:r>
-              <w:rPr>
-                <w:rFonts w:ascii="Arial Narrow" w:hAnsi="Arial Narrow" w:cs="Arial"/>
-                <w:lang w:val="en-US"/>
-              </w:rPr>
-              <w:t>enable_</w:t>
-            </w:r>
-            <w:proofErr w:type="gramStart"/>
-            <w:r>
-              <w:rPr>
-                <w:rFonts w:ascii="Arial Narrow" w:hAnsi="Arial Narrow" w:cs="Arial"/>
-                <w:lang w:val="en-US"/>
-              </w:rPr>
-              <w:t>irq</w:t>
-            </w:r>
-            <w:proofErr w:type="spellEnd"/>
-            <w:r>
-              <w:rPr>
-                <w:rFonts w:ascii="Arial Narrow" w:hAnsi="Arial Narrow" w:cs="Arial"/>
-                <w:lang w:val="en-US"/>
-              </w:rPr>
-              <w:t>(</w:t>
-            </w:r>
-            <w:proofErr w:type="gramEnd"/>
-            <w:r>
-              <w:rPr>
-                <w:rFonts w:ascii="Arial Narrow" w:hAnsi="Arial Narrow" w:cs="Arial"/>
-                <w:lang w:val="en-US"/>
-              </w:rPr>
-              <w:t>);</w:t>
+              <w:t xml:space="preserve">  NVIC_EnableIRQ(TIM2_IRQn);</w:t>
+            </w:r>
+          </w:p>
+          <w:p>
+            <w:pPr>
+              <w:spacing w:after="0" w:line="240" w:lineRule="auto"/>
+              <w:rPr>
+                <w:rFonts w:ascii="Arial Narrow" w:hAnsi="Arial Narrow" w:cs="Arial"/>
+                <w:lang w:val="en-US"/>
+              </w:rPr>
+            </w:pPr>
+            <w:r>
+              <w:rPr>
+                <w:rFonts w:ascii="Arial Narrow" w:hAnsi="Arial Narrow" w:cs="Arial"/>
+                <w:lang w:val="en-US"/>
+              </w:rPr>
+              <w:t xml:space="preserve">  __enable_irq();</w:t>
             </w:r>
           </w:p>
           <w:p>
@@ -2693,23 +2413,7 @@
                 <w:rFonts w:ascii="Arial Narrow" w:hAnsi="Arial Narrow" w:cs="Arial"/>
                 <w:lang w:val="en-US"/>
               </w:rPr>
-              <w:t xml:space="preserve">  static double </w:t>
-            </w:r>
-            <w:proofErr w:type="gramStart"/>
-            <w:r>
-              <w:rPr>
-                <w:rFonts w:ascii="Arial Narrow" w:hAnsi="Arial Narrow" w:cs="Arial"/>
-                <w:lang w:val="en-US"/>
-              </w:rPr>
-              <w:t>X[</w:t>
-            </w:r>
-            <w:proofErr w:type="gramEnd"/>
-            <w:r>
-              <w:rPr>
-                <w:rFonts w:ascii="Arial Narrow" w:hAnsi="Arial Narrow" w:cs="Arial"/>
-                <w:lang w:val="en-US"/>
-              </w:rPr>
-              <w:t>3] = {};</w:t>
+              <w:t xml:space="preserve">  static double X[3] = {};</w:t>
             </w:r>
           </w:p>
           <w:p>
@@ -2750,23 +2454,7 @@
                 <w:rFonts w:ascii="Arial Narrow" w:hAnsi="Arial Narrow" w:cs="Arial"/>
                 <w:lang w:val="en-US"/>
               </w:rPr>
-              <w:t xml:space="preserve">  static double </w:t>
-            </w:r>
-            <w:proofErr w:type="gramStart"/>
-            <w:r>
-              <w:rPr>
-                <w:rFonts w:ascii="Arial Narrow" w:hAnsi="Arial Narrow" w:cs="Arial"/>
-                <w:lang w:val="en-US"/>
-              </w:rPr>
-              <w:t>B[</w:t>
-            </w:r>
-            <w:proofErr w:type="gramEnd"/>
-            <w:r>
-              <w:rPr>
-                <w:rFonts w:ascii="Arial Narrow" w:hAnsi="Arial Narrow" w:cs="Arial"/>
-                <w:lang w:val="en-US"/>
-              </w:rPr>
-              <w:t>3] = {1.0, 0.0, 0.0};</w:t>
+              <w:t xml:space="preserve">  static double B[3] = {1.0, 0.0, 0.0};</w:t>
             </w:r>
           </w:p>
           <w:p>
@@ -2848,23 +2536,7 @@
                 <w:rFonts w:ascii="Arial Narrow" w:hAnsi="Arial Narrow" w:cs="Arial"/>
                 <w:lang w:val="en-US"/>
               </w:rPr>
-              <w:t xml:space="preserve">  static int32_t </w:t>
-            </w:r>
-            <w:proofErr w:type="spellStart"/>
-            <w:r>
-              <w:rPr>
-                <w:rFonts w:ascii="Arial Narrow" w:hAnsi="Arial Narrow" w:cs="Arial"/>
-                <w:lang w:val="en-US"/>
-              </w:rPr>
-              <w:t>xZero</w:t>
-            </w:r>
-            <w:proofErr w:type="spellEnd"/>
-            <w:r>
-              <w:rPr>
-                <w:rFonts w:ascii="Arial Narrow" w:hAnsi="Arial Narrow" w:cs="Arial"/>
-                <w:lang w:val="en-US"/>
-              </w:rPr>
-              <w:t xml:space="preserve"> = 0;</w:t>
+              <w:t xml:space="preserve">  static int32_t xZero = 0;</w:t>
             </w:r>
           </w:p>
           <w:p>
@@ -2985,58 +2657,8 @@
                 <w:rFonts w:ascii="Arial Narrow" w:hAnsi="Arial Narrow" w:cs="Arial"/>
                 <w:lang w:val="en-US"/>
               </w:rPr>
-              <w:t>X[</w:t>
-            </w:r>
-            <w:proofErr w:type="spellStart"/>
-            <w:r>
-              <w:rPr>
-                <w:rFonts w:ascii="Arial Narrow" w:hAnsi="Arial Narrow" w:cs="Arial"/>
-                <w:lang w:val="en-US"/>
-              </w:rPr>
-              <w:t>xZero</w:t>
-            </w:r>
-            <w:proofErr w:type="spellEnd"/>
-            <w:r>
-              <w:rPr>
-                <w:rFonts w:ascii="Arial Narrow" w:hAnsi="Arial Narrow" w:cs="Arial"/>
-                <w:lang w:val="en-US"/>
-              </w:rPr>
-              <w:t>] = (double)</w:t>
-            </w:r>
-            <w:proofErr w:type="spellStart"/>
-            <w:proofErr w:type="gramStart"/>
-            <w:r>
-              <w:rPr>
-                <w:rFonts w:ascii="Arial Narrow" w:hAnsi="Arial Narrow" w:cs="Arial"/>
-                <w:lang w:val="en-US"/>
-              </w:rPr>
-              <w:t>ADCRead</w:t>
-            </w:r>
-            <w:proofErr w:type="spellEnd"/>
-            <w:r>
-              <w:rPr>
-                <w:rFonts w:ascii="Arial Narrow" w:hAnsi="Arial Narrow" w:cs="Arial"/>
-                <w:lang w:val="en-US"/>
-              </w:rPr>
-              <w:t xml:space="preserve">();   </w:t>
-            </w:r>
-            <w:proofErr w:type="gramEnd"/>
-            <w:r>
-              <w:rPr>
-                <w:rFonts w:ascii="Arial Narrow" w:hAnsi="Arial Narrow" w:cs="Arial"/>
-                <w:lang w:val="en-US"/>
-              </w:rPr>
-              <w:t xml:space="preserve">// Save the new sample into the zero of the inputs </w:t>
-            </w:r>
-            <w:proofErr w:type="gramStart"/>
-            <w:r>
-              <w:rPr>
-                <w:rFonts w:ascii="Arial Narrow" w:hAnsi="Arial Narrow" w:cs="Arial"/>
-                <w:lang w:val="en-US"/>
-              </w:rPr>
-              <w:t>vector</w:t>
-            </w:r>
-            <w:proofErr w:type="gramEnd"/>
+              <w:t>X[xZero] = (double)ADCRead();   // Save the new sample into the zero of the inputs vector</w:t>
+            </w:r>
           </w:p>
           <w:p>
             <w:pPr>
@@ -3067,39 +2689,7 @@
                 <w:rFonts w:ascii="Arial Narrow" w:hAnsi="Arial Narrow" w:cs="Arial"/>
                 <w:lang w:val="en-US"/>
               </w:rPr>
-              <w:t xml:space="preserve">  </w:t>
-            </w:r>
-            <w:proofErr w:type="gramStart"/>
-            <w:r>
-              <w:rPr>
-                <w:rFonts w:ascii="Arial Narrow" w:hAnsi="Arial Narrow" w:cs="Arial"/>
-                <w:lang w:val="en-US"/>
-              </w:rPr>
-              <w:t>for( k</w:t>
-            </w:r>
-            <w:proofErr w:type="gramEnd"/>
-            <w:r>
-              <w:rPr>
-                <w:rFonts w:ascii="Arial Narrow" w:hAnsi="Arial Narrow" w:cs="Arial"/>
-                <w:lang w:val="en-US"/>
-              </w:rPr>
-              <w:t>=0; k&lt;K; k+</w:t>
-            </w:r>
-            <w:proofErr w:type="gramStart"/>
-            <w:r>
-              <w:rPr>
-                <w:rFonts w:ascii="Arial Narrow" w:hAnsi="Arial Narrow" w:cs="Arial"/>
-                <w:lang w:val="en-US"/>
-              </w:rPr>
-              <w:t>+ )</w:t>
-            </w:r>
-            <w:proofErr w:type="gramEnd"/>
-            <w:r>
-              <w:rPr>
-                <w:rFonts w:ascii="Arial Narrow" w:hAnsi="Arial Narrow" w:cs="Arial"/>
-                <w:lang w:val="en-US"/>
-              </w:rPr>
-              <w:t xml:space="preserve">    // Make convolution between the filter vector and inputs vector</w:t>
+              <w:t xml:space="preserve">  for( k=0; k&lt;K; k++ )    // Make convolution between the filter vector and inputs vector</w:t>
             </w:r>
           </w:p>
           <w:p>
@@ -3131,80 +2721,23 @@
                 <w:rFonts w:ascii="Arial Narrow" w:hAnsi="Arial Narrow" w:cs="Arial"/>
                 <w:lang w:val="en-US"/>
               </w:rPr>
-              <w:t xml:space="preserve">    y += X[</w:t>
-            </w:r>
-            <w:proofErr w:type="spellStart"/>
-            <w:r>
-              <w:rPr>
-                <w:rFonts w:ascii="Arial Narrow" w:hAnsi="Arial Narrow" w:cs="Arial"/>
-                <w:lang w:val="en-US"/>
-              </w:rPr>
-              <w:t>xZero</w:t>
-            </w:r>
-            <w:proofErr w:type="spellEnd"/>
-            <w:r>
-              <w:rPr>
-                <w:rFonts w:ascii="Arial Narrow" w:hAnsi="Arial Narrow" w:cs="Arial"/>
-                <w:lang w:val="en-US"/>
-              </w:rPr>
-              <w:t>]*B[k];</w:t>
-            </w:r>
-          </w:p>
-          <w:p>
-            <w:pPr>
-              <w:spacing w:after="0" w:line="240" w:lineRule="auto"/>
-              <w:rPr>
-                <w:rFonts w:ascii="Arial Narrow" w:hAnsi="Arial Narrow" w:cs="Arial"/>
-                <w:lang w:val="en-US"/>
-              </w:rPr>
-            </w:pPr>
-            <w:r>
-              <w:rPr>
-                <w:rFonts w:ascii="Arial Narrow" w:hAnsi="Arial Narrow" w:cs="Arial"/>
-                <w:lang w:val="en-US"/>
-              </w:rPr>
-              <w:t xml:space="preserve">    </w:t>
-            </w:r>
-            <w:proofErr w:type="gramStart"/>
-            <w:r>
-              <w:rPr>
-                <w:rFonts w:ascii="Arial Narrow" w:hAnsi="Arial Narrow" w:cs="Arial"/>
-                <w:lang w:val="en-US"/>
-              </w:rPr>
-              <w:t>if( --</w:t>
-            </w:r>
-            <w:proofErr w:type="spellStart"/>
-            <w:proofErr w:type="gramEnd"/>
-            <w:r>
-              <w:rPr>
-                <w:rFonts w:ascii="Arial Narrow" w:hAnsi="Arial Narrow" w:cs="Arial"/>
-                <w:lang w:val="en-US"/>
-              </w:rPr>
-              <w:t>xZero</w:t>
-            </w:r>
-            <w:proofErr w:type="spellEnd"/>
-            <w:r>
-              <w:rPr>
-                <w:rFonts w:ascii="Arial Narrow" w:hAnsi="Arial Narrow" w:cs="Arial"/>
-                <w:lang w:val="en-US"/>
-              </w:rPr>
-              <w:t xml:space="preserve"> &lt; </w:t>
-            </w:r>
-            <w:proofErr w:type="gramStart"/>
-            <w:r>
-              <w:rPr>
-                <w:rFonts w:ascii="Arial Narrow" w:hAnsi="Arial Narrow" w:cs="Arial"/>
-                <w:lang w:val="en-US"/>
-              </w:rPr>
-              <w:t>0 )</w:t>
-            </w:r>
-            <w:proofErr w:type="gramEnd"/>
-            <w:r>
-              <w:rPr>
-                <w:rFonts w:ascii="Arial Narrow" w:hAnsi="Arial Narrow" w:cs="Arial"/>
-                <w:lang w:val="en-US"/>
-              </w:rPr>
-              <w:t xml:space="preserve">     // Traverse circularly the inputs vector.</w:t>
+              <w:t xml:space="preserve">    y += X[xZero]*B[k];</w:t>
+            </w:r>
+          </w:p>
+          <w:p>
+            <w:pPr>
+              <w:spacing w:after="0" w:line="240" w:lineRule="auto"/>
+              <w:rPr>
+                <w:rFonts w:ascii="Arial Narrow" w:hAnsi="Arial Narrow" w:cs="Arial"/>
+                <w:lang w:val="en-US"/>
+              </w:rPr>
+            </w:pPr>
+            <w:r>
+              <w:rPr>
+                <w:rFonts w:ascii="Arial Narrow" w:hAnsi="Arial Narrow" w:cs="Arial"/>
+                <w:lang w:val="en-US"/>
+              </w:rPr>
+              <w:t xml:space="preserve">    if( --xZero &lt; 0 )     // Traverse circularly the inputs vector.</w:t>
             </w:r>
           </w:p>
           <w:p>
@@ -3268,23 +2801,7 @@
                 <w:rFonts w:ascii="Arial Narrow" w:hAnsi="Arial Narrow" w:cs="Arial"/>
                 <w:lang w:val="en-US"/>
               </w:rPr>
-              <w:t xml:space="preserve">      </w:t>
-            </w:r>
-            <w:proofErr w:type="spellStart"/>
-            <w:r>
-              <w:rPr>
-                <w:rFonts w:ascii="Arial Narrow" w:hAnsi="Arial Narrow" w:cs="Arial"/>
-                <w:lang w:val="en-US"/>
-              </w:rPr>
-              <w:t>xZero</w:t>
-            </w:r>
-            <w:proofErr w:type="spellEnd"/>
-            <w:r>
-              <w:rPr>
-                <w:rFonts w:ascii="Arial Narrow" w:hAnsi="Arial Narrow" w:cs="Arial"/>
-                <w:lang w:val="en-US"/>
-              </w:rPr>
-              <w:t xml:space="preserve"> = K - 1;</w:t>
+              <w:t xml:space="preserve">      xZero = K - 1;</w:t>
             </w:r>
           </w:p>
           <w:p>
@@ -3332,71 +2849,7 @@
                 <w:rFonts w:ascii="Arial Narrow" w:hAnsi="Arial Narrow" w:cs="Arial"/>
                 <w:lang w:val="en-US"/>
               </w:rPr>
-              <w:t xml:space="preserve">  </w:t>
-            </w:r>
-            <w:proofErr w:type="gramStart"/>
-            <w:r>
-              <w:rPr>
-                <w:rFonts w:ascii="Arial Narrow" w:hAnsi="Arial Narrow" w:cs="Arial"/>
-                <w:lang w:val="en-US"/>
-              </w:rPr>
-              <w:t>if( +</w:t>
-            </w:r>
-            <w:proofErr w:type="gramEnd"/>
-            <w:r>
-              <w:rPr>
-                <w:rFonts w:ascii="Arial Narrow" w:hAnsi="Arial Narrow" w:cs="Arial"/>
-                <w:lang w:val="en-US"/>
-              </w:rPr>
-              <w:t>+</w:t>
-            </w:r>
-            <w:proofErr w:type="spellStart"/>
-            <w:r>
-              <w:rPr>
-                <w:rFonts w:ascii="Arial Narrow" w:hAnsi="Arial Narrow" w:cs="Arial"/>
-                <w:lang w:val="en-US"/>
-              </w:rPr>
-              <w:t>xZero</w:t>
-            </w:r>
-            <w:proofErr w:type="spellEnd"/>
-            <w:r>
-              <w:rPr>
-                <w:rFonts w:ascii="Arial Narrow" w:hAnsi="Arial Narrow" w:cs="Arial"/>
-                <w:lang w:val="en-US"/>
-              </w:rPr>
-              <w:t xml:space="preserve"> &gt; K - </w:t>
-            </w:r>
-            <w:proofErr w:type="gramStart"/>
-            <w:r>
-              <w:rPr>
-                <w:rFonts w:ascii="Arial Narrow" w:hAnsi="Arial Narrow" w:cs="Arial"/>
-                <w:lang w:val="en-US"/>
-              </w:rPr>
-              <w:t>1 )</w:t>
-            </w:r>
-            <w:proofErr w:type="gramEnd"/>
-            <w:r>
-              <w:rPr>
-                <w:rFonts w:ascii="Arial Narrow" w:hAnsi="Arial Narrow" w:cs="Arial"/>
-                <w:lang w:val="en-US"/>
-              </w:rPr>
-              <w:t xml:space="preserve">   // Set a new </w:t>
-            </w:r>
-            <w:proofErr w:type="spellStart"/>
-            <w:r>
-              <w:rPr>
-                <w:rFonts w:ascii="Arial Narrow" w:hAnsi="Arial Narrow" w:cs="Arial"/>
-                <w:lang w:val="en-US"/>
-              </w:rPr>
-              <w:t>xZero</w:t>
-            </w:r>
-            <w:proofErr w:type="spellEnd"/>
-            <w:r>
-              <w:rPr>
-                <w:rFonts w:ascii="Arial Narrow" w:hAnsi="Arial Narrow" w:cs="Arial"/>
-                <w:lang w:val="en-US"/>
-              </w:rPr>
-              <w:t xml:space="preserve"> value in order to save next sample</w:t>
+              <w:t xml:space="preserve">  if( ++xZero &gt; K - 1 )   // Set a new xZero value in order to save next sample</w:t>
             </w:r>
           </w:p>
           <w:p>
@@ -3460,23 +2913,7 @@
                 <w:rFonts w:ascii="Arial Narrow" w:hAnsi="Arial Narrow" w:cs="Arial"/>
                 <w:lang w:val="en-US"/>
               </w:rPr>
-              <w:t xml:space="preserve">    </w:t>
-            </w:r>
-            <w:proofErr w:type="spellStart"/>
-            <w:r>
-              <w:rPr>
-                <w:rFonts w:ascii="Arial Narrow" w:hAnsi="Arial Narrow" w:cs="Arial"/>
-                <w:lang w:val="en-US"/>
-              </w:rPr>
-              <w:t>xZero</w:t>
-            </w:r>
-            <w:proofErr w:type="spellEnd"/>
-            <w:r>
-              <w:rPr>
-                <w:rFonts w:ascii="Arial Narrow" w:hAnsi="Arial Narrow" w:cs="Arial"/>
-                <w:lang w:val="en-US"/>
-              </w:rPr>
-              <w:t xml:space="preserve"> = 0;</w:t>
+              <w:t xml:space="preserve">    xZero = 0;</w:t>
             </w:r>
           </w:p>
           <w:p>
@@ -3517,23 +2954,7 @@
                 <w:rFonts w:ascii="Arial Narrow" w:hAnsi="Arial Narrow" w:cs="Arial"/>
                 <w:lang w:val="en-US"/>
               </w:rPr>
-              <w:t xml:space="preserve">  </w:t>
-            </w:r>
-            <w:proofErr w:type="gramStart"/>
-            <w:r>
-              <w:rPr>
-                <w:rFonts w:ascii="Arial Narrow" w:hAnsi="Arial Narrow" w:cs="Arial"/>
-                <w:lang w:val="en-US"/>
-              </w:rPr>
-              <w:t>if(</w:t>
-            </w:r>
-            <w:proofErr w:type="gramEnd"/>
-            <w:r>
-              <w:rPr>
-                <w:rFonts w:ascii="Arial Narrow" w:hAnsi="Arial Narrow" w:cs="Arial"/>
-                <w:lang w:val="en-US"/>
-              </w:rPr>
-              <w:t>y &gt; 4095.0)</w:t>
+              <w:t xml:space="preserve">  if(y &gt; 4095.0)</w:t>
             </w:r>
           </w:p>
           <w:p>
@@ -3565,23 +2986,7 @@
                 <w:rFonts w:ascii="Arial Narrow" w:hAnsi="Arial Narrow" w:cs="Arial"/>
                 <w:lang w:val="en-US"/>
               </w:rPr>
-              <w:t xml:space="preserve">  else </w:t>
-            </w:r>
-            <w:proofErr w:type="gramStart"/>
-            <w:r>
-              <w:rPr>
-                <w:rFonts w:ascii="Arial Narrow" w:hAnsi="Arial Narrow" w:cs="Arial"/>
-                <w:lang w:val="en-US"/>
-              </w:rPr>
-              <w:t>if(</w:t>
-            </w:r>
-            <w:proofErr w:type="gramEnd"/>
-            <w:r>
-              <w:rPr>
-                <w:rFonts w:ascii="Arial Narrow" w:hAnsi="Arial Narrow" w:cs="Arial"/>
-                <w:lang w:val="en-US"/>
-              </w:rPr>
-              <w:t>y &lt; 0.0)</w:t>
+              <w:t xml:space="preserve">  else if(y &lt; 0.0)</w:t>
             </w:r>
           </w:p>
           <w:p>
@@ -3631,23 +3036,7 @@
                 <w:rFonts w:ascii="Arial Narrow" w:hAnsi="Arial Narrow" w:cs="Arial"/>
                 <w:lang w:val="en-US"/>
               </w:rPr>
-              <w:t xml:space="preserve">  DAC1-&gt;DHR12R2 = (uint16_</w:t>
-            </w:r>
-            <w:proofErr w:type="gramStart"/>
-            <w:r>
-              <w:rPr>
-                <w:rFonts w:ascii="Arial Narrow" w:hAnsi="Arial Narrow" w:cs="Arial"/>
-                <w:lang w:val="en-US"/>
-              </w:rPr>
-              <w:t>t)y</w:t>
-            </w:r>
-            <w:proofErr w:type="gramEnd"/>
-            <w:r>
-              <w:rPr>
-                <w:rFonts w:ascii="Arial Narrow" w:hAnsi="Arial Narrow" w:cs="Arial"/>
-                <w:lang w:val="en-US"/>
-              </w:rPr>
-              <w:t>;</w:t>
+              <w:t xml:space="preserve">  DAC1-&gt;DHR12R2 = (uint16_t)y;</w:t>
             </w:r>
           </w:p>
           <w:p>
@@ -3713,32 +3102,7 @@
                 <w:rFonts w:ascii="Arial Narrow" w:hAnsi="Arial Narrow" w:cs="Arial"/>
                 <w:lang w:val="en-US"/>
               </w:rPr>
-              <w:t xml:space="preserve">uint16_t </w:t>
-            </w:r>
-            <w:proofErr w:type="spellStart"/>
-            <w:proofErr w:type="gramStart"/>
-            <w:r>
-              <w:rPr>
-                <w:rFonts w:ascii="Arial Narrow" w:hAnsi="Arial Narrow" w:cs="Arial"/>
-                <w:lang w:val="en-US"/>
-              </w:rPr>
-              <w:t>ADCRead</w:t>
-            </w:r>
-            <w:proofErr w:type="spellEnd"/>
-            <w:r>
-              <w:rPr>
-                <w:rFonts w:ascii="Arial Narrow" w:hAnsi="Arial Narrow" w:cs="Arial"/>
-                <w:lang w:val="en-US"/>
-              </w:rPr>
-              <w:t>( void</w:t>
-            </w:r>
-            <w:proofErr w:type="gramEnd"/>
-            <w:r>
-              <w:rPr>
-                <w:rFonts w:ascii="Arial Narrow" w:hAnsi="Arial Narrow" w:cs="Arial"/>
-                <w:lang w:val="en-US"/>
-              </w:rPr>
-              <w:t xml:space="preserve"> )</w:t>
+              <w:t>uint16_t ADCRead( void )</w:t>
             </w:r>
           </w:p>
           <w:p>
@@ -3788,38 +3152,7 @@
                 <w:lang w:val="en-US"/>
               </w:rPr>
               <w:tab/>
-            </w:r>
-            <w:proofErr w:type="gramStart"/>
-            <w:r>
-              <w:rPr>
-                <w:rFonts w:ascii="Arial Narrow" w:hAnsi="Arial Narrow" w:cs="Arial"/>
-                <w:lang w:val="en-US"/>
-              </w:rPr>
-              <w:t>while( !( ADC</w:t>
-            </w:r>
-            <w:proofErr w:type="gramEnd"/>
-            <w:r>
-              <w:rPr>
-                <w:rFonts w:ascii="Arial Narrow" w:hAnsi="Arial Narrow" w:cs="Arial"/>
-                <w:lang w:val="en-US"/>
-              </w:rPr>
-              <w:t>1-&gt;ISR &amp; ADC_ISR_</w:t>
-            </w:r>
-            <w:proofErr w:type="gramStart"/>
-            <w:r>
-              <w:rPr>
-                <w:rFonts w:ascii="Arial Narrow" w:hAnsi="Arial Narrow" w:cs="Arial"/>
-                <w:lang w:val="en-US"/>
-              </w:rPr>
-              <w:t>EOC )</w:t>
-            </w:r>
-            <w:proofErr w:type="gramEnd"/>
-            <w:r>
-              <w:rPr>
-                <w:rFonts w:ascii="Arial Narrow" w:hAnsi="Arial Narrow" w:cs="Arial"/>
-                <w:lang w:val="en-US"/>
-              </w:rPr>
-              <w:t xml:space="preserve"> );</w:t>
+              <w:t>while( !( ADC1-&gt;ISR &amp; ADC_ISR_EOC ) );</w:t>
             </w:r>
             <w:r>
               <w:rPr>
@@ -4205,6 +3538,7 @@
       <w:r>
         <w:rPr>
           <w:rFonts w:ascii="Arial Narrow" w:hAnsi="Arial Narrow" w:cs="Arial"/>
+          <w:noProof/>
           <w:lang w:val="en-US"/>
         </w:rPr>
         <w:drawing>
@@ -4853,7 +4187,7 @@
 </file>
 
 <file path=word/endnotes.xml><?xml version="1.0" encoding="utf-8"?>
-<w:endnotes xmlns:wpc="http://schemas.microsoft.com/office/word/2010/wordprocessingCanvas" xmlns:cx="http://schemas.microsoft.com/office/drawing/2014/chartex" xmlns:cx1="http://schemas.microsoft.com/office/drawing/2015/9/8/chartex" xmlns:cx2="http://schemas.microsoft.com/office/drawing/2015/10/21/chartex" xmlns:cx3="http://schemas.microsoft.com/office/drawing/2016/5/9/chartex" xmlns:cx4="http://schemas.microsoft.com/office/drawing/2016/5/10/chartex" xmlns:cx5="http://schemas.microsoft.com/office/drawing/2016/5/11/chartex" xmlns:cx6="http://schemas.microsoft.com/office/drawing/2016/5/12/chartex" xmlns:cx7="http://schemas.microsoft.com/office/drawing/2016/5/13/chartex" xmlns:cx8="http://schemas.microsoft.com/office/drawing/2016/5/14/chartex" xmlns:mc="http://schemas.openxmlformats.org/markup-compatibility/2006" xmlns:aink="http://schemas.microsoft.com/office/drawing/2016/ink" xmlns:am3d="http://schemas.microsoft.com/office/drawing/2017/model3d" xmlns:o="urn:schemas-microsoft-com:office:office" xmlns:oel="http://schemas.microsoft.com/office/2019/extlst" xmlns:r="http://schemas.openxmlformats.org/officeDocument/2006/relationships" xmlns:m="http://schemas.openxmlformats.org/officeDocument/2006/math" xmlns:v="urn:schemas-microsoft-com:vml" xmlns:wp14="http://schemas.microsoft.com/office/word/2010/wordprocessingDrawing" xmlns:wp="http://schemas.openxmlformats.org/drawingml/2006/wordprocessingDrawing" xmlns:w10="urn:schemas-microsoft-com:office:word" xmlns:w="http://schemas.openxmlformats.org/wordprocessingml/2006/main" xmlns:w14="http://schemas.microsoft.com/office/word/2010/wordml" xmlns:w15="http://schemas.microsoft.com/office/word/2012/wordml" xmlns:w16cex="http://schemas.microsoft.com/office/word/2018/wordml/cex" xmlns:w16cid="http://schemas.microsoft.com/office/word/2016/wordml/cid" xmlns:w16="http://schemas.microsoft.com/office/word/2018/wordml" xmlns:w16du="http://schemas.microsoft.com/office/word/2023/wordml/word16du" xmlns:w16sdtdh="http://schemas.microsoft.com/office/word/2020/wordml/sdtdatahash" xmlns:w16sdtfl="http://schemas.microsoft.com/office/word/2024/wordml/sdtformatlock" xmlns:w16se="http://schemas.microsoft.com/office/word/2015/wordml/symex" xmlns:wpg="http://schemas.microsoft.com/office/word/2010/wordprocessingGroup" xmlns:wpi="http://schemas.microsoft.com/office/word/2010/wordprocessingInk" xmlns:wne="http://schemas.microsoft.com/office/word/2006/wordml" xmlns:wps="http://schemas.microsoft.com/office/word/2010/wordprocessingShape" mc:Ignorable="w14 w15 w16se w16cid w16 w16cex w16sdtdh w16sdtfl w16du wp14">
+<w:endnotes xmlns:wpc="http://schemas.microsoft.com/office/word/2010/wordprocessingCanvas" xmlns:cx="http://schemas.microsoft.com/office/drawing/2014/chartex" xmlns:cx1="http://schemas.microsoft.com/office/drawing/2015/9/8/chartex" xmlns:cx2="http://schemas.microsoft.com/office/drawing/2015/10/21/chartex" xmlns:cx3="http://schemas.microsoft.com/office/drawing/2016/5/9/chartex" xmlns:cx4="http://schemas.microsoft.com/office/drawing/2016/5/10/chartex" xmlns:cx5="http://schemas.microsoft.com/office/drawing/2016/5/11/chartex" xmlns:cx6="http://schemas.microsoft.com/office/drawing/2016/5/12/chartex" xmlns:cx7="http://schemas.microsoft.com/office/drawing/2016/5/13/chartex" xmlns:cx8="http://schemas.microsoft.com/office/drawing/2016/5/14/chartex" xmlns:mc="http://schemas.openxmlformats.org/markup-compatibility/2006" xmlns:aink="http://schemas.microsoft.com/office/drawing/2016/ink" xmlns:am3d="http://schemas.microsoft.com/office/drawing/2017/model3d" xmlns:o="urn:schemas-microsoft-com:office:office" xmlns:oel="http://schemas.microsoft.com/office/2019/extlst" xmlns:r="http://schemas.openxmlformats.org/officeDocument/2006/relationships" xmlns:m="http://schemas.openxmlformats.org/officeDocument/2006/math" xmlns:v="urn:schemas-microsoft-com:vml" xmlns:wp14="http://schemas.microsoft.com/office/word/2010/wordprocessingDrawing" xmlns:wp="http://schemas.openxmlformats.org/drawingml/2006/wordprocessingDrawing" xmlns:w10="urn:schemas-microsoft-com:office:word" xmlns:w="http://schemas.openxmlformats.org/wordprocessingml/2006/main" xmlns:w14="http://schemas.microsoft.com/office/word/2010/wordml" xmlns:w15="http://schemas.microsoft.com/office/word/2012/wordml" xmlns:w16cex="http://schemas.microsoft.com/office/word/2018/wordml/cex" xmlns:w16cid="http://schemas.microsoft.com/office/word/2016/wordml/cid" xmlns:w16="http://schemas.microsoft.com/office/word/2018/wordml" xmlns:w16sdtdh="http://schemas.microsoft.com/office/word/2020/wordml/sdtdatahash" xmlns:w16se="http://schemas.microsoft.com/office/word/2015/wordml/symex" xmlns:wpg="http://schemas.microsoft.com/office/word/2010/wordprocessingGroup" xmlns:wpi="http://schemas.microsoft.com/office/word/2010/wordprocessingInk" xmlns:wne="http://schemas.microsoft.com/office/word/2006/wordml" xmlns:wps="http://schemas.microsoft.com/office/word/2010/wordprocessingShape" mc:Ignorable="w14 w15 w16se w16cid w16 w16cex w16sdtdh wp14">
   <w:endnote w:type="separator" w:id="-1">
     <w:p>
       <w:pPr>
@@ -4878,7 +4212,7 @@
 </file>
 
 <file path=word/footer1.xml><?xml version="1.0" encoding="utf-8"?>
-<w:ftr xmlns:wpc="http://schemas.microsoft.com/office/word/2010/wordprocessingCanvas" xmlns:cx="http://schemas.microsoft.com/office/drawing/2014/chartex" xmlns:cx1="http://schemas.microsoft.com/office/drawing/2015/9/8/chartex" xmlns:cx2="http://schemas.microsoft.com/office/drawing/2015/10/21/chartex" xmlns:cx3="http://schemas.microsoft.com/office/drawing/2016/5/9/chartex" xmlns:cx4="http://schemas.microsoft.com/office/drawing/2016/5/10/chartex" xmlns:cx5="http://schemas.microsoft.com/office/drawing/2016/5/11/chartex" xmlns:cx6="http://schemas.microsoft.com/office/drawing/2016/5/12/chartex" xmlns:cx7="http://schemas.microsoft.com/office/drawing/2016/5/13/chartex" xmlns:cx8="http://schemas.microsoft.com/office/drawing/2016/5/14/chartex" xmlns:mc="http://schemas.openxmlformats.org/markup-compatibility/2006" xmlns:aink="http://schemas.microsoft.com/office/drawing/2016/ink" xmlns:am3d="http://schemas.microsoft.com/office/drawing/2017/model3d" xmlns:o="urn:schemas-microsoft-com:office:office" xmlns:oel="http://schemas.microsoft.com/office/2019/extlst" xmlns:r="http://schemas.openxmlformats.org/officeDocument/2006/relationships" xmlns:m="http://schemas.openxmlformats.org/officeDocument/2006/math" xmlns:v="urn:schemas-microsoft-com:vml" xmlns:wp14="http://schemas.microsoft.com/office/word/2010/wordprocessingDrawing" xmlns:wp="http://schemas.openxmlformats.org/drawingml/2006/wordprocessingDrawing" xmlns:w10="urn:schemas-microsoft-com:office:word" xmlns:w="http://schemas.openxmlformats.org/wordprocessingml/2006/main" xmlns:w14="http://schemas.microsoft.com/office/word/2010/wordml" xmlns:w15="http://schemas.microsoft.com/office/word/2012/wordml" xmlns:w16cex="http://schemas.microsoft.com/office/word/2018/wordml/cex" xmlns:w16cid="http://schemas.microsoft.com/office/word/2016/wordml/cid" xmlns:w16="http://schemas.microsoft.com/office/word/2018/wordml" xmlns:w16du="http://schemas.microsoft.com/office/word/2023/wordml/word16du" xmlns:w16sdtdh="http://schemas.microsoft.com/office/word/2020/wordml/sdtdatahash" xmlns:w16sdtfl="http://schemas.microsoft.com/office/word/2024/wordml/sdtformatlock" xmlns:w16se="http://schemas.microsoft.com/office/word/2015/wordml/symex" xmlns:wpg="http://schemas.microsoft.com/office/word/2010/wordprocessingGroup" xmlns:wpi="http://schemas.microsoft.com/office/word/2010/wordprocessingInk" xmlns:wne="http://schemas.microsoft.com/office/word/2006/wordml" xmlns:wps="http://schemas.microsoft.com/office/word/2010/wordprocessingShape" mc:Ignorable="w14 w15 w16se w16cid w16 w16cex w16sdtdh w16sdtfl w16du wp14">
+<w:ftr xmlns:wpc="http://schemas.microsoft.com/office/word/2010/wordprocessingCanvas" xmlns:cx="http://schemas.microsoft.com/office/drawing/2014/chartex" xmlns:cx1="http://schemas.microsoft.com/office/drawing/2015/9/8/chartex" xmlns:cx2="http://schemas.microsoft.com/office/drawing/2015/10/21/chartex" xmlns:cx3="http://schemas.microsoft.com/office/drawing/2016/5/9/chartex" xmlns:cx4="http://schemas.microsoft.com/office/drawing/2016/5/10/chartex" xmlns:cx5="http://schemas.microsoft.com/office/drawing/2016/5/11/chartex" xmlns:cx6="http://schemas.microsoft.com/office/drawing/2016/5/12/chartex" xmlns:cx7="http://schemas.microsoft.com/office/drawing/2016/5/13/chartex" xmlns:cx8="http://schemas.microsoft.com/office/drawing/2016/5/14/chartex" xmlns:mc="http://schemas.openxmlformats.org/markup-compatibility/2006" xmlns:aink="http://schemas.microsoft.com/office/drawing/2016/ink" xmlns:am3d="http://schemas.microsoft.com/office/drawing/2017/model3d" xmlns:o="urn:schemas-microsoft-com:office:office" xmlns:oel="http://schemas.microsoft.com/office/2019/extlst" xmlns:r="http://schemas.openxmlformats.org/officeDocument/2006/relationships" xmlns:m="http://schemas.openxmlformats.org/officeDocument/2006/math" xmlns:v="urn:schemas-microsoft-com:vml" xmlns:wp14="http://schemas.microsoft.com/office/word/2010/wordprocessingDrawing" xmlns:wp="http://schemas.openxmlformats.org/drawingml/2006/wordprocessingDrawing" xmlns:w10="urn:schemas-microsoft-com:office:word" xmlns:w="http://schemas.openxmlformats.org/wordprocessingml/2006/main" xmlns:w14="http://schemas.microsoft.com/office/word/2010/wordml" xmlns:w15="http://schemas.microsoft.com/office/word/2012/wordml" xmlns:w16cex="http://schemas.microsoft.com/office/word/2018/wordml/cex" xmlns:w16cid="http://schemas.microsoft.com/office/word/2016/wordml/cid" xmlns:w16="http://schemas.microsoft.com/office/word/2018/wordml" xmlns:w16sdtdh="http://schemas.microsoft.com/office/word/2020/wordml/sdtdatahash" xmlns:w16se="http://schemas.microsoft.com/office/word/2015/wordml/symex" xmlns:wpg="http://schemas.microsoft.com/office/word/2010/wordprocessingGroup" xmlns:wpi="http://schemas.microsoft.com/office/word/2010/wordprocessingInk" xmlns:wne="http://schemas.microsoft.com/office/word/2006/wordml" xmlns:wps="http://schemas.microsoft.com/office/word/2010/wordprocessingShape" mc:Ignorable="w14 w15 w16se w16cid w16 w16cex w16sdtdh wp14">
   <w:sdt>
     <w:sdtPr>
       <w:rPr>
@@ -4998,7 +4332,7 @@
                 </wp:anchor>
               </w:drawing>
             </mc:Choice>
-            <mc:Fallback>
+            <mc:Fallback xmlns:w16du="http://schemas.microsoft.com/office/word/2023/wordml/word16du" xmlns:w16sdtfl="http://schemas.microsoft.com/office/word/2024/wordml/sdtformatlock">
               <w:pict>
                 <v:rect w14:anchorId="523F16BE" id="Rectangle 58" o:spid="_x0000_s1026" style="position:absolute;margin-left:28.85pt;margin-top:7.7pt;width:558.2pt;height:3.6pt;z-index:-251644928;visibility:visible;mso-wrap-style:square;mso-width-percent:0;mso-height-percent:0;mso-wrap-distance-left:9pt;mso-wrap-distance-top:0;mso-wrap-distance-right:9pt;mso-wrap-distance-bottom:0;mso-position-horizontal:absolute;mso-position-horizontal-relative:page;mso-position-vertical:absolute;mso-position-vertical-relative:text;mso-width-percent:0;mso-height-percent:0;mso-width-relative:page;mso-height-relative:page;v-text-anchor:middle" o:gfxdata="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" fillcolor="#0f243e [1615]" stroked="f" strokeweight="2pt">
                   <w10:wrap type="tight" anchorx="page"/>
@@ -5219,7 +4553,7 @@
 </file>
 
 <file path=word/footnotes.xml><?xml version="1.0" encoding="utf-8"?>
-<w:footnotes xmlns:wpc="http://schemas.microsoft.com/office/word/2010/wordprocessingCanvas" xmlns:cx="http://schemas.microsoft.com/office/drawing/2014/chartex" xmlns:cx1="http://schemas.microsoft.com/office/drawing/2015/9/8/chartex" xmlns:cx2="http://schemas.microsoft.com/office/drawing/2015/10/21/chartex" xmlns:cx3="http://schemas.microsoft.com/office/drawing/2016/5/9/chartex" xmlns:cx4="http://schemas.microsoft.com/office/drawing/2016/5/10/chartex" xmlns:cx5="http://schemas.microsoft.com/office/drawing/2016/5/11/chartex" xmlns:cx6="http://schemas.microsoft.com/office/drawing/2016/5/12/chartex" xmlns:cx7="http://schemas.microsoft.com/office/drawing/2016/5/13/chartex" xmlns:cx8="http://schemas.microsoft.com/office/drawing/2016/5/14/chartex" xmlns:mc="http://schemas.openxmlformats.org/markup-compatibility/2006" xmlns:aink="http://schemas.microsoft.com/office/drawing/2016/ink" xmlns:am3d="http://schemas.microsoft.com/office/drawing/2017/model3d" xmlns:o="urn:schemas-microsoft-com:office:office" xmlns:oel="http://schemas.microsoft.com/office/2019/extlst" xmlns:r="http://schemas.openxmlformats.org/officeDocument/2006/relationships" xmlns:m="http://schemas.openxmlformats.org/officeDocument/2006/math" xmlns:v="urn:schemas-microsoft-com:vml" xmlns:wp14="http://schemas.microsoft.com/office/word/2010/wordprocessingDrawing" xmlns:wp="http://schemas.openxmlformats.org/drawingml/2006/wordprocessingDrawing" xmlns:w10="urn:schemas-microsoft-com:office:word" xmlns:w="http://schemas.openxmlformats.org/wordprocessingml/2006/main" xmlns:w14="http://schemas.microsoft.com/office/word/2010/wordml" xmlns:w15="http://schemas.microsoft.com/office/word/2012/wordml" xmlns:w16cex="http://schemas.microsoft.com/office/word/2018/wordml/cex" xmlns:w16cid="http://schemas.microsoft.com/office/word/2016/wordml/cid" xmlns:w16="http://schemas.microsoft.com/office/word/2018/wordml" xmlns:w16du="http://schemas.microsoft.com/office/word/2023/wordml/word16du" xmlns:w16sdtdh="http://schemas.microsoft.com/office/word/2020/wordml/sdtdatahash" xmlns:w16sdtfl="http://schemas.microsoft.com/office/word/2024/wordml/sdtformatlock" xmlns:w16se="http://schemas.microsoft.com/office/word/2015/wordml/symex" xmlns:wpg="http://schemas.microsoft.com/office/word/2010/wordprocessingGroup" xmlns:wpi="http://schemas.microsoft.com/office/word/2010/wordprocessingInk" xmlns:wne="http://schemas.microsoft.com/office/word/2006/wordml" xmlns:wps="http://schemas.microsoft.com/office/word/2010/wordprocessingShape" mc:Ignorable="w14 w15 w16se w16cid w16 w16cex w16sdtdh w16sdtfl w16du wp14">
+<w:footnotes xmlns:wpc="http://schemas.microsoft.com/office/word/2010/wordprocessingCanvas" xmlns:cx="http://schemas.microsoft.com/office/drawing/2014/chartex" xmlns:cx1="http://schemas.microsoft.com/office/drawing/2015/9/8/chartex" xmlns:cx2="http://schemas.microsoft.com/office/drawing/2015/10/21/chartex" xmlns:cx3="http://schemas.microsoft.com/office/drawing/2016/5/9/chartex" xmlns:cx4="http://schemas.microsoft.com/office/drawing/2016/5/10/chartex" xmlns:cx5="http://schemas.microsoft.com/office/drawing/2016/5/11/chartex" xmlns:cx6="http://schemas.microsoft.com/office/drawing/2016/5/12/chartex" xmlns:cx7="http://schemas.microsoft.com/office/drawing/2016/5/13/chartex" xmlns:cx8="http://schemas.microsoft.com/office/drawing/2016/5/14/chartex" xmlns:mc="http://schemas.openxmlformats.org/markup-compatibility/2006" xmlns:aink="http://schemas.microsoft.com/office/drawing/2016/ink" xmlns:am3d="http://schemas.microsoft.com/office/drawing/2017/model3d" xmlns:o="urn:schemas-microsoft-com:office:office" xmlns:oel="http://schemas.microsoft.com/office/2019/extlst" xmlns:r="http://schemas.openxmlformats.org/officeDocument/2006/relationships" xmlns:m="http://schemas.openxmlformats.org/officeDocument/2006/math" xmlns:v="urn:schemas-microsoft-com:vml" xmlns:wp14="http://schemas.microsoft.com/office/word/2010/wordprocessingDrawing" xmlns:wp="http://schemas.openxmlformats.org/drawingml/2006/wordprocessingDrawing" xmlns:w10="urn:schemas-microsoft-com:office:word" xmlns:w="http://schemas.openxmlformats.org/wordprocessingml/2006/main" xmlns:w14="http://schemas.microsoft.com/office/word/2010/wordml" xmlns:w15="http://schemas.microsoft.com/office/word/2012/wordml" xmlns:w16cex="http://schemas.microsoft.com/office/word/2018/wordml/cex" xmlns:w16cid="http://schemas.microsoft.com/office/word/2016/wordml/cid" xmlns:w16="http://schemas.microsoft.com/office/word/2018/wordml" xmlns:w16sdtdh="http://schemas.microsoft.com/office/word/2020/wordml/sdtdatahash" xmlns:w16se="http://schemas.microsoft.com/office/word/2015/wordml/symex" xmlns:wpg="http://schemas.microsoft.com/office/word/2010/wordprocessingGroup" xmlns:wpi="http://schemas.microsoft.com/office/word/2010/wordprocessingInk" xmlns:wne="http://schemas.microsoft.com/office/word/2006/wordml" xmlns:wps="http://schemas.microsoft.com/office/word/2010/wordprocessingShape" mc:Ignorable="w14 w15 w16se w16cid w16 w16cex w16sdtdh wp14">
   <w:footnote w:type="separator" w:id="-1">
     <w:p>
       <w:pPr>
@@ -5244,7 +4578,7 @@
 </file>
 
 <file path=word/header1.xml><?xml version="1.0" encoding="utf-8"?>
-<w:hdr xmlns:wpc="http://schemas.microsoft.com/office/word/2010/wordprocessingCanvas" xmlns:cx="http://schemas.microsoft.com/office/drawing/2014/chartex" xmlns:cx1="http://schemas.microsoft.com/office/drawing/2015/9/8/chartex" xmlns:cx2="http://schemas.microsoft.com/office/drawing/2015/10/21/chartex" xmlns:cx3="http://schemas.microsoft.com/office/drawing/2016/5/9/chartex" xmlns:cx4="http://schemas.microsoft.com/office/drawing/2016/5/10/chartex" xmlns:cx5="http://schemas.microsoft.com/office/drawing/2016/5/11/chartex" xmlns:cx6="http://schemas.microsoft.com/office/drawing/2016/5/12/chartex" xmlns:cx7="http://schemas.microsoft.com/office/drawing/2016/5/13/chartex" xmlns:cx8="http://schemas.microsoft.com/office/drawing/2016/5/14/chartex" xmlns:mc="http://schemas.openxmlformats.org/markup-compatibility/2006" xmlns:aink="http://schemas.microsoft.com/office/drawing/2016/ink" xmlns:am3d="http://schemas.microsoft.com/office/drawing/2017/model3d" xmlns:o="urn:schemas-microsoft-com:office:office" xmlns:oel="http://schemas.microsoft.com/office/2019/extlst" xmlns:r="http://schemas.openxmlformats.org/officeDocument/2006/relationships" xmlns:m="http://schemas.openxmlformats.org/officeDocument/2006/math" xmlns:v="urn:schemas-microsoft-com:vml" xmlns:wp14="http://schemas.microsoft.com/office/word/2010/wordprocessingDrawing" xmlns:wp="http://schemas.openxmlformats.org/drawingml/2006/wordprocessingDrawing" xmlns:w10="urn:schemas-microsoft-com:office:word" xmlns:w="http://schemas.openxmlformats.org/wordprocessingml/2006/main" xmlns:w14="http://schemas.microsoft.com/office/word/2010/wordml" xmlns:w15="http://schemas.microsoft.com/office/word/2012/wordml" xmlns:w16cex="http://schemas.microsoft.com/office/word/2018/wordml/cex" xmlns:w16cid="http://schemas.microsoft.com/office/word/2016/wordml/cid" xmlns:w16="http://schemas.microsoft.com/office/word/2018/wordml" xmlns:w16du="http://schemas.microsoft.com/office/word/2023/wordml/word16du" xmlns:w16sdtdh="http://schemas.microsoft.com/office/word/2020/wordml/sdtdatahash" xmlns:w16sdtfl="http://schemas.microsoft.com/office/word/2024/wordml/sdtformatlock" xmlns:w16se="http://schemas.microsoft.com/office/word/2015/wordml/symex" xmlns:wpg="http://schemas.microsoft.com/office/word/2010/wordprocessingGroup" xmlns:wpi="http://schemas.microsoft.com/office/word/2010/wordprocessingInk" xmlns:wne="http://schemas.microsoft.com/office/word/2006/wordml" xmlns:wps="http://schemas.microsoft.com/office/word/2010/wordprocessingShape" mc:Ignorable="w14 w15 w16se w16cid w16 w16cex w16sdtdh w16sdtfl w16du wp14">
+<w:hdr xmlns:wpc="http://schemas.microsoft.com/office/word/2010/wordprocessingCanvas" xmlns:cx="http://schemas.microsoft.com/office/drawing/2014/chartex" xmlns:cx1="http://schemas.microsoft.com/office/drawing/2015/9/8/chartex" xmlns:cx2="http://schemas.microsoft.com/office/drawing/2015/10/21/chartex" xmlns:cx3="http://schemas.microsoft.com/office/drawing/2016/5/9/chartex" xmlns:cx4="http://schemas.microsoft.com/office/drawing/2016/5/10/chartex" xmlns:cx5="http://schemas.microsoft.com/office/drawing/2016/5/11/chartex" xmlns:cx6="http://schemas.microsoft.com/office/drawing/2016/5/12/chartex" xmlns:cx7="http://schemas.microsoft.com/office/drawing/2016/5/13/chartex" xmlns:cx8="http://schemas.microsoft.com/office/drawing/2016/5/14/chartex" xmlns:mc="http://schemas.openxmlformats.org/markup-compatibility/2006" xmlns:aink="http://schemas.microsoft.com/office/drawing/2016/ink" xmlns:am3d="http://schemas.microsoft.com/office/drawing/2017/model3d" xmlns:o="urn:schemas-microsoft-com:office:office" xmlns:oel="http://schemas.microsoft.com/office/2019/extlst" xmlns:r="http://schemas.openxmlformats.org/officeDocument/2006/relationships" xmlns:m="http://schemas.openxmlformats.org/officeDocument/2006/math" xmlns:v="urn:schemas-microsoft-com:vml" xmlns:wp14="http://schemas.microsoft.com/office/word/2010/wordprocessingDrawing" xmlns:wp="http://schemas.openxmlformats.org/drawingml/2006/wordprocessingDrawing" xmlns:w10="urn:schemas-microsoft-com:office:word" xmlns:w="http://schemas.openxmlformats.org/wordprocessingml/2006/main" xmlns:w14="http://schemas.microsoft.com/office/word/2010/wordml" xmlns:w15="http://schemas.microsoft.com/office/word/2012/wordml" xmlns:w16cex="http://schemas.microsoft.com/office/word/2018/wordml/cex" xmlns:w16cid="http://schemas.microsoft.com/office/word/2016/wordml/cid" xmlns:w16="http://schemas.microsoft.com/office/word/2018/wordml" xmlns:w16sdtdh="http://schemas.microsoft.com/office/word/2020/wordml/sdtdatahash" xmlns:w16se="http://schemas.microsoft.com/office/word/2015/wordml/symex" xmlns:wpg="http://schemas.microsoft.com/office/word/2010/wordprocessingGroup" xmlns:wpi="http://schemas.microsoft.com/office/word/2010/wordprocessingInk" xmlns:wne="http://schemas.microsoft.com/office/word/2006/wordml" xmlns:wps="http://schemas.microsoft.com/office/word/2010/wordprocessingShape" mc:Ignorable="w14 w15 w16se w16cid w16 w16cex w16sdtdh wp14">
   <w:p>
     <w:pPr>
       <w:pStyle w:val="Header"/>
@@ -5408,7 +4742,7 @@
             </wp:anchor>
           </w:drawing>
         </mc:Choice>
-        <mc:Fallback>
+        <mc:Fallback xmlns:w16du="http://schemas.microsoft.com/office/word/2023/wordml/word16du" xmlns:w16sdtfl="http://schemas.microsoft.com/office/word/2024/wordml/sdtformatlock">
           <w:pict>
             <v:rect w14:anchorId="4AD48C64" id="Rectangle 25" o:spid="_x0000_s1026" style="position:absolute;margin-left:-13.3pt;margin-top:37.65pt;width:558.2pt;height:3.6pt;z-index:-251646976;visibility:visible;mso-wrap-style:square;mso-width-percent:0;mso-height-percent:0;mso-wrap-distance-left:9pt;mso-wrap-distance-top:7.2pt;mso-wrap-distance-right:9pt;mso-wrap-distance-bottom:7.2pt;mso-position-horizontal:absolute;mso-position-horizontal-relative:margin;mso-position-vertical:absolute;mso-position-vertical-relative:top-margin-area;mso-width-percent:0;mso-height-percent:0;mso-width-relative:margin;mso-height-relative:margin;v-text-anchor:middle" o:gfxdata="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" fillcolor="#0f243e [1615]" stroked="f" strokeweight="2pt">
               <w10:wrap type="square" anchorx="margin" anchory="margin"/>
@@ -5462,7 +4796,7 @@
 </file>
 
 <file path=word/numbering.xml><?xml version="1.0" encoding="utf-8"?>
-<w:numbering xmlns:wpc="http://schemas.microsoft.com/office/word/2010/wordprocessingCanvas" xmlns:cx="http://schemas.microsoft.com/office/drawing/2014/chartex" xmlns:cx1="http://schemas.microsoft.com/office/drawing/2015/9/8/chartex" xmlns:cx2="http://schemas.microsoft.com/office/drawing/2015/10/21/chartex" xmlns:cx3="http://schemas.microsoft.com/office/drawing/2016/5/9/chartex" xmlns:cx4="http://schemas.microsoft.com/office/drawing/2016/5/10/chartex" xmlns:cx5="http://schemas.microsoft.com/office/drawing/2016/5/11/chartex" xmlns:cx6="http://schemas.microsoft.com/office/drawing/2016/5/12/chartex" xmlns:cx7="http://schemas.microsoft.com/office/drawing/2016/5/13/chartex" xmlns:cx8="http://schemas.microsoft.com/office/drawing/2016/5/14/chartex" xmlns:mc="http://schemas.openxmlformats.org/markup-compatibility/2006" xmlns:aink="http://schemas.microsoft.com/office/drawing/2016/ink" xmlns:am3d="http://schemas.microsoft.com/office/drawing/2017/model3d" xmlns:o="urn:schemas-microsoft-com:office:office" xmlns:oel="http://schemas.microsoft.com/office/2019/extlst" xmlns:r="http://schemas.openxmlformats.org/officeDocument/2006/relationships" xmlns:m="http://schemas.openxmlformats.org/officeDocument/2006/math" xmlns:v="urn:schemas-microsoft-com:vml" xmlns:wp14="http://schemas.microsoft.com/office/word/2010/wordprocessingDrawing" xmlns:wp="http://schemas.openxmlformats.org/drawingml/2006/wordprocessingDrawing" xmlns:w10="urn:schemas-microsoft-com:office:word" xmlns:w="http://schemas.openxmlformats.org/wordprocessingml/2006/main" xmlns:w14="http://schemas.microsoft.com/office/word/2010/wordml" xmlns:w15="http://schemas.microsoft.com/office/word/2012/wordml" xmlns:w16cex="http://schemas.microsoft.com/office/word/2018/wordml/cex" xmlns:w16cid="http://schemas.microsoft.com/office/word/2016/wordml/cid" xmlns:w16="http://schemas.microsoft.com/office/word/2018/wordml" xmlns:w16du="http://schemas.microsoft.com/office/word/2023/wordml/word16du" xmlns:w16sdtdh="http://schemas.microsoft.com/office/word/2020/wordml/sdtdatahash" xmlns:w16sdtfl="http://schemas.microsoft.com/office/word/2024/wordml/sdtformatlock" xmlns:w16se="http://schemas.microsoft.com/office/word/2015/wordml/symex" xmlns:wpg="http://schemas.microsoft.com/office/word/2010/wordprocessingGroup" xmlns:wpi="http://schemas.microsoft.com/office/word/2010/wordprocessingInk" xmlns:wne="http://schemas.microsoft.com/office/word/2006/wordml" xmlns:wps="http://schemas.microsoft.com/office/word/2010/wordprocessingShape" mc:Ignorable="w14 w15 w16se w16cid w16 w16cex w16sdtdh w16sdtfl w16du wp14">
+<w:numbering xmlns:wpc="http://schemas.microsoft.com/office/word/2010/wordprocessingCanvas" xmlns:cx="http://schemas.microsoft.com/office/drawing/2014/chartex" xmlns:cx1="http://schemas.microsoft.com/office/drawing/2015/9/8/chartex" xmlns:cx2="http://schemas.microsoft.com/office/drawing/2015/10/21/chartex" xmlns:cx3="http://schemas.microsoft.com/office/drawing/2016/5/9/chartex" xmlns:cx4="http://schemas.microsoft.com/office/drawing/2016/5/10/chartex" xmlns:cx5="http://schemas.microsoft.com/office/drawing/2016/5/11/chartex" xmlns:cx6="http://schemas.microsoft.com/office/drawing/2016/5/12/chartex" xmlns:cx7="http://schemas.microsoft.com/office/drawing/2016/5/13/chartex" xmlns:cx8="http://schemas.microsoft.com/office/drawing/2016/5/14/chartex" xmlns:mc="http://schemas.openxmlformats.org/markup-compatibility/2006" xmlns:aink="http://schemas.microsoft.com/office/drawing/2016/ink" xmlns:am3d="http://schemas.microsoft.com/office/drawing/2017/model3d" xmlns:o="urn:schemas-microsoft-com:office:office" xmlns:oel="http://schemas.microsoft.com/office/2019/extlst" xmlns:r="http://schemas.openxmlformats.org/officeDocument/2006/relationships" xmlns:m="http://schemas.openxmlformats.org/officeDocument/2006/math" xmlns:v="urn:schemas-microsoft-com:vml" xmlns:wp14="http://schemas.microsoft.com/office/word/2010/wordprocessingDrawing" xmlns:wp="http://schemas.openxmlformats.org/drawingml/2006/wordprocessingDrawing" xmlns:w10="urn:schemas-microsoft-com:office:word" xmlns:w="http://schemas.openxmlformats.org/wordprocessingml/2006/main" xmlns:w14="http://schemas.microsoft.com/office/word/2010/wordml" xmlns:w15="http://schemas.microsoft.com/office/word/2012/wordml" xmlns:w16cex="http://schemas.microsoft.com/office/word/2018/wordml/cex" xmlns:w16cid="http://schemas.microsoft.com/office/word/2016/wordml/cid" xmlns:w16="http://schemas.microsoft.com/office/word/2018/wordml" xmlns:w16sdtdh="http://schemas.microsoft.com/office/word/2020/wordml/sdtdatahash" xmlns:w16se="http://schemas.microsoft.com/office/word/2015/wordml/symex" xmlns:wpg="http://schemas.microsoft.com/office/word/2010/wordprocessingGroup" xmlns:wpi="http://schemas.microsoft.com/office/word/2010/wordprocessingInk" xmlns:wne="http://schemas.microsoft.com/office/word/2006/wordml" xmlns:wps="http://schemas.microsoft.com/office/word/2010/wordprocessingShape" mc:Ignorable="w14 w15 w16se w16cid w16 w16cex w16sdtdh wp14">
   <w:abstractNum w:abstractNumId="0" w15:restartNumberingAfterBreak="0">
     <w:nsid w:val="0032240E"/>
     <w:multiLevelType w:val="hybridMultilevel"/>
@@ -9841,7 +9175,7 @@
 </file>
 
 <file path=word/styles.xml><?xml version="1.0" encoding="utf-8"?>
-<w:styles xmlns:mc="http://schemas.openxmlformats.org/markup-compatibility/2006" xmlns:r="http://schemas.openxmlformats.org/officeDocument/2006/relationships" xmlns:w="http://schemas.openxmlformats.org/wordprocessingml/2006/main" xmlns:w14="http://schemas.microsoft.com/office/word/2010/wordml" xmlns:w15="http://schemas.microsoft.com/office/word/2012/wordml" xmlns:w16cex="http://schemas.microsoft.com/office/word/2018/wordml/cex" xmlns:w16cid="http://schemas.microsoft.com/office/word/2016/wordml/cid" xmlns:w16="http://schemas.microsoft.com/office/word/2018/wordml" xmlns:w16du="http://schemas.microsoft.com/office/word/2023/wordml/word16du" xmlns:w16sdtdh="http://schemas.microsoft.com/office/word/2020/wordml/sdtdatahash" xmlns:w16sdtfl="http://schemas.microsoft.com/office/word/2024/wordml/sdtformatlock" xmlns:w16se="http://schemas.microsoft.com/office/word/2015/wordml/symex" mc:Ignorable="w14 w15 w16se w16cid w16 w16cex w16sdtdh w16sdtfl w16du">
+<w:styles xmlns:mc="http://schemas.openxmlformats.org/markup-compatibility/2006" xmlns:r="http://schemas.openxmlformats.org/officeDocument/2006/relationships" xmlns:w="http://schemas.openxmlformats.org/wordprocessingml/2006/main" xmlns:w14="http://schemas.microsoft.com/office/word/2010/wordml" xmlns:w15="http://schemas.microsoft.com/office/word/2012/wordml" xmlns:w16cex="http://schemas.microsoft.com/office/word/2018/wordml/cex" xmlns:w16cid="http://schemas.microsoft.com/office/word/2016/wordml/cid" xmlns:w16="http://schemas.microsoft.com/office/word/2018/wordml" xmlns:w16sdtdh="http://schemas.microsoft.com/office/word/2020/wordml/sdtdatahash" xmlns:w16se="http://schemas.microsoft.com/office/word/2015/wordml/symex" mc:Ignorable="w14 w15 w16se w16cid w16 w16cex w16sdtdh">
   <w:docDefaults>
     <w:rPrDefault>
       <w:rPr>

--- a/Activities/L3 - FIR Filter.docx
+++ b/Activities/L3 - FIR Filter.docx
@@ -758,6 +758,7 @@
           <w:iCs/>
         </w:rPr>
       </w:pPr>
+      <w:proofErr w:type="spellStart"/>
       <w:r>
         <w:rPr>
           <w:rFonts w:ascii="Arial Narrow" w:hAnsi="Arial Narrow"/>
@@ -766,8 +767,9 @@
           <w:i/>
           <w:iCs/>
         </w:rPr>
-        <w:t xml:space="preserve">Section 1: </w:t>
+        <w:t>Section</w:t>
       </w:r>
+      <w:proofErr w:type="spellEnd"/>
       <w:r>
         <w:rPr>
           <w:rFonts w:ascii="Arial Narrow" w:hAnsi="Arial Narrow"/>
@@ -776,7 +778,29 @@
           <w:i/>
           <w:iCs/>
         </w:rPr>
-        <w:t>Unit impulse response</w:t>
+        <w:t xml:space="preserve"> 1: </w:t>
+      </w:r>
+      <w:proofErr w:type="spellStart"/>
+      <w:r>
+        <w:rPr>
+          <w:rFonts w:ascii="Arial Narrow" w:hAnsi="Arial Narrow"/>
+          <w:b/>
+          <w:bCs/>
+          <w:i/>
+          <w:iCs/>
+        </w:rPr>
+        <w:t>Unit</w:t>
+      </w:r>
+      <w:proofErr w:type="spellEnd"/>
+      <w:r>
+        <w:rPr>
+          <w:rFonts w:ascii="Arial Narrow" w:hAnsi="Arial Narrow"/>
+          <w:b/>
+          <w:bCs/>
+          <w:i/>
+          <w:iCs/>
+        </w:rPr>
+        <w:t xml:space="preserve"> impulse response</w:t>
       </w:r>
     </w:p>
     <w:p>
@@ -1212,6 +1236,56 @@
     </w:p>
     <w:p>
       <w:pPr>
+        <w:spacing w:after="0" w:line="240" w:lineRule="auto"/>
+        <w:jc w:val="both"/>
+        <w:rPr>
+          <w:rFonts w:ascii="Arial Narrow" w:hAnsi="Arial Narrow" w:cs="Arial"/>
+          <w:lang w:val="en-US"/>
+        </w:rPr>
+      </w:pPr>
+    </w:p>
+    <w:p>
+      <w:pPr>
+        <w:spacing w:after="0" w:line="240" w:lineRule="auto"/>
+        <w:jc w:val="both"/>
+        <w:rPr>
+          <w:rFonts w:ascii="Arial Narrow" w:hAnsi="Arial Narrow" w:cs="Arial"/>
+          <w:lang w:val="en-US"/>
+        </w:rPr>
+      </w:pPr>
+    </w:p>
+    <w:p>
+      <w:pPr>
+        <w:spacing w:after="0" w:line="240" w:lineRule="auto"/>
+        <w:jc w:val="both"/>
+        <w:rPr>
+          <w:rFonts w:ascii="Arial Narrow" w:hAnsi="Arial Narrow" w:cs="Arial"/>
+          <w:lang w:val="en-US"/>
+        </w:rPr>
+      </w:pPr>
+    </w:p>
+    <w:p>
+      <w:pPr>
+        <w:spacing w:after="0" w:line="240" w:lineRule="auto"/>
+        <w:jc w:val="both"/>
+        <w:rPr>
+          <w:rFonts w:ascii="Arial Narrow" w:hAnsi="Arial Narrow" w:cs="Arial"/>
+          <w:lang w:val="en-US"/>
+        </w:rPr>
+      </w:pPr>
+    </w:p>
+    <w:p>
+      <w:pPr>
+        <w:spacing w:after="0" w:line="240" w:lineRule="auto"/>
+        <w:jc w:val="both"/>
+        <w:rPr>
+          <w:rFonts w:ascii="Arial Narrow" w:hAnsi="Arial Narrow" w:cs="Arial"/>
+          <w:lang w:val="en-US"/>
+        </w:rPr>
+      </w:pPr>
+    </w:p>
+    <w:p>
+      <w:pPr>
         <w:pStyle w:val="ListParagraph"/>
         <w:numPr>
           <w:ilvl w:val="0"/>
@@ -1229,22 +1303,83 @@
           <w:rFonts w:ascii="Arial Narrow" w:hAnsi="Arial Narrow"/>
           <w:lang w:val="en-US"/>
         </w:rPr>
-        <w:t xml:space="preserve">Generate a new project with a 240MHz clock signal and replace the main function with the program in Listing 1.1. </w:t>
+        <w:lastRenderedPageBreak/>
+        <w:t>Generate a new project with a 240MHz clock signal</w:t>
+      </w:r>
+      <w:r>
+        <w:rPr>
+          <w:rFonts w:ascii="Arial Narrow" w:hAnsi="Arial Narrow"/>
+          <w:lang w:val="en-US"/>
+        </w:rPr>
+        <w:t xml:space="preserve"> (Figure 1.2)</w:t>
+      </w:r>
+      <w:r>
+        <w:rPr>
+          <w:rFonts w:ascii="Arial Narrow" w:hAnsi="Arial Narrow"/>
+          <w:lang w:val="en-US"/>
+        </w:rPr>
+        <w:t xml:space="preserve"> and replace the main function with the program in Listing 1.1. </w:t>
       </w:r>
     </w:p>
     <w:p>
       <w:pPr>
+        <w:spacing w:after="0"/>
         <w:rPr>
           <w:rFonts w:ascii="Arial Narrow" w:hAnsi="Arial Narrow" w:cs="Arial"/>
           <w:lang w:val="en-US"/>
         </w:rPr>
       </w:pPr>
+    </w:p>
+    <w:p>
+      <w:pPr>
+        <w:spacing w:after="0" w:line="240" w:lineRule="auto"/>
+        <w:jc w:val="center"/>
+        <w:rPr>
+          <w:rFonts w:ascii="Arial Narrow" w:hAnsi="Arial Narrow"/>
+          <w:sz w:val="20"/>
+          <w:szCs w:val="20"/>
+          <w:lang w:val="en-US"/>
+        </w:rPr>
+      </w:pPr>
       <w:r>
         <w:rPr>
-          <w:rFonts w:ascii="Arial Narrow" w:hAnsi="Arial Narrow" w:cs="Arial"/>
-          <w:lang w:val="en-US"/>
-        </w:rPr>
-        <w:br w:type="page"/>
+          <w:noProof/>
+        </w:rPr>
+        <w:drawing>
+          <wp:inline distT="0" distB="0" distL="0" distR="0" wp14:anchorId="1780180A" wp14:editId="311082E1">
+            <wp:extent cx="6649770" cy="3680662"/>
+            <wp:effectExtent l="0" t="0" r="0" b="0"/>
+            <wp:docPr id="2" name="Picture 2"/>
+            <wp:cNvGraphicFramePr>
+              <a:graphicFrameLocks xmlns:a="http://schemas.openxmlformats.org/drawingml/2006/main" noChangeAspect="1"/>
+            </wp:cNvGraphicFramePr>
+            <a:graphic xmlns:a="http://schemas.openxmlformats.org/drawingml/2006/main">
+              <a:graphicData uri="http://schemas.openxmlformats.org/drawingml/2006/picture">
+                <pic:pic xmlns:pic="http://schemas.openxmlformats.org/drawingml/2006/picture">
+                  <pic:nvPicPr>
+                    <pic:cNvPr id="1" name=""/>
+                    <pic:cNvPicPr/>
+                  </pic:nvPicPr>
+                  <pic:blipFill>
+                    <a:blip r:embed="rId10"/>
+                    <a:stretch>
+                      <a:fillRect/>
+                    </a:stretch>
+                  </pic:blipFill>
+                  <pic:spPr>
+                    <a:xfrm>
+                      <a:off x="0" y="0"/>
+                      <a:ext cx="6659411" cy="3685998"/>
+                    </a:xfrm>
+                    <a:prstGeom prst="rect">
+                      <a:avLst/>
+                    </a:prstGeom>
+                  </pic:spPr>
+                </pic:pic>
+              </a:graphicData>
+            </a:graphic>
+          </wp:inline>
+        </w:drawing>
       </w:r>
     </w:p>
     <w:p>
@@ -1253,19 +1388,99 @@
         <w:jc w:val="center"/>
         <w:rPr>
           <w:rFonts w:ascii="Arial Narrow" w:hAnsi="Arial Narrow"/>
-          <w:sz w:val="20"/>
-          <w:szCs w:val="20"/>
+          <w:i/>
+          <w:iCs/>
+          <w:sz w:val="18"/>
+          <w:szCs w:val="18"/>
           <w:lang w:val="en-US"/>
         </w:rPr>
       </w:pPr>
       <w:r>
+        <w:rPr>
+          <w:rFonts w:ascii="Arial Narrow" w:hAnsi="Arial Narrow"/>
+          <w:i/>
+          <w:iCs/>
+          <w:sz w:val="18"/>
+          <w:szCs w:val="18"/>
+          <w:lang w:val="en-US"/>
+        </w:rPr>
+        <w:t xml:space="preserve">Figure </w:t>
+      </w:r>
+      <w:r>
+        <w:rPr>
+          <w:rFonts w:ascii="Arial Narrow" w:hAnsi="Arial Narrow"/>
+          <w:i/>
+          <w:iCs/>
+          <w:sz w:val="18"/>
+          <w:szCs w:val="18"/>
+          <w:lang w:val="en-US"/>
+        </w:rPr>
+        <w:t>1.</w:t>
+      </w:r>
+      <w:r>
+        <w:rPr>
+          <w:rFonts w:ascii="Arial Narrow" w:hAnsi="Arial Narrow"/>
+          <w:i/>
+          <w:iCs/>
+          <w:sz w:val="18"/>
+          <w:szCs w:val="18"/>
+          <w:lang w:val="en-US"/>
+        </w:rPr>
+        <w:t>2</w:t>
+      </w:r>
+      <w:r>
+        <w:rPr>
+          <w:rFonts w:ascii="Arial Narrow" w:hAnsi="Arial Narrow"/>
+          <w:i/>
+          <w:iCs/>
+          <w:sz w:val="18"/>
+          <w:szCs w:val="18"/>
+          <w:lang w:val="en-US"/>
+        </w:rPr>
+        <w:t xml:space="preserve">. </w:t>
+      </w:r>
+      <w:r>
+        <w:rPr>
+          <w:rFonts w:ascii="Arial Narrow" w:hAnsi="Arial Narrow"/>
+          <w:i/>
+          <w:iCs/>
+          <w:sz w:val="18"/>
+          <w:szCs w:val="18"/>
+          <w:lang w:val="en-US"/>
+        </w:rPr>
+        <w:t>Setting the 240MHz clock frequency</w:t>
+      </w:r>
+    </w:p>
+    <w:p>
+      <w:pPr>
+        <w:spacing w:after="0" w:line="240" w:lineRule="auto"/>
+        <w:jc w:val="center"/>
         <w:rPr>
           <w:rFonts w:ascii="Arial Narrow" w:hAnsi="Arial Narrow"/>
           <w:sz w:val="20"/>
           <w:szCs w:val="20"/>
           <w:lang w:val="en-US"/>
         </w:rPr>
-        <w:lastRenderedPageBreak/>
+      </w:pPr>
+    </w:p>
+    <w:p>
+      <w:pPr>
+        <w:spacing w:after="0" w:line="240" w:lineRule="auto"/>
+        <w:jc w:val="center"/>
+        <w:rPr>
+          <w:rFonts w:ascii="Arial Narrow" w:hAnsi="Arial Narrow"/>
+          <w:sz w:val="20"/>
+          <w:szCs w:val="20"/>
+          <w:lang w:val="en-US"/>
+        </w:rPr>
+      </w:pPr>
+      <w:r>
+        <w:rPr>
+          <w:rFonts w:ascii="Arial Narrow" w:hAnsi="Arial Narrow"/>
+          <w:sz w:val="20"/>
+          <w:szCs w:val="20"/>
+          <w:lang w:val="en-US"/>
+        </w:rPr>
         <w:t xml:space="preserve">Listing </w:t>
       </w:r>
       <w:r>
@@ -1284,7 +1499,16 @@
           <w:szCs w:val="20"/>
           <w:lang w:val="en-US"/>
         </w:rPr>
-        <w:t>.1. Code for problem #X</w:t>
+        <w:t xml:space="preserve">.1. </w:t>
+      </w:r>
+      <w:r>
+        <w:rPr>
+          <w:rFonts w:ascii="Arial Narrow" w:hAnsi="Arial Narrow"/>
+          <w:sz w:val="20"/>
+          <w:szCs w:val="20"/>
+          <w:lang w:val="en-US"/>
+        </w:rPr>
+        <w:t>Unit FIR Filter program with SYSCLK = 240MHz, fs = 10Hz, ADC1(3) = PA6 and DAC1(2) = PA5</w:t>
       </w:r>
     </w:p>
     <w:tbl>
@@ -1333,7 +1557,32 @@
                 <w:rFonts w:ascii="Arial Narrow" w:hAnsi="Arial Narrow" w:cs="Arial"/>
                 <w:lang w:val="en-US"/>
               </w:rPr>
-              <w:t>uint16_t ADCRead( void );</w:t>
+              <w:t xml:space="preserve">uint16_t </w:t>
+            </w:r>
+            <w:proofErr w:type="spellStart"/>
+            <w:proofErr w:type="gramStart"/>
+            <w:r>
+              <w:rPr>
+                <w:rFonts w:ascii="Arial Narrow" w:hAnsi="Arial Narrow" w:cs="Arial"/>
+                <w:lang w:val="en-US"/>
+              </w:rPr>
+              <w:t>ADCRead</w:t>
+            </w:r>
+            <w:proofErr w:type="spellEnd"/>
+            <w:r>
+              <w:rPr>
+                <w:rFonts w:ascii="Arial Narrow" w:hAnsi="Arial Narrow" w:cs="Arial"/>
+                <w:lang w:val="en-US"/>
+              </w:rPr>
+              <w:t>( void</w:t>
+            </w:r>
+            <w:proofErr w:type="gramEnd"/>
+            <w:r>
+              <w:rPr>
+                <w:rFonts w:ascii="Arial Narrow" w:hAnsi="Arial Narrow" w:cs="Arial"/>
+                <w:lang w:val="en-US"/>
+              </w:rPr>
+              <w:t xml:space="preserve"> );</w:t>
             </w:r>
           </w:p>
           <w:p>
@@ -1390,39 +1639,135 @@
                 <w:rFonts w:ascii="Arial Narrow" w:hAnsi="Arial Narrow" w:cs="Arial"/>
                 <w:lang w:val="en-US"/>
               </w:rPr>
-              <w:t xml:space="preserve">  HAL_Init();</w:t>
-            </w:r>
-          </w:p>
-          <w:p>
-            <w:pPr>
-              <w:spacing w:after="0" w:line="240" w:lineRule="auto"/>
-              <w:rPr>
-                <w:rFonts w:ascii="Arial Narrow" w:hAnsi="Arial Narrow" w:cs="Arial"/>
-                <w:lang w:val="en-US"/>
-              </w:rPr>
-            </w:pPr>
-            <w:r>
-              <w:rPr>
-                <w:rFonts w:ascii="Arial Narrow" w:hAnsi="Arial Narrow" w:cs="Arial"/>
-                <w:lang w:val="en-US"/>
-              </w:rPr>
-              <w:t xml:space="preserve">  SystemClock_Config();</w:t>
-            </w:r>
-          </w:p>
-          <w:p>
-            <w:pPr>
-              <w:spacing w:after="0" w:line="240" w:lineRule="auto"/>
-              <w:rPr>
-                <w:rFonts w:ascii="Arial Narrow" w:hAnsi="Arial Narrow" w:cs="Arial"/>
-                <w:lang w:val="en-US"/>
-              </w:rPr>
-            </w:pPr>
-            <w:r>
-              <w:rPr>
-                <w:rFonts w:ascii="Arial Narrow" w:hAnsi="Arial Narrow" w:cs="Arial"/>
-                <w:lang w:val="en-US"/>
-              </w:rPr>
-              <w:t xml:space="preserve">  MX_GPIO_Init();</w:t>
+              <w:t xml:space="preserve">  </w:t>
+            </w:r>
+            <w:proofErr w:type="spellStart"/>
+            <w:r>
+              <w:rPr>
+                <w:rFonts w:ascii="Arial Narrow" w:hAnsi="Arial Narrow" w:cs="Arial"/>
+                <w:lang w:val="en-US"/>
+              </w:rPr>
+              <w:t>HAL_</w:t>
+            </w:r>
+            <w:proofErr w:type="gramStart"/>
+            <w:r>
+              <w:rPr>
+                <w:rFonts w:ascii="Arial Narrow" w:hAnsi="Arial Narrow" w:cs="Arial"/>
+                <w:lang w:val="en-US"/>
+              </w:rPr>
+              <w:t>Init</w:t>
+            </w:r>
+            <w:proofErr w:type="spellEnd"/>
+            <w:r>
+              <w:rPr>
+                <w:rFonts w:ascii="Arial Narrow" w:hAnsi="Arial Narrow" w:cs="Arial"/>
+                <w:lang w:val="en-US"/>
+              </w:rPr>
+              <w:t>(</w:t>
+            </w:r>
+            <w:proofErr w:type="gramEnd"/>
+            <w:r>
+              <w:rPr>
+                <w:rFonts w:ascii="Arial Narrow" w:hAnsi="Arial Narrow" w:cs="Arial"/>
+                <w:lang w:val="en-US"/>
+              </w:rPr>
+              <w:t>);</w:t>
+            </w:r>
+          </w:p>
+          <w:p>
+            <w:pPr>
+              <w:spacing w:after="0" w:line="240" w:lineRule="auto"/>
+              <w:rPr>
+                <w:rFonts w:ascii="Arial Narrow" w:hAnsi="Arial Narrow" w:cs="Arial"/>
+                <w:lang w:val="en-US"/>
+              </w:rPr>
+            </w:pPr>
+            <w:r>
+              <w:rPr>
+                <w:rFonts w:ascii="Arial Narrow" w:hAnsi="Arial Narrow" w:cs="Arial"/>
+                <w:lang w:val="en-US"/>
+              </w:rPr>
+              <w:t xml:space="preserve">  </w:t>
+            </w:r>
+            <w:proofErr w:type="spellStart"/>
+            <w:r>
+              <w:rPr>
+                <w:rFonts w:ascii="Arial Narrow" w:hAnsi="Arial Narrow" w:cs="Arial"/>
+                <w:lang w:val="en-US"/>
+              </w:rPr>
+              <w:t>SystemClock_</w:t>
+            </w:r>
+            <w:proofErr w:type="gramStart"/>
+            <w:r>
+              <w:rPr>
+                <w:rFonts w:ascii="Arial Narrow" w:hAnsi="Arial Narrow" w:cs="Arial"/>
+                <w:lang w:val="en-US"/>
+              </w:rPr>
+              <w:t>Config</w:t>
+            </w:r>
+            <w:proofErr w:type="spellEnd"/>
+            <w:r>
+              <w:rPr>
+                <w:rFonts w:ascii="Arial Narrow" w:hAnsi="Arial Narrow" w:cs="Arial"/>
+                <w:lang w:val="en-US"/>
+              </w:rPr>
+              <w:t>(</w:t>
+            </w:r>
+            <w:proofErr w:type="gramEnd"/>
+            <w:r>
+              <w:rPr>
+                <w:rFonts w:ascii="Arial Narrow" w:hAnsi="Arial Narrow" w:cs="Arial"/>
+                <w:lang w:val="en-US"/>
+              </w:rPr>
+              <w:t>);</w:t>
+            </w:r>
+          </w:p>
+          <w:p>
+            <w:pPr>
+              <w:spacing w:after="0" w:line="240" w:lineRule="auto"/>
+              <w:rPr>
+                <w:rFonts w:ascii="Arial Narrow" w:hAnsi="Arial Narrow" w:cs="Arial"/>
+                <w:lang w:val="en-US"/>
+              </w:rPr>
+            </w:pPr>
+            <w:r>
+              <w:rPr>
+                <w:rFonts w:ascii="Arial Narrow" w:hAnsi="Arial Narrow" w:cs="Arial"/>
+                <w:lang w:val="en-US"/>
+              </w:rPr>
+              <w:t xml:space="preserve">  </w:t>
+            </w:r>
+            <w:proofErr w:type="spellStart"/>
+            <w:r>
+              <w:rPr>
+                <w:rFonts w:ascii="Arial Narrow" w:hAnsi="Arial Narrow" w:cs="Arial"/>
+                <w:lang w:val="en-US"/>
+              </w:rPr>
+              <w:t>MX_GPIO_</w:t>
+            </w:r>
+            <w:proofErr w:type="gramStart"/>
+            <w:r>
+              <w:rPr>
+                <w:rFonts w:ascii="Arial Narrow" w:hAnsi="Arial Narrow" w:cs="Arial"/>
+                <w:lang w:val="en-US"/>
+              </w:rPr>
+              <w:t>Init</w:t>
+            </w:r>
+            <w:proofErr w:type="spellEnd"/>
+            <w:r>
+              <w:rPr>
+                <w:rFonts w:ascii="Arial Narrow" w:hAnsi="Arial Narrow" w:cs="Arial"/>
+                <w:lang w:val="en-US"/>
+              </w:rPr>
+              <w:t>(</w:t>
+            </w:r>
+            <w:proofErr w:type="gramEnd"/>
+            <w:r>
+              <w:rPr>
+                <w:rFonts w:ascii="Arial Narrow" w:hAnsi="Arial Narrow" w:cs="Arial"/>
+                <w:lang w:val="en-US"/>
+              </w:rPr>
+              <w:t>);</w:t>
             </w:r>
           </w:p>
           <w:p>
@@ -1632,7 +1977,23 @@
                 <w:rFonts w:ascii="Arial Narrow" w:hAnsi="Arial Narrow" w:cs="Arial"/>
                 <w:lang w:val="en-US"/>
               </w:rPr>
-              <w:t>ADC12_COMMON-&gt;CCR |=  ADC_CCR_CKMODE;</w:t>
+              <w:t>ADC12_COMMON-&gt;CCR |</w:t>
+            </w:r>
+            <w:proofErr w:type="gramStart"/>
+            <w:r>
+              <w:rPr>
+                <w:rFonts w:ascii="Arial Narrow" w:hAnsi="Arial Narrow" w:cs="Arial"/>
+                <w:lang w:val="en-US"/>
+              </w:rPr>
+              <w:t>=  ADC</w:t>
+            </w:r>
+            <w:proofErr w:type="gramEnd"/>
+            <w:r>
+              <w:rPr>
+                <w:rFonts w:ascii="Arial Narrow" w:hAnsi="Arial Narrow" w:cs="Arial"/>
+                <w:lang w:val="en-US"/>
+              </w:rPr>
+              <w:t>_CCR_CKMODE;</w:t>
             </w:r>
           </w:p>
           <w:p>
@@ -1717,7 +2078,23 @@
                 <w:lang w:val="en-US"/>
               </w:rPr>
               <w:tab/>
-              <w:t xml:space="preserve">      |=  ADC_CR_ADVREGEN;</w:t>
+              <w:t xml:space="preserve">      |</w:t>
+            </w:r>
+            <w:proofErr w:type="gramStart"/>
+            <w:r>
+              <w:rPr>
+                <w:rFonts w:ascii="Arial Narrow" w:hAnsi="Arial Narrow" w:cs="Arial"/>
+                <w:lang w:val="en-US"/>
+              </w:rPr>
+              <w:t>=  ADC</w:t>
+            </w:r>
+            <w:proofErr w:type="gramEnd"/>
+            <w:r>
+              <w:rPr>
+                <w:rFonts w:ascii="Arial Narrow" w:hAnsi="Arial Narrow" w:cs="Arial"/>
+                <w:lang w:val="en-US"/>
+              </w:rPr>
+              <w:t>_CR_ADVREGEN;</w:t>
             </w:r>
           </w:p>
           <w:p>
@@ -1773,7 +2150,23 @@
                 <w:rFonts w:ascii="Arial Narrow" w:hAnsi="Arial Narrow" w:cs="Arial"/>
                 <w:lang w:val="en-US"/>
               </w:rPr>
-              <w:t xml:space="preserve">  while( ADC1-&gt;CR &amp; ADC_CR_ADCAL );</w:t>
+              <w:t xml:space="preserve">  </w:t>
+            </w:r>
+            <w:proofErr w:type="gramStart"/>
+            <w:r>
+              <w:rPr>
+                <w:rFonts w:ascii="Arial Narrow" w:hAnsi="Arial Narrow" w:cs="Arial"/>
+                <w:lang w:val="en-US"/>
+              </w:rPr>
+              <w:t>while( ADC</w:t>
+            </w:r>
+            <w:proofErr w:type="gramEnd"/>
+            <w:r>
+              <w:rPr>
+                <w:rFonts w:ascii="Arial Narrow" w:hAnsi="Arial Narrow" w:cs="Arial"/>
+                <w:lang w:val="en-US"/>
+              </w:rPr>
+              <w:t>1-&gt;CR &amp; ADC_CR_ADCAL );</w:t>
             </w:r>
           </w:p>
           <w:p>
@@ -1985,7 +2378,23 @@
                 <w:rFonts w:ascii="Arial Narrow" w:hAnsi="Arial Narrow" w:cs="Arial"/>
                 <w:lang w:val="en-US"/>
               </w:rPr>
-              <w:t xml:space="preserve">  while( !( ADC1-&gt;ISR &amp; ADC_ISR_ADRDY ) );</w:t>
+              <w:t xml:space="preserve">  </w:t>
+            </w:r>
+            <w:proofErr w:type="gramStart"/>
+            <w:r>
+              <w:rPr>
+                <w:rFonts w:ascii="Arial Narrow" w:hAnsi="Arial Narrow" w:cs="Arial"/>
+                <w:lang w:val="en-US"/>
+              </w:rPr>
+              <w:t>while( !</w:t>
+            </w:r>
+            <w:proofErr w:type="gramEnd"/>
+            <w:r>
+              <w:rPr>
+                <w:rFonts w:ascii="Arial Narrow" w:hAnsi="Arial Narrow" w:cs="Arial"/>
+                <w:lang w:val="en-US"/>
+              </w:rPr>
+              <w:t>( ADC1-&gt;ISR &amp; ADC_ISR_ADRDY ) );</w:t>
             </w:r>
           </w:p>
           <w:p>
@@ -2177,23 +2586,87 @@
                 <w:rFonts w:ascii="Arial Narrow" w:hAnsi="Arial Narrow" w:cs="Arial"/>
                 <w:lang w:val="en-US"/>
               </w:rPr>
-              <w:t xml:space="preserve">  NVIC_EnableIRQ(TIM2_IRQn);</w:t>
-            </w:r>
-          </w:p>
-          <w:p>
-            <w:pPr>
-              <w:spacing w:after="0" w:line="240" w:lineRule="auto"/>
-              <w:rPr>
-                <w:rFonts w:ascii="Arial Narrow" w:hAnsi="Arial Narrow" w:cs="Arial"/>
-                <w:lang w:val="en-US"/>
-              </w:rPr>
-            </w:pPr>
-            <w:r>
-              <w:rPr>
-                <w:rFonts w:ascii="Arial Narrow" w:hAnsi="Arial Narrow" w:cs="Arial"/>
-                <w:lang w:val="en-US"/>
-              </w:rPr>
-              <w:t xml:space="preserve">  __enable_irq();</w:t>
+              <w:t xml:space="preserve">  </w:t>
+            </w:r>
+            <w:proofErr w:type="spellStart"/>
+            <w:r>
+              <w:rPr>
+                <w:rFonts w:ascii="Arial Narrow" w:hAnsi="Arial Narrow" w:cs="Arial"/>
+                <w:lang w:val="en-US"/>
+              </w:rPr>
+              <w:t>NVIC_</w:t>
+            </w:r>
+            <w:proofErr w:type="gramStart"/>
+            <w:r>
+              <w:rPr>
+                <w:rFonts w:ascii="Arial Narrow" w:hAnsi="Arial Narrow" w:cs="Arial"/>
+                <w:lang w:val="en-US"/>
+              </w:rPr>
+              <w:t>EnableIRQ</w:t>
+            </w:r>
+            <w:proofErr w:type="spellEnd"/>
+            <w:r>
+              <w:rPr>
+                <w:rFonts w:ascii="Arial Narrow" w:hAnsi="Arial Narrow" w:cs="Arial"/>
+                <w:lang w:val="en-US"/>
+              </w:rPr>
+              <w:t>(</w:t>
+            </w:r>
+            <w:proofErr w:type="gramEnd"/>
+            <w:r>
+              <w:rPr>
+                <w:rFonts w:ascii="Arial Narrow" w:hAnsi="Arial Narrow" w:cs="Arial"/>
+                <w:lang w:val="en-US"/>
+              </w:rPr>
+              <w:t>TIM2_IRQn);</w:t>
+            </w:r>
+          </w:p>
+          <w:p>
+            <w:pPr>
+              <w:spacing w:after="0" w:line="240" w:lineRule="auto"/>
+              <w:rPr>
+                <w:rFonts w:ascii="Arial Narrow" w:hAnsi="Arial Narrow" w:cs="Arial"/>
+                <w:lang w:val="en-US"/>
+              </w:rPr>
+            </w:pPr>
+            <w:r>
+              <w:rPr>
+                <w:rFonts w:ascii="Arial Narrow" w:hAnsi="Arial Narrow" w:cs="Arial"/>
+                <w:lang w:val="en-US"/>
+              </w:rPr>
+              <w:t xml:space="preserve">  __</w:t>
+            </w:r>
+            <w:proofErr w:type="spellStart"/>
+            <w:r>
+              <w:rPr>
+                <w:rFonts w:ascii="Arial Narrow" w:hAnsi="Arial Narrow" w:cs="Arial"/>
+                <w:lang w:val="en-US"/>
+              </w:rPr>
+              <w:t>enable_</w:t>
+            </w:r>
+            <w:proofErr w:type="gramStart"/>
+            <w:r>
+              <w:rPr>
+                <w:rFonts w:ascii="Arial Narrow" w:hAnsi="Arial Narrow" w:cs="Arial"/>
+                <w:lang w:val="en-US"/>
+              </w:rPr>
+              <w:t>irq</w:t>
+            </w:r>
+            <w:proofErr w:type="spellEnd"/>
+            <w:r>
+              <w:rPr>
+                <w:rFonts w:ascii="Arial Narrow" w:hAnsi="Arial Narrow" w:cs="Arial"/>
+                <w:lang w:val="en-US"/>
+              </w:rPr>
+              <w:t>(</w:t>
+            </w:r>
+            <w:proofErr w:type="gramEnd"/>
+            <w:r>
+              <w:rPr>
+                <w:rFonts w:ascii="Arial Narrow" w:hAnsi="Arial Narrow" w:cs="Arial"/>
+                <w:lang w:val="en-US"/>
+              </w:rPr>
+              <w:t>);</w:t>
             </w:r>
           </w:p>
           <w:p>
@@ -2282,7 +2755,719 @@
                 <w:rFonts w:ascii="Arial Narrow" w:hAnsi="Arial Narrow" w:cs="Arial"/>
                 <w:lang w:val="en-US"/>
               </w:rPr>
+              <w:t xml:space="preserve">  }</w:t>
+            </w:r>
+          </w:p>
+          <w:p>
+            <w:pPr>
+              <w:spacing w:after="0" w:line="240" w:lineRule="auto"/>
+              <w:rPr>
+                <w:rFonts w:ascii="Arial Narrow" w:hAnsi="Arial Narrow" w:cs="Arial"/>
+                <w:lang w:val="en-US"/>
+              </w:rPr>
+            </w:pPr>
+            <w:r>
+              <w:rPr>
+                <w:rFonts w:ascii="Arial Narrow" w:hAnsi="Arial Narrow" w:cs="Arial"/>
+                <w:lang w:val="en-US"/>
+              </w:rPr>
+              <w:t>}</w:t>
+            </w:r>
+          </w:p>
+          <w:p>
+            <w:pPr>
+              <w:spacing w:after="0" w:line="240" w:lineRule="auto"/>
+              <w:rPr>
+                <w:rFonts w:ascii="Arial Narrow" w:hAnsi="Arial Narrow" w:cs="Arial"/>
+                <w:lang w:val="en-US"/>
+              </w:rPr>
+            </w:pPr>
+          </w:p>
+          <w:p>
+            <w:pPr>
+              <w:spacing w:after="0" w:line="240" w:lineRule="auto"/>
+              <w:rPr>
+                <w:rFonts w:ascii="Arial Narrow" w:hAnsi="Arial Narrow" w:cs="Arial"/>
+                <w:lang w:val="en-US"/>
+              </w:rPr>
+            </w:pPr>
+            <w:r>
+              <w:rPr>
+                <w:rFonts w:ascii="Arial Narrow" w:hAnsi="Arial Narrow" w:cs="Arial"/>
+                <w:lang w:val="en-US"/>
+              </w:rPr>
+              <w:t>void TIM2_IRQHandler(void)</w:t>
+            </w:r>
+          </w:p>
+          <w:p>
+            <w:pPr>
+              <w:spacing w:after="0" w:line="240" w:lineRule="auto"/>
+              <w:rPr>
+                <w:rFonts w:ascii="Arial Narrow" w:hAnsi="Arial Narrow" w:cs="Arial"/>
+                <w:lang w:val="en-US"/>
+              </w:rPr>
+            </w:pPr>
+            <w:r>
+              <w:rPr>
+                <w:rFonts w:ascii="Arial Narrow" w:hAnsi="Arial Narrow" w:cs="Arial"/>
+                <w:lang w:val="en-US"/>
+              </w:rPr>
+              <w:t>{</w:t>
+            </w:r>
+          </w:p>
+          <w:p>
+            <w:pPr>
+              <w:spacing w:after="0" w:line="240" w:lineRule="auto"/>
+              <w:rPr>
+                <w:rFonts w:ascii="Arial Narrow" w:hAnsi="Arial Narrow" w:cs="Arial"/>
+                <w:lang w:val="en-US"/>
+              </w:rPr>
+            </w:pPr>
+            <w:r>
+              <w:rPr>
+                <w:rFonts w:ascii="Arial Narrow" w:hAnsi="Arial Narrow" w:cs="Arial"/>
+                <w:lang w:val="en-US"/>
+              </w:rPr>
+              <w:t xml:space="preserve">  // Number of elements in input vector and filter</w:t>
+            </w:r>
+          </w:p>
+          <w:p>
+            <w:pPr>
+              <w:spacing w:after="0" w:line="240" w:lineRule="auto"/>
+              <w:rPr>
+                <w:rFonts w:ascii="Arial Narrow" w:hAnsi="Arial Narrow" w:cs="Arial"/>
+                <w:lang w:val="en-US"/>
+              </w:rPr>
+            </w:pPr>
+            <w:r>
+              <w:rPr>
+                <w:rFonts w:ascii="Arial Narrow" w:hAnsi="Arial Narrow" w:cs="Arial"/>
+                <w:lang w:val="en-US"/>
+              </w:rPr>
+              <w:t xml:space="preserve">  int32_t     K = 3;</w:t>
+            </w:r>
+          </w:p>
+          <w:p>
+            <w:pPr>
+              <w:spacing w:after="0" w:line="240" w:lineRule="auto"/>
+              <w:rPr>
+                <w:rFonts w:ascii="Arial Narrow" w:hAnsi="Arial Narrow" w:cs="Arial"/>
+                <w:lang w:val="en-US"/>
+              </w:rPr>
+            </w:pPr>
+          </w:p>
+          <w:p>
+            <w:pPr>
+              <w:spacing w:after="0" w:line="240" w:lineRule="auto"/>
+              <w:rPr>
+                <w:rFonts w:ascii="Arial Narrow" w:hAnsi="Arial Narrow" w:cs="Arial"/>
+                <w:lang w:val="en-US"/>
+              </w:rPr>
+            </w:pPr>
+            <w:r>
+              <w:rPr>
+                <w:rFonts w:ascii="Arial Narrow" w:hAnsi="Arial Narrow" w:cs="Arial"/>
+                <w:lang w:val="en-US"/>
+              </w:rPr>
+              <w:t xml:space="preserve">  // Inputs vector</w:t>
+            </w:r>
+          </w:p>
+          <w:p>
+            <w:pPr>
+              <w:spacing w:after="0" w:line="240" w:lineRule="auto"/>
+              <w:rPr>
+                <w:rFonts w:ascii="Arial Narrow" w:hAnsi="Arial Narrow" w:cs="Arial"/>
+                <w:lang w:val="en-US"/>
+              </w:rPr>
+            </w:pPr>
+            <w:r>
+              <w:rPr>
+                <w:rFonts w:ascii="Arial Narrow" w:hAnsi="Arial Narrow" w:cs="Arial"/>
+                <w:lang w:val="en-US"/>
+              </w:rPr>
+              <w:t xml:space="preserve">  static double </w:t>
+            </w:r>
+            <w:proofErr w:type="gramStart"/>
+            <w:r>
+              <w:rPr>
+                <w:rFonts w:ascii="Arial Narrow" w:hAnsi="Arial Narrow" w:cs="Arial"/>
+                <w:lang w:val="en-US"/>
+              </w:rPr>
+              <w:t>X[</w:t>
+            </w:r>
+            <w:proofErr w:type="gramEnd"/>
+            <w:r>
+              <w:rPr>
+                <w:rFonts w:ascii="Arial Narrow" w:hAnsi="Arial Narrow" w:cs="Arial"/>
+                <w:lang w:val="en-US"/>
+              </w:rPr>
+              <w:t>3] = {};</w:t>
+            </w:r>
+          </w:p>
+          <w:p>
+            <w:pPr>
+              <w:spacing w:after="0" w:line="240" w:lineRule="auto"/>
+              <w:rPr>
+                <w:rFonts w:ascii="Arial Narrow" w:hAnsi="Arial Narrow" w:cs="Arial"/>
+                <w:lang w:val="en-US"/>
+              </w:rPr>
+            </w:pPr>
+          </w:p>
+          <w:p>
+            <w:pPr>
+              <w:spacing w:after="0" w:line="240" w:lineRule="auto"/>
+              <w:rPr>
+                <w:rFonts w:ascii="Arial Narrow" w:hAnsi="Arial Narrow" w:cs="Arial"/>
+                <w:lang w:val="en-US"/>
+              </w:rPr>
+            </w:pPr>
+            <w:r>
+              <w:rPr>
+                <w:rFonts w:ascii="Arial Narrow" w:hAnsi="Arial Narrow" w:cs="Arial"/>
+                <w:lang w:val="en-US"/>
+              </w:rPr>
+              <w:t xml:space="preserve">  // Filter coefficients</w:t>
+            </w:r>
+          </w:p>
+          <w:p>
+            <w:pPr>
+              <w:spacing w:after="0" w:line="240" w:lineRule="auto"/>
+              <w:rPr>
+                <w:rFonts w:ascii="Arial Narrow" w:hAnsi="Arial Narrow" w:cs="Arial"/>
+                <w:lang w:val="en-US"/>
+              </w:rPr>
+            </w:pPr>
+            <w:r>
+              <w:rPr>
+                <w:rFonts w:ascii="Arial Narrow" w:hAnsi="Arial Narrow" w:cs="Arial"/>
+                <w:lang w:val="en-US"/>
+              </w:rPr>
+              <w:t xml:space="preserve">  static double </w:t>
+            </w:r>
+            <w:proofErr w:type="gramStart"/>
+            <w:r>
+              <w:rPr>
+                <w:rFonts w:ascii="Arial Narrow" w:hAnsi="Arial Narrow" w:cs="Arial"/>
+                <w:lang w:val="en-US"/>
+              </w:rPr>
+              <w:t>B[</w:t>
+            </w:r>
+            <w:proofErr w:type="gramEnd"/>
+            <w:r>
+              <w:rPr>
+                <w:rFonts w:ascii="Arial Narrow" w:hAnsi="Arial Narrow" w:cs="Arial"/>
+                <w:lang w:val="en-US"/>
+              </w:rPr>
+              <w:t>3] = {1.0, 0.0, 0.0};</w:t>
+            </w:r>
+          </w:p>
+          <w:p>
+            <w:pPr>
+              <w:spacing w:after="0" w:line="240" w:lineRule="auto"/>
+              <w:rPr>
+                <w:rFonts w:ascii="Arial Narrow" w:hAnsi="Arial Narrow" w:cs="Arial"/>
+                <w:lang w:val="en-US"/>
+              </w:rPr>
+            </w:pPr>
+          </w:p>
+          <w:p>
+            <w:pPr>
+              <w:spacing w:after="0" w:line="240" w:lineRule="auto"/>
+              <w:rPr>
+                <w:rFonts w:ascii="Arial Narrow" w:hAnsi="Arial Narrow" w:cs="Arial"/>
+                <w:lang w:val="en-US"/>
+              </w:rPr>
+            </w:pPr>
+            <w:r>
+              <w:rPr>
+                <w:rFonts w:ascii="Arial Narrow" w:hAnsi="Arial Narrow" w:cs="Arial"/>
+                <w:lang w:val="en-US"/>
+              </w:rPr>
+              <w:t xml:space="preserve">  // Output per sample</w:t>
+            </w:r>
+          </w:p>
+          <w:p>
+            <w:pPr>
+              <w:spacing w:after="0" w:line="240" w:lineRule="auto"/>
+              <w:rPr>
+                <w:rFonts w:ascii="Arial Narrow" w:hAnsi="Arial Narrow" w:cs="Arial"/>
+                <w:lang w:val="en-US"/>
+              </w:rPr>
+            </w:pPr>
+            <w:r>
+              <w:rPr>
+                <w:rFonts w:ascii="Arial Narrow" w:hAnsi="Arial Narrow" w:cs="Arial"/>
+                <w:lang w:val="en-US"/>
+              </w:rPr>
+              <w:t xml:space="preserve">  double y = 0.0;</w:t>
+            </w:r>
+          </w:p>
+          <w:p>
+            <w:pPr>
+              <w:spacing w:after="0" w:line="240" w:lineRule="auto"/>
+              <w:rPr>
+                <w:rFonts w:ascii="Arial Narrow" w:hAnsi="Arial Narrow" w:cs="Arial"/>
+                <w:lang w:val="en-US"/>
+              </w:rPr>
+            </w:pPr>
+          </w:p>
+          <w:p>
+            <w:pPr>
+              <w:spacing w:after="0" w:line="240" w:lineRule="auto"/>
+              <w:rPr>
+                <w:rFonts w:ascii="Arial Narrow" w:hAnsi="Arial Narrow" w:cs="Arial"/>
+                <w:lang w:val="en-US"/>
+              </w:rPr>
+            </w:pPr>
+            <w:r>
+              <w:rPr>
+                <w:rFonts w:ascii="Arial Narrow" w:hAnsi="Arial Narrow" w:cs="Arial"/>
+                <w:lang w:val="en-US"/>
+              </w:rPr>
+              <w:t xml:space="preserve">  // Index of new input sample</w:t>
+            </w:r>
+          </w:p>
+          <w:p>
+            <w:pPr>
+              <w:spacing w:after="0" w:line="240" w:lineRule="auto"/>
+              <w:rPr>
+                <w:rFonts w:ascii="Arial Narrow" w:hAnsi="Arial Narrow" w:cs="Arial"/>
+                <w:lang w:val="en-US"/>
+              </w:rPr>
+            </w:pPr>
+            <w:r>
+              <w:rPr>
+                <w:rFonts w:ascii="Arial Narrow" w:hAnsi="Arial Narrow" w:cs="Arial"/>
+                <w:lang w:val="en-US"/>
+              </w:rPr>
+              <w:t xml:space="preserve">  static int32_t </w:t>
+            </w:r>
+            <w:proofErr w:type="spellStart"/>
+            <w:r>
+              <w:rPr>
+                <w:rFonts w:ascii="Arial Narrow" w:hAnsi="Arial Narrow" w:cs="Arial"/>
+                <w:lang w:val="en-US"/>
+              </w:rPr>
+              <w:t>xZero</w:t>
+            </w:r>
+            <w:proofErr w:type="spellEnd"/>
+            <w:r>
+              <w:rPr>
+                <w:rFonts w:ascii="Arial Narrow" w:hAnsi="Arial Narrow" w:cs="Arial"/>
+                <w:lang w:val="en-US"/>
+              </w:rPr>
+              <w:t xml:space="preserve"> = 0;</w:t>
+            </w:r>
+          </w:p>
+          <w:p>
+            <w:pPr>
+              <w:spacing w:after="0" w:line="240" w:lineRule="auto"/>
+              <w:rPr>
+                <w:rFonts w:ascii="Arial Narrow" w:hAnsi="Arial Narrow" w:cs="Arial"/>
+                <w:lang w:val="en-US"/>
+              </w:rPr>
+            </w:pPr>
+          </w:p>
+          <w:p>
+            <w:pPr>
+              <w:spacing w:after="0" w:line="240" w:lineRule="auto"/>
+              <w:rPr>
+                <w:rFonts w:ascii="Arial Narrow" w:hAnsi="Arial Narrow" w:cs="Arial"/>
+                <w:lang w:val="en-US"/>
+              </w:rPr>
+            </w:pPr>
+            <w:r>
+              <w:rPr>
+                <w:rFonts w:ascii="Arial Narrow" w:hAnsi="Arial Narrow" w:cs="Arial"/>
+                <w:lang w:val="en-US"/>
+              </w:rPr>
+              <w:t xml:space="preserve">  // Counter for the number of elements in the inputs vector</w:t>
+            </w:r>
+          </w:p>
+          <w:p>
+            <w:pPr>
+              <w:spacing w:after="0" w:line="240" w:lineRule="auto"/>
+              <w:rPr>
+                <w:rFonts w:ascii="Arial Narrow" w:hAnsi="Arial Narrow" w:cs="Arial"/>
+                <w:lang w:val="en-US"/>
+              </w:rPr>
+            </w:pPr>
+            <w:r>
+              <w:rPr>
+                <w:rFonts w:ascii="Arial Narrow" w:hAnsi="Arial Narrow" w:cs="Arial"/>
+                <w:lang w:val="en-US"/>
+              </w:rPr>
+              <w:t xml:space="preserve">  int32_t     k = 0;</w:t>
+            </w:r>
+          </w:p>
+          <w:p>
+            <w:pPr>
+              <w:spacing w:after="0" w:line="240" w:lineRule="auto"/>
+              <w:rPr>
+                <w:rFonts w:ascii="Arial Narrow" w:hAnsi="Arial Narrow" w:cs="Arial"/>
+                <w:lang w:val="en-US"/>
+              </w:rPr>
+            </w:pPr>
+          </w:p>
+          <w:p>
+            <w:pPr>
+              <w:spacing w:after="0" w:line="240" w:lineRule="auto"/>
+              <w:rPr>
+                <w:rFonts w:ascii="Arial Narrow" w:hAnsi="Arial Narrow" w:cs="Arial"/>
+                <w:lang w:val="en-US"/>
+              </w:rPr>
+            </w:pPr>
+            <w:r>
+              <w:rPr>
+                <w:rFonts w:ascii="Arial Narrow" w:hAnsi="Arial Narrow" w:cs="Arial"/>
+                <w:lang w:val="en-US"/>
+              </w:rPr>
+              <w:t xml:space="preserve">  TIM2-&gt;SR &amp;= ~TIM_SR_UIF;</w:t>
+            </w:r>
+          </w:p>
+          <w:p>
+            <w:pPr>
+              <w:spacing w:after="0" w:line="240" w:lineRule="auto"/>
+              <w:rPr>
+                <w:rFonts w:ascii="Arial Narrow" w:hAnsi="Arial Narrow" w:cs="Arial"/>
+                <w:lang w:val="es-419"/>
+              </w:rPr>
+            </w:pPr>
+            <w:r>
+              <w:rPr>
+                <w:rFonts w:ascii="Arial Narrow" w:hAnsi="Arial Narrow" w:cs="Arial"/>
+                <w:lang w:val="en-US"/>
+              </w:rPr>
+              <w:t xml:space="preserve">  </w:t>
+            </w:r>
+            <w:r>
+              <w:rPr>
+                <w:rFonts w:ascii="Arial Narrow" w:hAnsi="Arial Narrow" w:cs="Arial"/>
+                <w:lang w:val="es-419"/>
+              </w:rPr>
+              <w:t>GPIOB-&gt;ODR |= GPIO_ODR_OD2;</w:t>
+            </w:r>
+          </w:p>
+          <w:p>
+            <w:pPr>
+              <w:spacing w:after="0" w:line="240" w:lineRule="auto"/>
+              <w:rPr>
+                <w:rFonts w:ascii="Arial Narrow" w:hAnsi="Arial Narrow" w:cs="Arial"/>
+                <w:lang w:val="es-419"/>
+              </w:rPr>
+            </w:pPr>
+          </w:p>
+          <w:p>
+            <w:pPr>
+              <w:spacing w:after="0" w:line="240" w:lineRule="auto"/>
+              <w:rPr>
+                <w:rFonts w:ascii="Arial Narrow" w:hAnsi="Arial Narrow" w:cs="Arial"/>
+                <w:lang w:val="en-US"/>
+              </w:rPr>
+            </w:pPr>
+            <w:r>
+              <w:rPr>
+                <w:rFonts w:ascii="Arial Narrow" w:hAnsi="Arial Narrow" w:cs="Arial"/>
+                <w:lang w:val="es-419"/>
+              </w:rPr>
+              <w:t xml:space="preserve">  </w:t>
+            </w:r>
+            <w:r>
+              <w:rPr>
+                <w:rFonts w:ascii="Arial Narrow" w:hAnsi="Arial Narrow" w:cs="Arial"/>
+                <w:lang w:val="en-US"/>
+              </w:rPr>
+              <w:t>X[</w:t>
+            </w:r>
+            <w:proofErr w:type="spellStart"/>
+            <w:r>
+              <w:rPr>
+                <w:rFonts w:ascii="Arial Narrow" w:hAnsi="Arial Narrow" w:cs="Arial"/>
+                <w:lang w:val="en-US"/>
+              </w:rPr>
+              <w:t>xZero</w:t>
+            </w:r>
+            <w:proofErr w:type="spellEnd"/>
+            <w:r>
+              <w:rPr>
+                <w:rFonts w:ascii="Arial Narrow" w:hAnsi="Arial Narrow" w:cs="Arial"/>
+                <w:lang w:val="en-US"/>
+              </w:rPr>
+              <w:t>] = (double)</w:t>
+            </w:r>
+            <w:proofErr w:type="spellStart"/>
+            <w:proofErr w:type="gramStart"/>
+            <w:r>
+              <w:rPr>
+                <w:rFonts w:ascii="Arial Narrow" w:hAnsi="Arial Narrow" w:cs="Arial"/>
+                <w:lang w:val="en-US"/>
+              </w:rPr>
+              <w:t>ADCRead</w:t>
+            </w:r>
+            <w:proofErr w:type="spellEnd"/>
+            <w:r>
+              <w:rPr>
+                <w:rFonts w:ascii="Arial Narrow" w:hAnsi="Arial Narrow" w:cs="Arial"/>
+                <w:lang w:val="en-US"/>
+              </w:rPr>
+              <w:t>(</w:t>
+            </w:r>
+            <w:proofErr w:type="gramEnd"/>
+            <w:r>
+              <w:rPr>
+                <w:rFonts w:ascii="Arial Narrow" w:hAnsi="Arial Narrow" w:cs="Arial"/>
+                <w:lang w:val="en-US"/>
+              </w:rPr>
+              <w:t>);   // Save the new sample into the zero of the inputs vector</w:t>
+            </w:r>
+          </w:p>
+          <w:p>
+            <w:pPr>
+              <w:spacing w:after="0" w:line="240" w:lineRule="auto"/>
+              <w:rPr>
+                <w:rFonts w:ascii="Arial Narrow" w:hAnsi="Arial Narrow" w:cs="Arial"/>
+                <w:lang w:val="en-US"/>
+              </w:rPr>
+            </w:pPr>
+            <w:r>
+              <w:rPr>
+                <w:rFonts w:ascii="Arial Narrow" w:hAnsi="Arial Narrow" w:cs="Arial"/>
+                <w:lang w:val="en-US"/>
+              </w:rPr>
+              <w:t xml:space="preserve">  y = 0.0;</w:t>
+            </w:r>
+          </w:p>
+          <w:p>
+            <w:pPr>
+              <w:spacing w:after="0" w:line="240" w:lineRule="auto"/>
+              <w:rPr>
+                <w:rFonts w:ascii="Arial Narrow" w:hAnsi="Arial Narrow" w:cs="Arial"/>
+                <w:lang w:val="en-US"/>
+              </w:rPr>
+            </w:pPr>
+            <w:r>
+              <w:rPr>
+                <w:rFonts w:ascii="Arial Narrow" w:hAnsi="Arial Narrow" w:cs="Arial"/>
+                <w:lang w:val="en-US"/>
+              </w:rPr>
+              <w:t xml:space="preserve">  </w:t>
+            </w:r>
+            <w:proofErr w:type="gramStart"/>
+            <w:r>
+              <w:rPr>
+                <w:rFonts w:ascii="Arial Narrow" w:hAnsi="Arial Narrow" w:cs="Arial"/>
+                <w:lang w:val="en-US"/>
+              </w:rPr>
+              <w:t>for( k</w:t>
+            </w:r>
+            <w:proofErr w:type="gramEnd"/>
+            <w:r>
+              <w:rPr>
+                <w:rFonts w:ascii="Arial Narrow" w:hAnsi="Arial Narrow" w:cs="Arial"/>
+                <w:lang w:val="en-US"/>
+              </w:rPr>
+              <w:t>=0; k&lt;K; k++ )    // Make convolution between the filter vector and inputs vector</w:t>
+            </w:r>
+          </w:p>
+          <w:p>
+            <w:pPr>
+              <w:spacing w:after="0" w:line="240" w:lineRule="auto"/>
+              <w:rPr>
+                <w:rFonts w:ascii="Arial Narrow" w:hAnsi="Arial Narrow" w:cs="Arial"/>
+                <w:lang w:val="en-US"/>
+              </w:rPr>
+            </w:pPr>
+            <w:r>
+              <w:rPr>
+                <w:rFonts w:ascii="Arial Narrow" w:hAnsi="Arial Narrow" w:cs="Arial"/>
+                <w:lang w:val="en-US"/>
+              </w:rPr>
               <w:lastRenderedPageBreak/>
+              <w:t xml:space="preserve">  {</w:t>
+            </w:r>
+          </w:p>
+          <w:p>
+            <w:pPr>
+              <w:spacing w:after="0" w:line="240" w:lineRule="auto"/>
+              <w:rPr>
+                <w:rFonts w:ascii="Arial Narrow" w:hAnsi="Arial Narrow" w:cs="Arial"/>
+                <w:lang w:val="en-US"/>
+              </w:rPr>
+            </w:pPr>
+            <w:r>
+              <w:rPr>
+                <w:rFonts w:ascii="Arial Narrow" w:hAnsi="Arial Narrow" w:cs="Arial"/>
+                <w:lang w:val="en-US"/>
+              </w:rPr>
+              <w:t xml:space="preserve">    y += X[</w:t>
+            </w:r>
+            <w:proofErr w:type="spellStart"/>
+            <w:r>
+              <w:rPr>
+                <w:rFonts w:ascii="Arial Narrow" w:hAnsi="Arial Narrow" w:cs="Arial"/>
+                <w:lang w:val="en-US"/>
+              </w:rPr>
+              <w:t>xZero</w:t>
+            </w:r>
+            <w:proofErr w:type="spellEnd"/>
+            <w:r>
+              <w:rPr>
+                <w:rFonts w:ascii="Arial Narrow" w:hAnsi="Arial Narrow" w:cs="Arial"/>
+                <w:lang w:val="en-US"/>
+              </w:rPr>
+              <w:t>]*B[k];</w:t>
+            </w:r>
+          </w:p>
+          <w:p>
+            <w:pPr>
+              <w:spacing w:after="0" w:line="240" w:lineRule="auto"/>
+              <w:rPr>
+                <w:rFonts w:ascii="Arial Narrow" w:hAnsi="Arial Narrow" w:cs="Arial"/>
+                <w:lang w:val="en-US"/>
+              </w:rPr>
+            </w:pPr>
+            <w:r>
+              <w:rPr>
+                <w:rFonts w:ascii="Arial Narrow" w:hAnsi="Arial Narrow" w:cs="Arial"/>
+                <w:lang w:val="en-US"/>
+              </w:rPr>
+              <w:t xml:space="preserve">    </w:t>
+            </w:r>
+            <w:proofErr w:type="gramStart"/>
+            <w:r>
+              <w:rPr>
+                <w:rFonts w:ascii="Arial Narrow" w:hAnsi="Arial Narrow" w:cs="Arial"/>
+                <w:lang w:val="en-US"/>
+              </w:rPr>
+              <w:t>if( --</w:t>
+            </w:r>
+            <w:proofErr w:type="spellStart"/>
+            <w:proofErr w:type="gramEnd"/>
+            <w:r>
+              <w:rPr>
+                <w:rFonts w:ascii="Arial Narrow" w:hAnsi="Arial Narrow" w:cs="Arial"/>
+                <w:lang w:val="en-US"/>
+              </w:rPr>
+              <w:t>xZero</w:t>
+            </w:r>
+            <w:proofErr w:type="spellEnd"/>
+            <w:r>
+              <w:rPr>
+                <w:rFonts w:ascii="Arial Narrow" w:hAnsi="Arial Narrow" w:cs="Arial"/>
+                <w:lang w:val="en-US"/>
+              </w:rPr>
+              <w:t xml:space="preserve"> &lt; 0 )     // Traverse circularly the inputs vector.</w:t>
+            </w:r>
+          </w:p>
+          <w:p>
+            <w:pPr>
+              <w:spacing w:after="0" w:line="240" w:lineRule="auto"/>
+              <w:rPr>
+                <w:rFonts w:ascii="Arial Narrow" w:hAnsi="Arial Narrow" w:cs="Arial"/>
+                <w:lang w:val="en-US"/>
+              </w:rPr>
+            </w:pPr>
+            <w:r>
+              <w:rPr>
+                <w:rFonts w:ascii="Arial Narrow" w:hAnsi="Arial Narrow" w:cs="Arial"/>
+                <w:lang w:val="en-US"/>
+              </w:rPr>
+              <w:t xml:space="preserve">                              // If going before the index zero, set index</w:t>
+            </w:r>
+          </w:p>
+          <w:p>
+            <w:pPr>
+              <w:spacing w:after="0" w:line="240" w:lineRule="auto"/>
+              <w:rPr>
+                <w:rFonts w:ascii="Arial Narrow" w:hAnsi="Arial Narrow" w:cs="Arial"/>
+                <w:lang w:val="en-US"/>
+              </w:rPr>
+            </w:pPr>
+            <w:r>
+              <w:rPr>
+                <w:rFonts w:ascii="Arial Narrow" w:hAnsi="Arial Narrow" w:cs="Arial"/>
+                <w:lang w:val="en-US"/>
+              </w:rPr>
+              <w:t xml:space="preserve">                              // to the greatest one inside the vector</w:t>
+            </w:r>
+          </w:p>
+          <w:p>
+            <w:pPr>
+              <w:spacing w:after="0" w:line="240" w:lineRule="auto"/>
+              <w:rPr>
+                <w:rFonts w:ascii="Arial Narrow" w:hAnsi="Arial Narrow" w:cs="Arial"/>
+                <w:lang w:val="en-US"/>
+              </w:rPr>
+            </w:pPr>
+            <w:r>
+              <w:rPr>
+                <w:rFonts w:ascii="Arial Narrow" w:hAnsi="Arial Narrow" w:cs="Arial"/>
+                <w:lang w:val="en-US"/>
+              </w:rPr>
+              <w:t xml:space="preserve">    {</w:t>
+            </w:r>
+          </w:p>
+          <w:p>
+            <w:pPr>
+              <w:spacing w:after="0" w:line="240" w:lineRule="auto"/>
+              <w:rPr>
+                <w:rFonts w:ascii="Arial Narrow" w:hAnsi="Arial Narrow" w:cs="Arial"/>
+                <w:lang w:val="en-US"/>
+              </w:rPr>
+            </w:pPr>
+            <w:r>
+              <w:rPr>
+                <w:rFonts w:ascii="Arial Narrow" w:hAnsi="Arial Narrow" w:cs="Arial"/>
+                <w:lang w:val="en-US"/>
+              </w:rPr>
+              <w:t xml:space="preserve">      </w:t>
+            </w:r>
+            <w:proofErr w:type="spellStart"/>
+            <w:r>
+              <w:rPr>
+                <w:rFonts w:ascii="Arial Narrow" w:hAnsi="Arial Narrow" w:cs="Arial"/>
+                <w:lang w:val="en-US"/>
+              </w:rPr>
+              <w:t>xZero</w:t>
+            </w:r>
+            <w:proofErr w:type="spellEnd"/>
+            <w:r>
+              <w:rPr>
+                <w:rFonts w:ascii="Arial Narrow" w:hAnsi="Arial Narrow" w:cs="Arial"/>
+                <w:lang w:val="en-US"/>
+              </w:rPr>
+              <w:t xml:space="preserve"> = K - 1;</w:t>
+            </w:r>
+          </w:p>
+          <w:p>
+            <w:pPr>
+              <w:spacing w:after="0" w:line="240" w:lineRule="auto"/>
+              <w:rPr>
+                <w:rFonts w:ascii="Arial Narrow" w:hAnsi="Arial Narrow" w:cs="Arial"/>
+                <w:lang w:val="en-US"/>
+              </w:rPr>
+            </w:pPr>
+            <w:r>
+              <w:rPr>
+                <w:rFonts w:ascii="Arial Narrow" w:hAnsi="Arial Narrow" w:cs="Arial"/>
+                <w:lang w:val="en-US"/>
+              </w:rPr>
+              <w:t xml:space="preserve">    }</w:t>
+            </w:r>
+          </w:p>
+          <w:p>
+            <w:pPr>
+              <w:spacing w:after="0" w:line="240" w:lineRule="auto"/>
+              <w:rPr>
+                <w:rFonts w:ascii="Arial Narrow" w:hAnsi="Arial Narrow" w:cs="Arial"/>
+                <w:lang w:val="en-US"/>
+              </w:rPr>
+            </w:pPr>
+            <w:r>
+              <w:rPr>
+                <w:rFonts w:ascii="Arial Narrow" w:hAnsi="Arial Narrow" w:cs="Arial"/>
+                <w:lang w:val="en-US"/>
+              </w:rPr>
               <w:t xml:space="preserve">  }</w:t>
             </w:r>
           </w:p>
@@ -2299,6 +3484,346 @@
                 <w:rFonts w:ascii="Arial Narrow" w:hAnsi="Arial Narrow" w:cs="Arial"/>
                 <w:lang w:val="en-US"/>
               </w:rPr>
+              <w:t xml:space="preserve">  </w:t>
+            </w:r>
+            <w:proofErr w:type="gramStart"/>
+            <w:r>
+              <w:rPr>
+                <w:rFonts w:ascii="Arial Narrow" w:hAnsi="Arial Narrow" w:cs="Arial"/>
+                <w:lang w:val="en-US"/>
+              </w:rPr>
+              <w:t>if( +</w:t>
+            </w:r>
+            <w:proofErr w:type="gramEnd"/>
+            <w:r>
+              <w:rPr>
+                <w:rFonts w:ascii="Arial Narrow" w:hAnsi="Arial Narrow" w:cs="Arial"/>
+                <w:lang w:val="en-US"/>
+              </w:rPr>
+              <w:t>+</w:t>
+            </w:r>
+            <w:proofErr w:type="spellStart"/>
+            <w:r>
+              <w:rPr>
+                <w:rFonts w:ascii="Arial Narrow" w:hAnsi="Arial Narrow" w:cs="Arial"/>
+                <w:lang w:val="en-US"/>
+              </w:rPr>
+              <w:t>xZero</w:t>
+            </w:r>
+            <w:proofErr w:type="spellEnd"/>
+            <w:r>
+              <w:rPr>
+                <w:rFonts w:ascii="Arial Narrow" w:hAnsi="Arial Narrow" w:cs="Arial"/>
+                <w:lang w:val="en-US"/>
+              </w:rPr>
+              <w:t xml:space="preserve"> &gt; K - 1 )   // Set a new </w:t>
+            </w:r>
+            <w:proofErr w:type="spellStart"/>
+            <w:r>
+              <w:rPr>
+                <w:rFonts w:ascii="Arial Narrow" w:hAnsi="Arial Narrow" w:cs="Arial"/>
+                <w:lang w:val="en-US"/>
+              </w:rPr>
+              <w:t>xZero</w:t>
+            </w:r>
+            <w:proofErr w:type="spellEnd"/>
+            <w:r>
+              <w:rPr>
+                <w:rFonts w:ascii="Arial Narrow" w:hAnsi="Arial Narrow" w:cs="Arial"/>
+                <w:lang w:val="en-US"/>
+              </w:rPr>
+              <w:t xml:space="preserve"> value in order to save next sample</w:t>
+            </w:r>
+          </w:p>
+          <w:p>
+            <w:pPr>
+              <w:spacing w:after="0" w:line="240" w:lineRule="auto"/>
+              <w:rPr>
+                <w:rFonts w:ascii="Arial Narrow" w:hAnsi="Arial Narrow" w:cs="Arial"/>
+                <w:lang w:val="en-US"/>
+              </w:rPr>
+            </w:pPr>
+            <w:r>
+              <w:rPr>
+                <w:rFonts w:ascii="Arial Narrow" w:hAnsi="Arial Narrow" w:cs="Arial"/>
+                <w:lang w:val="en-US"/>
+              </w:rPr>
+              <w:t xml:space="preserve">                              // If going after the greatest index in the array, set</w:t>
+            </w:r>
+          </w:p>
+          <w:p>
+            <w:pPr>
+              <w:spacing w:after="0" w:line="240" w:lineRule="auto"/>
+              <w:rPr>
+                <w:rFonts w:ascii="Arial Narrow" w:hAnsi="Arial Narrow" w:cs="Arial"/>
+                <w:lang w:val="en-US"/>
+              </w:rPr>
+            </w:pPr>
+            <w:r>
+              <w:rPr>
+                <w:rFonts w:ascii="Arial Narrow" w:hAnsi="Arial Narrow" w:cs="Arial"/>
+                <w:lang w:val="en-US"/>
+              </w:rPr>
+              <w:t xml:space="preserve">                              // index to zero</w:t>
+            </w:r>
+          </w:p>
+          <w:p>
+            <w:pPr>
+              <w:spacing w:after="0" w:line="240" w:lineRule="auto"/>
+              <w:rPr>
+                <w:rFonts w:ascii="Arial Narrow" w:hAnsi="Arial Narrow" w:cs="Arial"/>
+                <w:lang w:val="en-US"/>
+              </w:rPr>
+            </w:pPr>
+            <w:r>
+              <w:rPr>
+                <w:rFonts w:ascii="Arial Narrow" w:hAnsi="Arial Narrow" w:cs="Arial"/>
+                <w:lang w:val="en-US"/>
+              </w:rPr>
+              <w:t xml:space="preserve">  {</w:t>
+            </w:r>
+          </w:p>
+          <w:p>
+            <w:pPr>
+              <w:spacing w:after="0" w:line="240" w:lineRule="auto"/>
+              <w:rPr>
+                <w:rFonts w:ascii="Arial Narrow" w:hAnsi="Arial Narrow" w:cs="Arial"/>
+                <w:lang w:val="en-US"/>
+              </w:rPr>
+            </w:pPr>
+            <w:r>
+              <w:rPr>
+                <w:rFonts w:ascii="Arial Narrow" w:hAnsi="Arial Narrow" w:cs="Arial"/>
+                <w:lang w:val="en-US"/>
+              </w:rPr>
+              <w:t xml:space="preserve">    </w:t>
+            </w:r>
+            <w:proofErr w:type="spellStart"/>
+            <w:r>
+              <w:rPr>
+                <w:rFonts w:ascii="Arial Narrow" w:hAnsi="Arial Narrow" w:cs="Arial"/>
+                <w:lang w:val="en-US"/>
+              </w:rPr>
+              <w:t>xZero</w:t>
+            </w:r>
+            <w:proofErr w:type="spellEnd"/>
+            <w:r>
+              <w:rPr>
+                <w:rFonts w:ascii="Arial Narrow" w:hAnsi="Arial Narrow" w:cs="Arial"/>
+                <w:lang w:val="en-US"/>
+              </w:rPr>
+              <w:t xml:space="preserve"> = 0;</w:t>
+            </w:r>
+          </w:p>
+          <w:p>
+            <w:pPr>
+              <w:spacing w:after="0" w:line="240" w:lineRule="auto"/>
+              <w:rPr>
+                <w:rFonts w:ascii="Arial Narrow" w:hAnsi="Arial Narrow" w:cs="Arial"/>
+                <w:lang w:val="en-US"/>
+              </w:rPr>
+            </w:pPr>
+            <w:r>
+              <w:rPr>
+                <w:rFonts w:ascii="Arial Narrow" w:hAnsi="Arial Narrow" w:cs="Arial"/>
+                <w:lang w:val="en-US"/>
+              </w:rPr>
+              <w:t xml:space="preserve">  }</w:t>
+            </w:r>
+          </w:p>
+          <w:p>
+            <w:pPr>
+              <w:spacing w:after="0" w:line="240" w:lineRule="auto"/>
+              <w:rPr>
+                <w:rFonts w:ascii="Arial Narrow" w:hAnsi="Arial Narrow" w:cs="Arial"/>
+                <w:lang w:val="en-US"/>
+              </w:rPr>
+            </w:pPr>
+          </w:p>
+          <w:p>
+            <w:pPr>
+              <w:spacing w:after="0" w:line="240" w:lineRule="auto"/>
+              <w:rPr>
+                <w:rFonts w:ascii="Arial Narrow" w:hAnsi="Arial Narrow" w:cs="Arial"/>
+                <w:lang w:val="en-US"/>
+              </w:rPr>
+            </w:pPr>
+            <w:r>
+              <w:rPr>
+                <w:rFonts w:ascii="Arial Narrow" w:hAnsi="Arial Narrow" w:cs="Arial"/>
+                <w:lang w:val="en-US"/>
+              </w:rPr>
+              <w:t xml:space="preserve">  </w:t>
+            </w:r>
+            <w:proofErr w:type="gramStart"/>
+            <w:r>
+              <w:rPr>
+                <w:rFonts w:ascii="Arial Narrow" w:hAnsi="Arial Narrow" w:cs="Arial"/>
+                <w:lang w:val="en-US"/>
+              </w:rPr>
+              <w:t>if(</w:t>
+            </w:r>
+            <w:proofErr w:type="gramEnd"/>
+            <w:r>
+              <w:rPr>
+                <w:rFonts w:ascii="Arial Narrow" w:hAnsi="Arial Narrow" w:cs="Arial"/>
+                <w:lang w:val="en-US"/>
+              </w:rPr>
+              <w:t>y &gt; 4095.0)</w:t>
+            </w:r>
+          </w:p>
+          <w:p>
+            <w:pPr>
+              <w:spacing w:after="0" w:line="240" w:lineRule="auto"/>
+              <w:rPr>
+                <w:rFonts w:ascii="Arial Narrow" w:hAnsi="Arial Narrow" w:cs="Arial"/>
+                <w:lang w:val="en-US"/>
+              </w:rPr>
+            </w:pPr>
+            <w:r>
+              <w:rPr>
+                <w:rFonts w:ascii="Arial Narrow" w:hAnsi="Arial Narrow" w:cs="Arial"/>
+                <w:lang w:val="en-US"/>
+              </w:rPr>
+              <w:t xml:space="preserve">      y = 4095.0;</w:t>
+            </w:r>
+          </w:p>
+          <w:p>
+            <w:pPr>
+              <w:spacing w:after="0" w:line="240" w:lineRule="auto"/>
+              <w:rPr>
+                <w:rFonts w:ascii="Arial Narrow" w:hAnsi="Arial Narrow" w:cs="Arial"/>
+                <w:lang w:val="en-US"/>
+              </w:rPr>
+            </w:pPr>
+            <w:r>
+              <w:rPr>
+                <w:rFonts w:ascii="Arial Narrow" w:hAnsi="Arial Narrow" w:cs="Arial"/>
+                <w:lang w:val="en-US"/>
+              </w:rPr>
+              <w:t xml:space="preserve">  else </w:t>
+            </w:r>
+            <w:proofErr w:type="gramStart"/>
+            <w:r>
+              <w:rPr>
+                <w:rFonts w:ascii="Arial Narrow" w:hAnsi="Arial Narrow" w:cs="Arial"/>
+                <w:lang w:val="en-US"/>
+              </w:rPr>
+              <w:t>if(</w:t>
+            </w:r>
+            <w:proofErr w:type="gramEnd"/>
+            <w:r>
+              <w:rPr>
+                <w:rFonts w:ascii="Arial Narrow" w:hAnsi="Arial Narrow" w:cs="Arial"/>
+                <w:lang w:val="en-US"/>
+              </w:rPr>
+              <w:t>y &lt; 0.0)</w:t>
+            </w:r>
+          </w:p>
+          <w:p>
+            <w:pPr>
+              <w:spacing w:after="0" w:line="240" w:lineRule="auto"/>
+              <w:rPr>
+                <w:rFonts w:ascii="Arial Narrow" w:hAnsi="Arial Narrow" w:cs="Arial"/>
+                <w:lang w:val="en-US"/>
+              </w:rPr>
+            </w:pPr>
+            <w:r>
+              <w:rPr>
+                <w:rFonts w:ascii="Arial Narrow" w:hAnsi="Arial Narrow" w:cs="Arial"/>
+                <w:lang w:val="en-US"/>
+              </w:rPr>
+              <w:t xml:space="preserve">      y = 0.0;</w:t>
+            </w:r>
+          </w:p>
+          <w:p>
+            <w:pPr>
+              <w:spacing w:after="0" w:line="240" w:lineRule="auto"/>
+              <w:rPr>
+                <w:rFonts w:ascii="Arial Narrow" w:hAnsi="Arial Narrow" w:cs="Arial"/>
+                <w:lang w:val="en-US"/>
+              </w:rPr>
+            </w:pPr>
+          </w:p>
+          <w:p>
+            <w:pPr>
+              <w:spacing w:after="0" w:line="240" w:lineRule="auto"/>
+              <w:rPr>
+                <w:rFonts w:ascii="Arial Narrow" w:hAnsi="Arial Narrow" w:cs="Arial"/>
+                <w:lang w:val="en-US"/>
+              </w:rPr>
+            </w:pPr>
+          </w:p>
+          <w:p>
+            <w:pPr>
+              <w:spacing w:after="0" w:line="240" w:lineRule="auto"/>
+              <w:rPr>
+                <w:rFonts w:ascii="Arial Narrow" w:hAnsi="Arial Narrow" w:cs="Arial"/>
+                <w:lang w:val="en-US"/>
+              </w:rPr>
+            </w:pPr>
+            <w:r>
+              <w:rPr>
+                <w:rFonts w:ascii="Arial Narrow" w:hAnsi="Arial Narrow" w:cs="Arial"/>
+                <w:lang w:val="en-US"/>
+              </w:rPr>
+              <w:t xml:space="preserve">  DAC1-&gt;DHR12R2 = (uint16_</w:t>
+            </w:r>
+            <w:proofErr w:type="gramStart"/>
+            <w:r>
+              <w:rPr>
+                <w:rFonts w:ascii="Arial Narrow" w:hAnsi="Arial Narrow" w:cs="Arial"/>
+                <w:lang w:val="en-US"/>
+              </w:rPr>
+              <w:t>t)y</w:t>
+            </w:r>
+            <w:proofErr w:type="gramEnd"/>
+            <w:r>
+              <w:rPr>
+                <w:rFonts w:ascii="Arial Narrow" w:hAnsi="Arial Narrow" w:cs="Arial"/>
+                <w:lang w:val="en-US"/>
+              </w:rPr>
+              <w:t>;</w:t>
+            </w:r>
+          </w:p>
+          <w:p>
+            <w:pPr>
+              <w:spacing w:after="0" w:line="240" w:lineRule="auto"/>
+              <w:rPr>
+                <w:rFonts w:ascii="Arial Narrow" w:hAnsi="Arial Narrow" w:cs="Arial"/>
+                <w:lang w:val="en-US"/>
+              </w:rPr>
+            </w:pPr>
+          </w:p>
+          <w:p>
+            <w:pPr>
+              <w:spacing w:after="0" w:line="240" w:lineRule="auto"/>
+              <w:rPr>
+                <w:rFonts w:ascii="Arial Narrow" w:hAnsi="Arial Narrow" w:cs="Arial"/>
+                <w:lang w:val="en-US"/>
+              </w:rPr>
+            </w:pPr>
+            <w:r>
+              <w:rPr>
+                <w:rFonts w:ascii="Arial Narrow" w:hAnsi="Arial Narrow" w:cs="Arial"/>
+                <w:lang w:val="en-US"/>
+              </w:rPr>
+              <w:t xml:space="preserve">  GPIOB-&gt;ODR &amp;= ~GPIO_ODR_OD2;</w:t>
+            </w:r>
+          </w:p>
+          <w:p>
+            <w:pPr>
+              <w:spacing w:after="0" w:line="240" w:lineRule="auto"/>
+              <w:rPr>
+                <w:rFonts w:ascii="Arial Narrow" w:hAnsi="Arial Narrow" w:cs="Arial"/>
+                <w:lang w:val="en-US"/>
+              </w:rPr>
+            </w:pPr>
+            <w:r>
+              <w:rPr>
+                <w:rFonts w:ascii="Arial Narrow" w:hAnsi="Arial Narrow" w:cs="Arial"/>
+                <w:lang w:val="en-US"/>
+              </w:rPr>
               <w:t>}</w:t>
             </w:r>
           </w:p>
@@ -2324,785 +3849,32 @@
                 <w:rFonts w:ascii="Arial Narrow" w:hAnsi="Arial Narrow" w:cs="Arial"/>
                 <w:lang w:val="en-US"/>
               </w:rPr>
-              <w:t>void TIM2_IRQHandler(void)</w:t>
-            </w:r>
-          </w:p>
-          <w:p>
-            <w:pPr>
-              <w:spacing w:after="0" w:line="240" w:lineRule="auto"/>
-              <w:rPr>
-                <w:rFonts w:ascii="Arial Narrow" w:hAnsi="Arial Narrow" w:cs="Arial"/>
-                <w:lang w:val="en-US"/>
-              </w:rPr>
-            </w:pPr>
-            <w:r>
-              <w:rPr>
-                <w:rFonts w:ascii="Arial Narrow" w:hAnsi="Arial Narrow" w:cs="Arial"/>
-                <w:lang w:val="en-US"/>
-              </w:rPr>
-              <w:t>{</w:t>
-            </w:r>
-          </w:p>
-          <w:p>
-            <w:pPr>
-              <w:spacing w:after="0" w:line="240" w:lineRule="auto"/>
-              <w:rPr>
-                <w:rFonts w:ascii="Arial Narrow" w:hAnsi="Arial Narrow" w:cs="Arial"/>
-                <w:lang w:val="en-US"/>
-              </w:rPr>
-            </w:pPr>
-            <w:r>
-              <w:rPr>
-                <w:rFonts w:ascii="Arial Narrow" w:hAnsi="Arial Narrow" w:cs="Arial"/>
-                <w:lang w:val="en-US"/>
-              </w:rPr>
-              <w:t xml:space="preserve">  // Number of elements in input vector and filter</w:t>
-            </w:r>
-          </w:p>
-          <w:p>
-            <w:pPr>
-              <w:spacing w:after="0" w:line="240" w:lineRule="auto"/>
-              <w:rPr>
-                <w:rFonts w:ascii="Arial Narrow" w:hAnsi="Arial Narrow" w:cs="Arial"/>
-                <w:lang w:val="en-US"/>
-              </w:rPr>
-            </w:pPr>
-            <w:r>
-              <w:rPr>
-                <w:rFonts w:ascii="Arial Narrow" w:hAnsi="Arial Narrow" w:cs="Arial"/>
-                <w:lang w:val="en-US"/>
-              </w:rPr>
-              <w:t xml:space="preserve">  int32_t     K = 3;</w:t>
-            </w:r>
-          </w:p>
-          <w:p>
-            <w:pPr>
-              <w:spacing w:after="0" w:line="240" w:lineRule="auto"/>
-              <w:rPr>
-                <w:rFonts w:ascii="Arial Narrow" w:hAnsi="Arial Narrow" w:cs="Arial"/>
-                <w:lang w:val="en-US"/>
-              </w:rPr>
-            </w:pPr>
-          </w:p>
-          <w:p>
-            <w:pPr>
-              <w:spacing w:after="0" w:line="240" w:lineRule="auto"/>
-              <w:rPr>
-                <w:rFonts w:ascii="Arial Narrow" w:hAnsi="Arial Narrow" w:cs="Arial"/>
-                <w:lang w:val="en-US"/>
-              </w:rPr>
-            </w:pPr>
-            <w:r>
-              <w:rPr>
-                <w:rFonts w:ascii="Arial Narrow" w:hAnsi="Arial Narrow" w:cs="Arial"/>
-                <w:lang w:val="en-US"/>
-              </w:rPr>
-              <w:t xml:space="preserve">  // Inputs vector</w:t>
-            </w:r>
-          </w:p>
-          <w:p>
-            <w:pPr>
-              <w:spacing w:after="0" w:line="240" w:lineRule="auto"/>
-              <w:rPr>
-                <w:rFonts w:ascii="Arial Narrow" w:hAnsi="Arial Narrow" w:cs="Arial"/>
-                <w:lang w:val="en-US"/>
-              </w:rPr>
-            </w:pPr>
-            <w:r>
-              <w:rPr>
-                <w:rFonts w:ascii="Arial Narrow" w:hAnsi="Arial Narrow" w:cs="Arial"/>
-                <w:lang w:val="en-US"/>
-              </w:rPr>
-              <w:t xml:space="preserve">  static double X[3] = {};</w:t>
-            </w:r>
-          </w:p>
-          <w:p>
-            <w:pPr>
-              <w:spacing w:after="0" w:line="240" w:lineRule="auto"/>
-              <w:rPr>
-                <w:rFonts w:ascii="Arial Narrow" w:hAnsi="Arial Narrow" w:cs="Arial"/>
-                <w:lang w:val="en-US"/>
-              </w:rPr>
-            </w:pPr>
-          </w:p>
-          <w:p>
-            <w:pPr>
-              <w:spacing w:after="0" w:line="240" w:lineRule="auto"/>
-              <w:rPr>
-                <w:rFonts w:ascii="Arial Narrow" w:hAnsi="Arial Narrow" w:cs="Arial"/>
-                <w:lang w:val="en-US"/>
-              </w:rPr>
-            </w:pPr>
-            <w:r>
-              <w:rPr>
-                <w:rFonts w:ascii="Arial Narrow" w:hAnsi="Arial Narrow" w:cs="Arial"/>
-                <w:lang w:val="en-US"/>
-              </w:rPr>
-              <w:t xml:space="preserve">  // Filter coefficients</w:t>
-            </w:r>
-          </w:p>
-          <w:p>
-            <w:pPr>
-              <w:spacing w:after="0" w:line="240" w:lineRule="auto"/>
-              <w:rPr>
-                <w:rFonts w:ascii="Arial Narrow" w:hAnsi="Arial Narrow" w:cs="Arial"/>
-                <w:lang w:val="en-US"/>
-              </w:rPr>
-            </w:pPr>
-            <w:r>
-              <w:rPr>
-                <w:rFonts w:ascii="Arial Narrow" w:hAnsi="Arial Narrow" w:cs="Arial"/>
-                <w:lang w:val="en-US"/>
-              </w:rPr>
-              <w:t xml:space="preserve">  static double B[3] = {1.0, 0.0, 0.0};</w:t>
-            </w:r>
-          </w:p>
-          <w:p>
-            <w:pPr>
-              <w:spacing w:after="0" w:line="240" w:lineRule="auto"/>
-              <w:rPr>
-                <w:rFonts w:ascii="Arial Narrow" w:hAnsi="Arial Narrow" w:cs="Arial"/>
-                <w:lang w:val="en-US"/>
-              </w:rPr>
-            </w:pPr>
-          </w:p>
-          <w:p>
-            <w:pPr>
-              <w:spacing w:after="0" w:line="240" w:lineRule="auto"/>
-              <w:rPr>
-                <w:rFonts w:ascii="Arial Narrow" w:hAnsi="Arial Narrow" w:cs="Arial"/>
-                <w:lang w:val="en-US"/>
-              </w:rPr>
-            </w:pPr>
-            <w:r>
-              <w:rPr>
-                <w:rFonts w:ascii="Arial Narrow" w:hAnsi="Arial Narrow" w:cs="Arial"/>
-                <w:lang w:val="en-US"/>
-              </w:rPr>
-              <w:t xml:space="preserve">  // Output per sample</w:t>
-            </w:r>
-          </w:p>
-          <w:p>
-            <w:pPr>
-              <w:spacing w:after="0" w:line="240" w:lineRule="auto"/>
-              <w:rPr>
-                <w:rFonts w:ascii="Arial Narrow" w:hAnsi="Arial Narrow" w:cs="Arial"/>
-                <w:lang w:val="en-US"/>
-              </w:rPr>
-            </w:pPr>
-            <w:r>
-              <w:rPr>
-                <w:rFonts w:ascii="Arial Narrow" w:hAnsi="Arial Narrow" w:cs="Arial"/>
-                <w:lang w:val="en-US"/>
-              </w:rPr>
-              <w:t xml:space="preserve">  double y = 0.0;</w:t>
-            </w:r>
-          </w:p>
-          <w:p>
-            <w:pPr>
-              <w:spacing w:after="0" w:line="240" w:lineRule="auto"/>
-              <w:rPr>
-                <w:rFonts w:ascii="Arial Narrow" w:hAnsi="Arial Narrow" w:cs="Arial"/>
-                <w:lang w:val="en-US"/>
-              </w:rPr>
-            </w:pPr>
-          </w:p>
-          <w:p>
-            <w:pPr>
-              <w:spacing w:after="0" w:line="240" w:lineRule="auto"/>
-              <w:rPr>
-                <w:rFonts w:ascii="Arial Narrow" w:hAnsi="Arial Narrow" w:cs="Arial"/>
-                <w:lang w:val="en-US"/>
-              </w:rPr>
-            </w:pPr>
-            <w:r>
-              <w:rPr>
-                <w:rFonts w:ascii="Arial Narrow" w:hAnsi="Arial Narrow" w:cs="Arial"/>
-                <w:lang w:val="en-US"/>
-              </w:rPr>
-              <w:t xml:space="preserve">  // Index of new input sample</w:t>
-            </w:r>
-          </w:p>
-          <w:p>
-            <w:pPr>
-              <w:spacing w:after="0" w:line="240" w:lineRule="auto"/>
-              <w:rPr>
-                <w:rFonts w:ascii="Arial Narrow" w:hAnsi="Arial Narrow" w:cs="Arial"/>
-                <w:lang w:val="en-US"/>
-              </w:rPr>
-            </w:pPr>
-            <w:r>
-              <w:rPr>
-                <w:rFonts w:ascii="Arial Narrow" w:hAnsi="Arial Narrow" w:cs="Arial"/>
-                <w:lang w:val="en-US"/>
-              </w:rPr>
-              <w:t xml:space="preserve">  static int32_t xZero = 0;</w:t>
-            </w:r>
-          </w:p>
-          <w:p>
-            <w:pPr>
-              <w:spacing w:after="0" w:line="240" w:lineRule="auto"/>
-              <w:rPr>
-                <w:rFonts w:ascii="Arial Narrow" w:hAnsi="Arial Narrow" w:cs="Arial"/>
-                <w:lang w:val="en-US"/>
-              </w:rPr>
-            </w:pPr>
-          </w:p>
-          <w:p>
-            <w:pPr>
-              <w:spacing w:after="0" w:line="240" w:lineRule="auto"/>
-              <w:rPr>
-                <w:rFonts w:ascii="Arial Narrow" w:hAnsi="Arial Narrow" w:cs="Arial"/>
-                <w:lang w:val="en-US"/>
-              </w:rPr>
-            </w:pPr>
-            <w:r>
-              <w:rPr>
-                <w:rFonts w:ascii="Arial Narrow" w:hAnsi="Arial Narrow" w:cs="Arial"/>
-                <w:lang w:val="en-US"/>
-              </w:rPr>
-              <w:t xml:space="preserve">  // Counter for the number of elements in the inputs vector</w:t>
-            </w:r>
-          </w:p>
-          <w:p>
-            <w:pPr>
-              <w:spacing w:after="0" w:line="240" w:lineRule="auto"/>
-              <w:rPr>
-                <w:rFonts w:ascii="Arial Narrow" w:hAnsi="Arial Narrow" w:cs="Arial"/>
-                <w:lang w:val="en-US"/>
-              </w:rPr>
-            </w:pPr>
-            <w:r>
-              <w:rPr>
-                <w:rFonts w:ascii="Arial Narrow" w:hAnsi="Arial Narrow" w:cs="Arial"/>
-                <w:lang w:val="en-US"/>
-              </w:rPr>
-              <w:t xml:space="preserve">  int32_t     k = 0;</w:t>
-            </w:r>
-          </w:p>
-          <w:p>
-            <w:pPr>
-              <w:spacing w:after="0" w:line="240" w:lineRule="auto"/>
-              <w:rPr>
-                <w:rFonts w:ascii="Arial Narrow" w:hAnsi="Arial Narrow" w:cs="Arial"/>
-                <w:lang w:val="en-US"/>
-              </w:rPr>
-            </w:pPr>
-          </w:p>
-          <w:p>
-            <w:pPr>
-              <w:spacing w:after="0" w:line="240" w:lineRule="auto"/>
-              <w:rPr>
-                <w:rFonts w:ascii="Arial Narrow" w:hAnsi="Arial Narrow" w:cs="Arial"/>
-                <w:lang w:val="en-US"/>
-              </w:rPr>
-            </w:pPr>
-            <w:r>
-              <w:rPr>
-                <w:rFonts w:ascii="Arial Narrow" w:hAnsi="Arial Narrow" w:cs="Arial"/>
-                <w:lang w:val="en-US"/>
-              </w:rPr>
-              <w:t xml:space="preserve">  TIM2-&gt;SR &amp;= ~TIM_SR_UIF;</w:t>
-            </w:r>
-          </w:p>
-          <w:p>
-            <w:pPr>
-              <w:spacing w:after="0" w:line="240" w:lineRule="auto"/>
-              <w:rPr>
-                <w:rFonts w:ascii="Arial Narrow" w:hAnsi="Arial Narrow" w:cs="Arial"/>
-                <w:lang w:val="es-419"/>
-              </w:rPr>
-            </w:pPr>
-            <w:r>
-              <w:rPr>
-                <w:rFonts w:ascii="Arial Narrow" w:hAnsi="Arial Narrow" w:cs="Arial"/>
-                <w:lang w:val="en-US"/>
-              </w:rPr>
-              <w:t xml:space="preserve">  </w:t>
-            </w:r>
-            <w:r>
-              <w:rPr>
-                <w:rFonts w:ascii="Arial Narrow" w:hAnsi="Arial Narrow" w:cs="Arial"/>
-                <w:lang w:val="es-419"/>
-              </w:rPr>
-              <w:t>GPIOB-&gt;ODR |= GPIO_ODR_OD2;</w:t>
-            </w:r>
-          </w:p>
-          <w:p>
-            <w:pPr>
-              <w:spacing w:after="0" w:line="240" w:lineRule="auto"/>
-              <w:rPr>
-                <w:rFonts w:ascii="Arial Narrow" w:hAnsi="Arial Narrow" w:cs="Arial"/>
-                <w:lang w:val="es-419"/>
-              </w:rPr>
-            </w:pPr>
-          </w:p>
-          <w:p>
-            <w:pPr>
-              <w:spacing w:after="0" w:line="240" w:lineRule="auto"/>
-              <w:rPr>
-                <w:rFonts w:ascii="Arial Narrow" w:hAnsi="Arial Narrow" w:cs="Arial"/>
-                <w:lang w:val="en-US"/>
-              </w:rPr>
-            </w:pPr>
-            <w:r>
-              <w:rPr>
-                <w:rFonts w:ascii="Arial Narrow" w:hAnsi="Arial Narrow" w:cs="Arial"/>
-                <w:lang w:val="es-419"/>
-              </w:rPr>
-              <w:t xml:space="preserve">  </w:t>
-            </w:r>
-            <w:r>
-              <w:rPr>
-                <w:rFonts w:ascii="Arial Narrow" w:hAnsi="Arial Narrow" w:cs="Arial"/>
-                <w:lang w:val="en-US"/>
-              </w:rPr>
-              <w:t>X[xZero] = (double)ADCRead();   // Save the new sample into the zero of the inputs vector</w:t>
-            </w:r>
-          </w:p>
-          <w:p>
-            <w:pPr>
-              <w:spacing w:after="0" w:line="240" w:lineRule="auto"/>
-              <w:rPr>
-                <w:rFonts w:ascii="Arial Narrow" w:hAnsi="Arial Narrow" w:cs="Arial"/>
-                <w:lang w:val="en-US"/>
-              </w:rPr>
-            </w:pPr>
-            <w:r>
-              <w:rPr>
-                <w:rFonts w:ascii="Arial Narrow" w:hAnsi="Arial Narrow" w:cs="Arial"/>
-                <w:lang w:val="en-US"/>
-              </w:rPr>
-              <w:t xml:space="preserve">  y = 0.0;</w:t>
-            </w:r>
-          </w:p>
-          <w:p>
-            <w:pPr>
-              <w:spacing w:after="0" w:line="240" w:lineRule="auto"/>
-              <w:rPr>
-                <w:rFonts w:ascii="Arial Narrow" w:hAnsi="Arial Narrow" w:cs="Arial"/>
-                <w:lang w:val="en-US"/>
-              </w:rPr>
-            </w:pPr>
-            <w:r>
-              <w:rPr>
-                <w:rFonts w:ascii="Arial Narrow" w:hAnsi="Arial Narrow" w:cs="Arial"/>
-                <w:lang w:val="en-US"/>
-              </w:rPr>
-              <w:t xml:space="preserve">  for( k=0; k&lt;K; k++ )    // Make convolution between the filter vector and inputs vector</w:t>
-            </w:r>
-          </w:p>
-          <w:p>
-            <w:pPr>
-              <w:spacing w:after="0" w:line="240" w:lineRule="auto"/>
-              <w:rPr>
-                <w:rFonts w:ascii="Arial Narrow" w:hAnsi="Arial Narrow" w:cs="Arial"/>
-                <w:lang w:val="en-US"/>
-              </w:rPr>
-            </w:pPr>
-            <w:r>
-              <w:rPr>
-                <w:rFonts w:ascii="Arial Narrow" w:hAnsi="Arial Narrow" w:cs="Arial"/>
-                <w:lang w:val="en-US"/>
-              </w:rPr>
-              <w:t xml:space="preserve">  {</w:t>
-            </w:r>
-          </w:p>
-          <w:p>
-            <w:pPr>
-              <w:spacing w:after="0" w:line="240" w:lineRule="auto"/>
-              <w:rPr>
-                <w:rFonts w:ascii="Arial Narrow" w:hAnsi="Arial Narrow" w:cs="Arial"/>
-                <w:lang w:val="en-US"/>
-              </w:rPr>
-            </w:pPr>
-            <w:r>
-              <w:rPr>
-                <w:rFonts w:ascii="Arial Narrow" w:hAnsi="Arial Narrow" w:cs="Arial"/>
-                <w:lang w:val="en-US"/>
-              </w:rPr>
-              <w:t xml:space="preserve">    y += X[xZero]*B[k];</w:t>
-            </w:r>
-          </w:p>
-          <w:p>
-            <w:pPr>
-              <w:spacing w:after="0" w:line="240" w:lineRule="auto"/>
-              <w:rPr>
-                <w:rFonts w:ascii="Arial Narrow" w:hAnsi="Arial Narrow" w:cs="Arial"/>
-                <w:lang w:val="en-US"/>
-              </w:rPr>
-            </w:pPr>
-            <w:r>
-              <w:rPr>
-                <w:rFonts w:ascii="Arial Narrow" w:hAnsi="Arial Narrow" w:cs="Arial"/>
-                <w:lang w:val="en-US"/>
-              </w:rPr>
-              <w:t xml:space="preserve">    if( --xZero &lt; 0 )     // Traverse circularly the inputs vector.</w:t>
-            </w:r>
-          </w:p>
-          <w:p>
-            <w:pPr>
-              <w:spacing w:after="0" w:line="240" w:lineRule="auto"/>
-              <w:rPr>
-                <w:rFonts w:ascii="Arial Narrow" w:hAnsi="Arial Narrow" w:cs="Arial"/>
-                <w:lang w:val="en-US"/>
-              </w:rPr>
-            </w:pPr>
-            <w:r>
-              <w:rPr>
-                <w:rFonts w:ascii="Arial Narrow" w:hAnsi="Arial Narrow" w:cs="Arial"/>
-                <w:lang w:val="en-US"/>
-              </w:rPr>
-              <w:t xml:space="preserve">                              // If going before the index zero, set index</w:t>
-            </w:r>
-          </w:p>
-          <w:p>
-            <w:pPr>
-              <w:spacing w:after="0" w:line="240" w:lineRule="auto"/>
-              <w:rPr>
-                <w:rFonts w:ascii="Arial Narrow" w:hAnsi="Arial Narrow" w:cs="Arial"/>
-                <w:lang w:val="en-US"/>
-              </w:rPr>
-            </w:pPr>
-            <w:r>
-              <w:rPr>
-                <w:rFonts w:ascii="Arial Narrow" w:hAnsi="Arial Narrow" w:cs="Arial"/>
-                <w:lang w:val="en-US"/>
-              </w:rPr>
-              <w:t xml:space="preserve">                              // to the greatest one inside the vector</w:t>
-            </w:r>
-          </w:p>
-          <w:p>
-            <w:pPr>
-              <w:spacing w:after="0" w:line="240" w:lineRule="auto"/>
-              <w:rPr>
-                <w:rFonts w:ascii="Arial Narrow" w:hAnsi="Arial Narrow" w:cs="Arial"/>
-                <w:lang w:val="en-US"/>
-              </w:rPr>
-            </w:pPr>
-            <w:r>
-              <w:rPr>
-                <w:rFonts w:ascii="Arial Narrow" w:hAnsi="Arial Narrow" w:cs="Arial"/>
-                <w:lang w:val="en-US"/>
-              </w:rPr>
-              <w:t xml:space="preserve">    {</w:t>
-            </w:r>
-          </w:p>
-          <w:p>
-            <w:pPr>
-              <w:spacing w:after="0" w:line="240" w:lineRule="auto"/>
-              <w:rPr>
-                <w:rFonts w:ascii="Arial Narrow" w:hAnsi="Arial Narrow" w:cs="Arial"/>
-                <w:lang w:val="en-US"/>
-              </w:rPr>
-            </w:pPr>
-            <w:r>
-              <w:rPr>
-                <w:rFonts w:ascii="Arial Narrow" w:hAnsi="Arial Narrow" w:cs="Arial"/>
-                <w:lang w:val="en-US"/>
-              </w:rPr>
-              <w:t xml:space="preserve">      xZero = K - 1;</w:t>
-            </w:r>
-          </w:p>
-          <w:p>
-            <w:pPr>
-              <w:spacing w:after="0" w:line="240" w:lineRule="auto"/>
-              <w:rPr>
-                <w:rFonts w:ascii="Arial Narrow" w:hAnsi="Arial Narrow" w:cs="Arial"/>
-                <w:lang w:val="en-US"/>
-              </w:rPr>
-            </w:pPr>
-            <w:r>
-              <w:rPr>
-                <w:rFonts w:ascii="Arial Narrow" w:hAnsi="Arial Narrow" w:cs="Arial"/>
-                <w:lang w:val="en-US"/>
-              </w:rPr>
-              <w:t xml:space="preserve">    }</w:t>
-            </w:r>
-          </w:p>
-          <w:p>
-            <w:pPr>
-              <w:spacing w:after="0" w:line="240" w:lineRule="auto"/>
-              <w:rPr>
-                <w:rFonts w:ascii="Arial Narrow" w:hAnsi="Arial Narrow" w:cs="Arial"/>
-                <w:lang w:val="en-US"/>
-              </w:rPr>
-            </w:pPr>
-            <w:r>
-              <w:rPr>
-                <w:rFonts w:ascii="Arial Narrow" w:hAnsi="Arial Narrow" w:cs="Arial"/>
-                <w:lang w:val="en-US"/>
-              </w:rPr>
-              <w:t xml:space="preserve">  }</w:t>
-            </w:r>
-          </w:p>
-          <w:p>
-            <w:pPr>
-              <w:spacing w:after="0" w:line="240" w:lineRule="auto"/>
-              <w:rPr>
-                <w:rFonts w:ascii="Arial Narrow" w:hAnsi="Arial Narrow" w:cs="Arial"/>
-                <w:lang w:val="en-US"/>
-              </w:rPr>
-            </w:pPr>
-            <w:r>
-              <w:rPr>
-                <w:rFonts w:ascii="Arial Narrow" w:hAnsi="Arial Narrow" w:cs="Arial"/>
-                <w:lang w:val="en-US"/>
-              </w:rPr>
-              <w:t xml:space="preserve">  if( ++xZero &gt; K - 1 )   // Set a new xZero value in order to save next sample</w:t>
-            </w:r>
-          </w:p>
-          <w:p>
-            <w:pPr>
-              <w:spacing w:after="0" w:line="240" w:lineRule="auto"/>
-              <w:rPr>
-                <w:rFonts w:ascii="Arial Narrow" w:hAnsi="Arial Narrow" w:cs="Arial"/>
-                <w:lang w:val="en-US"/>
-              </w:rPr>
-            </w:pPr>
-            <w:r>
-              <w:rPr>
-                <w:rFonts w:ascii="Arial Narrow" w:hAnsi="Arial Narrow" w:cs="Arial"/>
-                <w:lang w:val="en-US"/>
-              </w:rPr>
-              <w:t xml:space="preserve">                              // If going after the greatest index in the array, set</w:t>
-            </w:r>
-          </w:p>
-          <w:p>
-            <w:pPr>
-              <w:spacing w:after="0" w:line="240" w:lineRule="auto"/>
-              <w:rPr>
-                <w:rFonts w:ascii="Arial Narrow" w:hAnsi="Arial Narrow" w:cs="Arial"/>
-                <w:lang w:val="en-US"/>
-              </w:rPr>
-            </w:pPr>
-            <w:r>
-              <w:rPr>
-                <w:rFonts w:ascii="Arial Narrow" w:hAnsi="Arial Narrow" w:cs="Arial"/>
-                <w:lang w:val="en-US"/>
-              </w:rPr>
-              <w:t xml:space="preserve">                              // index to zero</w:t>
-            </w:r>
-          </w:p>
-          <w:p>
-            <w:pPr>
-              <w:spacing w:after="0" w:line="240" w:lineRule="auto"/>
-              <w:rPr>
-                <w:rFonts w:ascii="Arial Narrow" w:hAnsi="Arial Narrow" w:cs="Arial"/>
-                <w:lang w:val="en-US"/>
-              </w:rPr>
-            </w:pPr>
-            <w:r>
-              <w:rPr>
-                <w:rFonts w:ascii="Arial Narrow" w:hAnsi="Arial Narrow" w:cs="Arial"/>
-                <w:lang w:val="en-US"/>
-              </w:rPr>
-              <w:t xml:space="preserve">  {</w:t>
-            </w:r>
-          </w:p>
-          <w:p>
-            <w:pPr>
-              <w:spacing w:after="0" w:line="240" w:lineRule="auto"/>
-              <w:rPr>
-                <w:rFonts w:ascii="Arial Narrow" w:hAnsi="Arial Narrow" w:cs="Arial"/>
-                <w:lang w:val="en-US"/>
-              </w:rPr>
-            </w:pPr>
-            <w:r>
-              <w:rPr>
-                <w:rFonts w:ascii="Arial Narrow" w:hAnsi="Arial Narrow" w:cs="Arial"/>
-                <w:lang w:val="en-US"/>
-              </w:rPr>
-              <w:t xml:space="preserve">    xZero = 0;</w:t>
-            </w:r>
-          </w:p>
-          <w:p>
-            <w:pPr>
-              <w:spacing w:after="0" w:line="240" w:lineRule="auto"/>
-              <w:rPr>
-                <w:rFonts w:ascii="Arial Narrow" w:hAnsi="Arial Narrow" w:cs="Arial"/>
-                <w:lang w:val="en-US"/>
-              </w:rPr>
-            </w:pPr>
-            <w:r>
-              <w:rPr>
-                <w:rFonts w:ascii="Arial Narrow" w:hAnsi="Arial Narrow" w:cs="Arial"/>
-                <w:lang w:val="en-US"/>
-              </w:rPr>
-              <w:t xml:space="preserve">  }</w:t>
-            </w:r>
-          </w:p>
-          <w:p>
-            <w:pPr>
-              <w:spacing w:after="0" w:line="240" w:lineRule="auto"/>
-              <w:rPr>
-                <w:rFonts w:ascii="Arial Narrow" w:hAnsi="Arial Narrow" w:cs="Arial"/>
-                <w:lang w:val="en-US"/>
-              </w:rPr>
-            </w:pPr>
-          </w:p>
-          <w:p>
-            <w:pPr>
-              <w:spacing w:after="0" w:line="240" w:lineRule="auto"/>
-              <w:rPr>
-                <w:rFonts w:ascii="Arial Narrow" w:hAnsi="Arial Narrow" w:cs="Arial"/>
-                <w:lang w:val="en-US"/>
-              </w:rPr>
-            </w:pPr>
-            <w:r>
-              <w:rPr>
-                <w:rFonts w:ascii="Arial Narrow" w:hAnsi="Arial Narrow" w:cs="Arial"/>
-                <w:lang w:val="en-US"/>
-              </w:rPr>
-              <w:t xml:space="preserve">  if(y &gt; 4095.0)</w:t>
-            </w:r>
-          </w:p>
-          <w:p>
-            <w:pPr>
-              <w:spacing w:after="0" w:line="240" w:lineRule="auto"/>
-              <w:rPr>
-                <w:rFonts w:ascii="Arial Narrow" w:hAnsi="Arial Narrow" w:cs="Arial"/>
-                <w:lang w:val="en-US"/>
-              </w:rPr>
-            </w:pPr>
-            <w:r>
-              <w:rPr>
-                <w:rFonts w:ascii="Arial Narrow" w:hAnsi="Arial Narrow" w:cs="Arial"/>
-                <w:lang w:val="en-US"/>
-              </w:rPr>
-              <w:t xml:space="preserve">      y = 4095.0;</w:t>
-            </w:r>
-          </w:p>
-          <w:p>
-            <w:pPr>
-              <w:spacing w:after="0" w:line="240" w:lineRule="auto"/>
-              <w:rPr>
-                <w:rFonts w:ascii="Arial Narrow" w:hAnsi="Arial Narrow" w:cs="Arial"/>
-                <w:lang w:val="en-US"/>
-              </w:rPr>
-            </w:pPr>
-            <w:r>
-              <w:rPr>
-                <w:rFonts w:ascii="Arial Narrow" w:hAnsi="Arial Narrow" w:cs="Arial"/>
-                <w:lang w:val="en-US"/>
-              </w:rPr>
-              <w:t xml:space="preserve">  else if(y &lt; 0.0)</w:t>
-            </w:r>
-          </w:p>
-          <w:p>
-            <w:pPr>
-              <w:spacing w:after="0" w:line="240" w:lineRule="auto"/>
-              <w:rPr>
-                <w:rFonts w:ascii="Arial Narrow" w:hAnsi="Arial Narrow" w:cs="Arial"/>
-                <w:lang w:val="en-US"/>
-              </w:rPr>
-            </w:pPr>
-            <w:r>
-              <w:rPr>
-                <w:rFonts w:ascii="Arial Narrow" w:hAnsi="Arial Narrow" w:cs="Arial"/>
-                <w:lang w:val="en-US"/>
-              </w:rPr>
-              <w:t xml:space="preserve">      y = 0.0;</w:t>
-            </w:r>
-          </w:p>
-          <w:p>
-            <w:pPr>
-              <w:spacing w:after="0" w:line="240" w:lineRule="auto"/>
-              <w:rPr>
-                <w:rFonts w:ascii="Arial Narrow" w:hAnsi="Arial Narrow" w:cs="Arial"/>
-                <w:lang w:val="en-US"/>
-              </w:rPr>
-            </w:pPr>
-          </w:p>
-          <w:p>
-            <w:pPr>
-              <w:spacing w:after="0" w:line="240" w:lineRule="auto"/>
-              <w:rPr>
-                <w:rFonts w:ascii="Arial Narrow" w:hAnsi="Arial Narrow" w:cs="Arial"/>
-                <w:lang w:val="en-US"/>
-              </w:rPr>
-            </w:pPr>
-          </w:p>
-          <w:p>
-            <w:pPr>
-              <w:spacing w:after="0" w:line="240" w:lineRule="auto"/>
-              <w:rPr>
-                <w:rFonts w:ascii="Arial Narrow" w:hAnsi="Arial Narrow" w:cs="Arial"/>
-                <w:lang w:val="en-US"/>
-              </w:rPr>
-            </w:pPr>
-            <w:r>
-              <w:rPr>
-                <w:rFonts w:ascii="Arial Narrow" w:hAnsi="Arial Narrow" w:cs="Arial"/>
-                <w:lang w:val="en-US"/>
-              </w:rPr>
-              <w:t xml:space="preserve">  DAC1-&gt;DHR12R2 = (uint16_t)y;</w:t>
-            </w:r>
-          </w:p>
-          <w:p>
-            <w:pPr>
-              <w:spacing w:after="0" w:line="240" w:lineRule="auto"/>
-              <w:rPr>
-                <w:rFonts w:ascii="Arial Narrow" w:hAnsi="Arial Narrow" w:cs="Arial"/>
-                <w:lang w:val="en-US"/>
-              </w:rPr>
-            </w:pPr>
-          </w:p>
-          <w:p>
-            <w:pPr>
-              <w:spacing w:after="0" w:line="240" w:lineRule="auto"/>
-              <w:rPr>
-                <w:rFonts w:ascii="Arial Narrow" w:hAnsi="Arial Narrow" w:cs="Arial"/>
-                <w:lang w:val="en-US"/>
-              </w:rPr>
-            </w:pPr>
-            <w:r>
-              <w:rPr>
-                <w:rFonts w:ascii="Arial Narrow" w:hAnsi="Arial Narrow" w:cs="Arial"/>
-                <w:lang w:val="en-US"/>
-              </w:rPr>
-              <w:t xml:space="preserve">  GPIOB-&gt;ODR &amp;= ~GPIO_ODR_OD2;</w:t>
-            </w:r>
-          </w:p>
-          <w:p>
-            <w:pPr>
-              <w:spacing w:after="0" w:line="240" w:lineRule="auto"/>
-              <w:rPr>
-                <w:rFonts w:ascii="Arial Narrow" w:hAnsi="Arial Narrow" w:cs="Arial"/>
-                <w:lang w:val="en-US"/>
-              </w:rPr>
-            </w:pPr>
-            <w:r>
-              <w:rPr>
-                <w:rFonts w:ascii="Arial Narrow" w:hAnsi="Arial Narrow" w:cs="Arial"/>
-                <w:lang w:val="en-US"/>
-              </w:rPr>
-              <w:t>}</w:t>
-            </w:r>
-          </w:p>
-          <w:p>
-            <w:pPr>
-              <w:spacing w:after="0" w:line="240" w:lineRule="auto"/>
-              <w:rPr>
-                <w:rFonts w:ascii="Arial Narrow" w:hAnsi="Arial Narrow" w:cs="Arial"/>
-                <w:lang w:val="en-US"/>
-              </w:rPr>
-            </w:pPr>
-          </w:p>
-          <w:p>
-            <w:pPr>
-              <w:spacing w:after="0" w:line="240" w:lineRule="auto"/>
-              <w:rPr>
-                <w:rFonts w:ascii="Arial Narrow" w:hAnsi="Arial Narrow" w:cs="Arial"/>
-                <w:lang w:val="en-US"/>
-              </w:rPr>
-            </w:pPr>
-            <w:r>
-              <w:rPr>
-                <w:rFonts w:ascii="Arial Narrow" w:hAnsi="Arial Narrow" w:cs="Arial"/>
-                <w:lang w:val="en-US"/>
-              </w:rPr>
-              <w:t>uint16_t ADCRead( void )</w:t>
+              <w:t xml:space="preserve">uint16_t </w:t>
+            </w:r>
+            <w:proofErr w:type="spellStart"/>
+            <w:proofErr w:type="gramStart"/>
+            <w:r>
+              <w:rPr>
+                <w:rFonts w:ascii="Arial Narrow" w:hAnsi="Arial Narrow" w:cs="Arial"/>
+                <w:lang w:val="en-US"/>
+              </w:rPr>
+              <w:t>ADCRead</w:t>
+            </w:r>
+            <w:proofErr w:type="spellEnd"/>
+            <w:r>
+              <w:rPr>
+                <w:rFonts w:ascii="Arial Narrow" w:hAnsi="Arial Narrow" w:cs="Arial"/>
+                <w:lang w:val="en-US"/>
+              </w:rPr>
+              <w:t>( void</w:t>
+            </w:r>
+            <w:proofErr w:type="gramEnd"/>
+            <w:r>
+              <w:rPr>
+                <w:rFonts w:ascii="Arial Narrow" w:hAnsi="Arial Narrow" w:cs="Arial"/>
+                <w:lang w:val="en-US"/>
+              </w:rPr>
+              <w:t xml:space="preserve"> )</w:t>
             </w:r>
           </w:p>
           <w:p>
@@ -3152,7 +3924,22 @@
                 <w:lang w:val="en-US"/>
               </w:rPr>
               <w:tab/>
-              <w:t>while( !( ADC1-&gt;ISR &amp; ADC_ISR_EOC ) );</w:t>
+            </w:r>
+            <w:proofErr w:type="gramStart"/>
+            <w:r>
+              <w:rPr>
+                <w:rFonts w:ascii="Arial Narrow" w:hAnsi="Arial Narrow" w:cs="Arial"/>
+                <w:lang w:val="en-US"/>
+              </w:rPr>
+              <w:t>while( !</w:t>
+            </w:r>
+            <w:proofErr w:type="gramEnd"/>
+            <w:r>
+              <w:rPr>
+                <w:rFonts w:ascii="Arial Narrow" w:hAnsi="Arial Narrow" w:cs="Arial"/>
+                <w:lang w:val="en-US"/>
+              </w:rPr>
+              <w:t>( ADC1-&gt;ISR &amp; ADC_ISR_EOC ) );</w:t>
             </w:r>
             <w:r>
               <w:rPr>
@@ -3437,6 +4224,96 @@
     </w:p>
     <w:p>
       <w:pPr>
+        <w:spacing w:after="0" w:line="240" w:lineRule="auto"/>
+        <w:jc w:val="both"/>
+        <w:rPr>
+          <w:rFonts w:ascii="Arial Narrow" w:hAnsi="Arial Narrow" w:cs="Arial"/>
+          <w:lang w:val="en-US"/>
+        </w:rPr>
+      </w:pPr>
+    </w:p>
+    <w:p>
+      <w:pPr>
+        <w:spacing w:after="0" w:line="240" w:lineRule="auto"/>
+        <w:jc w:val="both"/>
+        <w:rPr>
+          <w:rFonts w:ascii="Arial Narrow" w:hAnsi="Arial Narrow" w:cs="Arial"/>
+          <w:lang w:val="en-US"/>
+        </w:rPr>
+      </w:pPr>
+    </w:p>
+    <w:p>
+      <w:pPr>
+        <w:spacing w:after="0" w:line="240" w:lineRule="auto"/>
+        <w:jc w:val="both"/>
+        <w:rPr>
+          <w:rFonts w:ascii="Arial Narrow" w:hAnsi="Arial Narrow" w:cs="Arial"/>
+          <w:lang w:val="en-US"/>
+        </w:rPr>
+      </w:pPr>
+    </w:p>
+    <w:p>
+      <w:pPr>
+        <w:spacing w:after="0" w:line="240" w:lineRule="auto"/>
+        <w:jc w:val="both"/>
+        <w:rPr>
+          <w:rFonts w:ascii="Arial Narrow" w:hAnsi="Arial Narrow" w:cs="Arial"/>
+          <w:lang w:val="en-US"/>
+        </w:rPr>
+      </w:pPr>
+    </w:p>
+    <w:p>
+      <w:pPr>
+        <w:spacing w:after="0" w:line="240" w:lineRule="auto"/>
+        <w:jc w:val="both"/>
+        <w:rPr>
+          <w:rFonts w:ascii="Arial Narrow" w:hAnsi="Arial Narrow" w:cs="Arial"/>
+          <w:lang w:val="en-US"/>
+        </w:rPr>
+      </w:pPr>
+    </w:p>
+    <w:p>
+      <w:pPr>
+        <w:spacing w:after="0" w:line="240" w:lineRule="auto"/>
+        <w:jc w:val="both"/>
+        <w:rPr>
+          <w:rFonts w:ascii="Arial Narrow" w:hAnsi="Arial Narrow" w:cs="Arial"/>
+          <w:lang w:val="en-US"/>
+        </w:rPr>
+      </w:pPr>
+    </w:p>
+    <w:p>
+      <w:pPr>
+        <w:spacing w:after="0" w:line="240" w:lineRule="auto"/>
+        <w:jc w:val="both"/>
+        <w:rPr>
+          <w:rFonts w:ascii="Arial Narrow" w:hAnsi="Arial Narrow" w:cs="Arial"/>
+          <w:lang w:val="en-US"/>
+        </w:rPr>
+      </w:pPr>
+    </w:p>
+    <w:p>
+      <w:pPr>
+        <w:spacing w:after="0" w:line="240" w:lineRule="auto"/>
+        <w:jc w:val="both"/>
+        <w:rPr>
+          <w:rFonts w:ascii="Arial Narrow" w:hAnsi="Arial Narrow" w:cs="Arial"/>
+          <w:lang w:val="en-US"/>
+        </w:rPr>
+      </w:pPr>
+    </w:p>
+    <w:p>
+      <w:pPr>
+        <w:spacing w:after="0" w:line="240" w:lineRule="auto"/>
+        <w:jc w:val="both"/>
+        <w:rPr>
+          <w:rFonts w:ascii="Arial Narrow" w:hAnsi="Arial Narrow" w:cs="Arial"/>
+          <w:lang w:val="en-US"/>
+        </w:rPr>
+      </w:pPr>
+    </w:p>
+    <w:p>
+      <w:pPr>
         <w:spacing w:after="0"/>
         <w:rPr>
           <w:rFonts w:ascii="Arial Narrow" w:hAnsi="Arial Narrow"/>
@@ -3456,6 +4333,7 @@
           <w:iCs/>
           <w:lang w:val="en-US"/>
         </w:rPr>
+        <w:lastRenderedPageBreak/>
         <w:t>Section 2: FIR filter response</w:t>
       </w:r>
     </w:p>
@@ -3489,7 +4367,7 @@
         </w:rPr>
         <w:t xml:space="preserve">In </w:t>
       </w:r>
-      <w:hyperlink r:id="rId10" w:history="1">
+      <w:hyperlink r:id="rId11" w:history="1">
         <w:r>
           <w:rPr>
             <w:rStyle w:val="Hyperlink"/>
@@ -3557,7 +4435,7 @@
                     <pic:cNvPicPr/>
                   </pic:nvPicPr>
                   <pic:blipFill>
-                    <a:blip r:embed="rId11"/>
+                    <a:blip r:embed="rId12"/>
                     <a:stretch>
                       <a:fillRect/>
                     </a:stretch>
@@ -4175,8 +5053,8 @@
       </w:pPr>
     </w:p>
     <w:sectPr>
-      <w:headerReference w:type="default" r:id="rId12"/>
-      <w:footerReference w:type="default" r:id="rId13"/>
+      <w:headerReference w:type="default" r:id="rId13"/>
+      <w:footerReference w:type="default" r:id="rId14"/>
       <w:pgSz w:w="12240" w:h="15840"/>
       <w:pgMar w:top="851" w:right="567" w:bottom="567" w:left="851" w:header="142" w:footer="0" w:gutter="0"/>
       <w:cols w:space="708"/>
@@ -4332,7 +5210,7 @@
                 </wp:anchor>
               </w:drawing>
             </mc:Choice>
-            <mc:Fallback xmlns:w16du="http://schemas.microsoft.com/office/word/2023/wordml/word16du" xmlns:w16sdtfl="http://schemas.microsoft.com/office/word/2024/wordml/sdtformatlock">
+            <mc:Fallback xmlns:w16sdtfl="http://schemas.microsoft.com/office/word/2024/wordml/sdtformatlock" xmlns:w16du="http://schemas.microsoft.com/office/word/2023/wordml/word16du">
               <w:pict>
                 <v:rect w14:anchorId="523F16BE" id="Rectangle 58" o:spid="_x0000_s1026" style="position:absolute;margin-left:28.85pt;margin-top:7.7pt;width:558.2pt;height:3.6pt;z-index:-251644928;visibility:visible;mso-wrap-style:square;mso-width-percent:0;mso-height-percent:0;mso-wrap-distance-left:9pt;mso-wrap-distance-top:0;mso-wrap-distance-right:9pt;mso-wrap-distance-bottom:0;mso-position-horizontal:absolute;mso-position-horizontal-relative:page;mso-position-vertical:absolute;mso-position-vertical-relative:text;mso-width-percent:0;mso-height-percent:0;mso-width-relative:page;mso-height-relative:page;v-text-anchor:middle" o:gfxdata="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" fillcolor="#0f243e [1615]" stroked="f" strokeweight="2pt">
                   <w10:wrap type="tight" anchorx="page"/>
@@ -4742,7 +5620,7 @@
             </wp:anchor>
           </w:drawing>
         </mc:Choice>
-        <mc:Fallback xmlns:w16du="http://schemas.microsoft.com/office/word/2023/wordml/word16du" xmlns:w16sdtfl="http://schemas.microsoft.com/office/word/2024/wordml/sdtformatlock">
+        <mc:Fallback xmlns:w16sdtfl="http://schemas.microsoft.com/office/word/2024/wordml/sdtformatlock" xmlns:w16du="http://schemas.microsoft.com/office/word/2023/wordml/word16du">
           <w:pict>
             <v:rect w14:anchorId="4AD48C64" id="Rectangle 25" o:spid="_x0000_s1026" style="position:absolute;margin-left:-13.3pt;margin-top:37.65pt;width:558.2pt;height:3.6pt;z-index:-251646976;visibility:visible;mso-wrap-style:square;mso-width-percent:0;mso-height-percent:0;mso-wrap-distance-left:9pt;mso-wrap-distance-top:7.2pt;mso-wrap-distance-right:9pt;mso-wrap-distance-bottom:7.2pt;mso-position-horizontal:absolute;mso-position-horizontal-relative:margin;mso-position-vertical:absolute;mso-position-vertical-relative:top-margin-area;mso-width-percent:0;mso-height-percent:0;mso-width-relative:margin;mso-height-relative:margin;v-text-anchor:middle" o:gfxdata="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" fillcolor="#0f243e [1615]" stroked="f" strokeweight="2pt">
               <w10:wrap type="square" anchorx="margin" anchory="margin"/>
